--- a/CLG-Mexico/CLG墨西哥市场商业计划书_2026.docx
+++ b/CLG-Mexico/CLG墨西哥市场商业计划书_2026.docx
@@ -25,9 +25,9 @@
             <w:tcW w:type="dxa" w:w="10091"/>
             <w:shd w:val="clear" w:color="auto" w:fill="0B2545"/>
             <w:tcMar>
-              <w:top w:w="140" w:type="dxa"/>
+              <w:top w:w="110" w:type="dxa"/>
               <w:left w:w="220" w:type="dxa"/>
-              <w:bottom w:w="120" w:type="dxa"/>
+              <w:bottom w:w="95" w:type="dxa"/>
               <w:right w:w="180" w:type="dxa"/>
             </w:tcMar>
           </w:tcPr>
@@ -74,7 +74,7 @@
                 <w:color w:val="CFD7E3"/>
                 <w:sz w:val="21"/>
               </w:rPr>
-              <w:t>轻资产双城起步 · 寄售零库存模式 · 自有品牌长期化</w:t>
+              <w:t>极致轻资产 · 寄售零库存 · 15 人双城精兵</w:t>
             </w:r>
           </w:p>
           <w:p>
@@ -89,7 +89,7 @@
                 <w:color w:val="B08D3F"/>
                 <w:sz w:val="16"/>
               </w:rPr>
-              <w:t>墨西哥城 CDMX  ×  蒙特雷 MONTERREY    |    融资需求 140 万美元    |    2026年9月</w:t>
+              <w:t>墨西哥城 CDMX  ×  蒙特雷 MONTERREY    |    融资需求 100 万美元    |    2026年9月</w:t>
             </w:r>
           </w:p>
         </w:tc>
@@ -188,7 +188,7 @@
     </w:p>
     <w:p>
       <w:pPr>
-        <w:spacing w:before="0" w:after="90" w:lineRule="auto" w:line="274"/>
+        <w:spacing w:before="0" w:after="70" w:lineRule="auto" w:line="264"/>
         <w:ind w:left="181"/>
         <w:jc w:val="both"/>
       </w:pPr>
@@ -200,7 +200,7 @@
           <w:color w:val="33404F"/>
           <w:sz w:val="16"/>
         </w:rPr>
-        <w:t>合作方将其位于墨西哥城仓库的约 2 亿比索（1,080 万美元）低价实物库存，以寄售（consignación）方式无偿交由 CLG 销售，售出后按约定结算价付款。CLG 无需垫付一分钱采购款，不承担库存资金占用、滞销跌价、仓储损耗与进口汇率风险——这些全部由合作方承担。对投资人而言，这意味着本项目的资产负债表上没有最容易出问题的那一项。同时，因货源取得成本极低，CLG 可将售价定在市场价以下 15–20%，仍实现约 50% 毛利率，本地同业按正常 FOB 加运费、关税与 16% 增值税采购，毛利率天花板仅 20–25%。</w:t>
+        <w:t>合作方将其位于墨西哥城仓库的约 2 亿比索（1,080 万美元）低价实物库存，以寄售（consignación）方式无偿交由 CLG 销售，售出后按约定结算价付款。CLG 无需垫付一分钱采购款，不承担库存资金占用、滞销跌价、仓储损耗与进口汇率风险——这些全部由合作方承担，本项目的资产负债表上没有最容易出问题的那一项。同时因货源取得成本极低，CLG 可将售价定在市场价以下 15–20% 仍实现约 50% 毛利率，本地同业按正常 FOB 加运费、关税与 16% 增值税采购，毛利率天花板仅 20–25%。</w:t>
       </w:r>
     </w:p>
     <w:p>
@@ -226,7 +226,7 @@
           <w:color w:val="0B2545"/>
           <w:sz w:val="18"/>
         </w:rPr>
-        <w:t>02  融资需求仅 140 万美元，第 4 个月起完全由经营收入自我滚动</w:t>
+        <w:t>02  融资需求仅 100 万美元，且首年即实现净利润</w:t>
       </w:r>
       <w:r>
         <w:rPr>
@@ -250,7 +250,7 @@
     </w:p>
     <w:p>
       <w:pPr>
-        <w:spacing w:before="0" w:after="90" w:lineRule="auto" w:line="274"/>
+        <w:spacing w:before="0" w:after="70" w:lineRule="auto" w:line="264"/>
         <w:ind w:left="181"/>
         <w:jc w:val="both"/>
       </w:pPr>
@@ -262,7 +262,7 @@
           <w:color w:val="33404F"/>
           <w:sz w:val="16"/>
         </w:rPr>
-        <w:t>由于无需备货资金，初始投资仅由三项构成：人力成本、双城租金与运营费用（另加蒙特雷场地一次性装修与信息化投入）。启动资金 2,590 万比索（140 万美元）覆盖前 3 个月全部支出与场地建设；自第 4 个月起，自有品牌量产、平台迭代、SKU 扩展与第三城筹备等全部扩张性支出均由经营现金流滚动再投资，不再需要追加股权融资。首年 EBITDA 即接近盈亏平衡（+65 万比索），第三季度单季转正。</w:t>
+        <w:t>由于无需备货资金，初始投资仅由人力、双城租金、运营费用与蒙特雷场地一次性建设构成。成本控制贯彻到每一项：展厅采用模块化陈列，装修预算压缩至常规方案的 20%；仓库货架、叉车、配送车辆与办公设备全部采购二手。启动资金 1,850 万比索（100 万美元）覆盖前 3 个月全部支出与场地建设；自第 4 个月起，自有品牌量产、平台迭代、SKU 扩展与第三城筹备等全部扩张性支出均由经营现金流滚动再投资，不再需要追加股权融资。首年 EBITDA 即达 415 万比索（8.4%），净利润 217 万比索，第二季度单季转正。</w:t>
       </w:r>
     </w:p>
     <w:p>
@@ -312,7 +312,7 @@
     </w:p>
     <w:p>
       <w:pPr>
-        <w:spacing w:before="0" w:after="90" w:lineRule="auto" w:line="274"/>
+        <w:spacing w:before="0" w:after="70" w:lineRule="auto" w:line="264"/>
         <w:ind w:left="181"/>
         <w:jc w:val="both"/>
       </w:pPr>
@@ -324,7 +324,7 @@
           <w:color w:val="33404F"/>
           <w:sz w:val="16"/>
         </w:rPr>
-        <w:t>本版计划书的各年度收入均按内部业务测算值的 30% 保守计列（首年 4,950 万比索、第三年 2.55 亿比索），人员编制压缩至 29 人，两座城市由总经理一人统管、不设独立分公司经理层。即便在此极度保守的假设下，第三年 EBITDA 仍达 3,955 万比索（214 万美元），为融资总额的 1.4 倍；三年累计 EBITDA 为融资额的 1.8 倍。实际执行超出保守口径的部分，构成投资人的纯上行空间。</w:t>
+        <w:t>各年度收入均按内部业务测算值的 30% 保守计列（首年 4,950 万比索、第三年 2.55 亿比索），人员编制压缩至 15 人（较原方案减少 76%），两城由总经理一人统管、设计与创意全部外包。即便在此极度保守的假设下，第三年 EBITDA 仍达 4,780 万比索（258 万美元），为融资总额的 2.6 倍；三年累计 EBITDA 为融资额的 3.9 倍、累计净利润为 2.5 倍。超出保守口径的部分，构成投资人的纯上行空间。</w:t>
       </w:r>
     </w:p>
     <w:p>
@@ -434,7 +434,7 @@
                 <w:color w:val="0B2545"/>
                 <w:sz w:val="26"/>
               </w:rPr>
-              <w:t>140万</w:t>
+              <w:t>100万</w:t>
             </w:r>
           </w:p>
           <w:p>
@@ -479,7 +479,7 @@
                 <w:color w:val="0B2545"/>
                 <w:sz w:val="26"/>
               </w:rPr>
-              <w:t>29人</w:t>
+              <w:t>15人</w:t>
             </w:r>
           </w:p>
           <w:p>
@@ -524,7 +524,7 @@
                 <w:color w:val="0B2545"/>
                 <w:sz w:val="26"/>
               </w:rPr>
-              <w:t>第4个月</w:t>
+              <w:t>217万</w:t>
             </w:r>
           </w:p>
           <w:p>
@@ -540,7 +540,7 @@
                 <w:color w:val="5A6472"/>
                 <w:sz w:val="14"/>
               </w:rPr>
-              <w:t>起由经营收入自给</w:t>
+              <w:t>首年净利润（比索）</w:t>
             </w:r>
           </w:p>
         </w:tc>
@@ -569,7 +569,7 @@
                 <w:color w:val="0B2545"/>
                 <w:sz w:val="26"/>
               </w:rPr>
-              <w:t>3,955万</w:t>
+              <w:t>4,780万</w:t>
             </w:r>
           </w:p>
           <w:p>
@@ -1313,7 +1313,7 @@
                 <w:color w:val="1A1A1A"/>
                 <w:sz w:val="16"/>
               </w:rPr>
-              <w:t>24.1 / 48.7%</w:t>
+              <w:t>20.6 / 41.6%</w:t>
             </w:r>
           </w:p>
         </w:tc>
@@ -1343,7 +1343,7 @@
                 <w:color w:val="1A1A1A"/>
                 <w:sz w:val="16"/>
               </w:rPr>
-              <w:t>50.5 / 40.1%</w:t>
+              <w:t>41.3 / 32.8%</w:t>
             </w:r>
           </w:p>
         </w:tc>
@@ -1373,7 +1373,7 @@
                 <w:color w:val="1A1A1A"/>
                 <w:sz w:val="16"/>
               </w:rPr>
-              <w:t>80.3 / 31.5%</w:t>
+              <w:t>72.0 / 28.2%</w:t>
             </w:r>
           </w:p>
         </w:tc>
@@ -1403,7 +1403,7 @@
                 <w:color w:val="1A1A1A"/>
                 <w:sz w:val="16"/>
               </w:rPr>
-              <w:t>154.9</w:t>
+              <w:t>133.9</w:t>
             </w:r>
           </w:p>
         </w:tc>
@@ -1462,7 +1462,7 @@
                 <w:color w:val="1A1A1A"/>
                 <w:sz w:val="16"/>
               </w:rPr>
-              <w:t>0.65 / 1.3%</w:t>
+              <w:t>4.15 / 8.4%</w:t>
             </w:r>
           </w:p>
         </w:tc>
@@ -1491,7 +1491,7 @@
                 <w:color w:val="1A1A1A"/>
                 <w:sz w:val="16"/>
               </w:rPr>
-              <w:t>10.0 / 7.9%</w:t>
+              <w:t>19.2 / 15.2%</w:t>
             </w:r>
           </w:p>
         </w:tc>
@@ -1520,7 +1520,7 @@
                 <w:color w:val="1A1A1A"/>
                 <w:sz w:val="16"/>
               </w:rPr>
-              <w:t>39.6 / 15.5%</w:t>
+              <w:t>47.8 / 18.8%</w:t>
             </w:r>
           </w:p>
         </w:tc>
@@ -1549,7 +1549,7 @@
                 <w:color w:val="1A1A1A"/>
                 <w:sz w:val="16"/>
               </w:rPr>
-              <w:t>50.3</w:t>
+              <w:t>71.2</w:t>
             </w:r>
           </w:p>
         </w:tc>
@@ -1610,7 +1610,7 @@
                 <w:color w:val="1A1A1A"/>
                 <w:sz w:val="16"/>
               </w:rPr>
-              <w:t>(1.1) / —</w:t>
+              <w:t>2.17 / 4.4%</w:t>
             </w:r>
           </w:p>
         </w:tc>
@@ -1640,7 +1640,7 @@
                 <w:color w:val="1A1A1A"/>
                 <w:sz w:val="16"/>
               </w:rPr>
-              <w:t>5.4 / 4.3%</w:t>
+              <w:t>12.2 / 9.7%</w:t>
             </w:r>
           </w:p>
         </w:tc>
@@ -1670,7 +1670,7 @@
                 <w:color w:val="1A1A1A"/>
                 <w:sz w:val="16"/>
               </w:rPr>
-              <w:t>24.8 / 9.7%</w:t>
+              <w:t>31.7 / 12.4%</w:t>
             </w:r>
           </w:p>
         </w:tc>
@@ -1700,7 +1700,7 @@
                 <w:color w:val="1A1A1A"/>
                 <w:sz w:val="16"/>
               </w:rPr>
-              <w:t>29.1</w:t>
+              <w:t>46.1</w:t>
             </w:r>
           </w:p>
         </w:tc>
@@ -2056,7 +2056,7 @@
                 <w:color w:val="1A1A1A"/>
                 <w:sz w:val="16"/>
               </w:rPr>
-              <w:t>29 / 171万</w:t>
+              <w:t>15 / 330万</w:t>
             </w:r>
           </w:p>
         </w:tc>
@@ -2085,7 +2085,7 @@
                 <w:color w:val="1A1A1A"/>
                 <w:sz w:val="16"/>
               </w:rPr>
-              <w:t>52 / 242万</w:t>
+              <w:t>26 / 485万</w:t>
             </w:r>
           </w:p>
         </w:tc>
@@ -2114,7 +2114,7 @@
                 <w:color w:val="1A1A1A"/>
                 <w:sz w:val="16"/>
               </w:rPr>
-              <w:t>95 / 268万</w:t>
+              <w:t>48 / 531万</w:t>
             </w:r>
           </w:p>
         </w:tc>
@@ -2143,7 +2143,7 @@
                 <w:color w:val="1A1A1A"/>
                 <w:sz w:val="16"/>
               </w:rPr>
-              <w:t>精简高效</w:t>
+              <w:t>代理商网络放大人效</w:t>
             </w:r>
           </w:p>
         </w:tc>
@@ -2176,7 +2176,7 @@
           <w:color w:val="5A6472"/>
           <w:sz w:val="14"/>
         </w:rPr>
-        <w:t>注：汇率按 1 美元 = 18.50 比索测算，全部收入按内部测算值的 30% 保守计列。首年小幅净亏损 110 万比索（约 6 万美元）源于蒙特雷场地建设与团队先行投入；第三季度单季 EBITDA 转正，第四季度 EBITDA 率达 14.2%；首年亏损按墨西哥税法可结转抵扣第二年应税所得（已计入第二年税负）。</w:t>
+        <w:t>注：汇率按 1 美元 = 18.50 比索测算。首年即实现 EBITDA 415 万比索与净利润 217 万比索，第二季度单季转正。人均产出高于行业常规，系因仓储主体在合作方仓库、配送由集团自有物流承担、终端覆盖由代理商网络完成——15 人只负责决策、系统、大客户与渠道管理。</w:t>
       </w:r>
     </w:p>
     <w:p>
@@ -2385,7 +2385,7 @@
           </w:tcPr>
           <w:p>
             <w:pPr>
-              <w:spacing w:before="24" w:after="24" w:lineRule="auto" w:line="264"/>
+              <w:spacing w:before="12" w:after="12" w:lineRule="auto" w:line="264"/>
             </w:pPr>
             <w:r/>
             <w:r>
@@ -2413,7 +2413,7 @@
           </w:tcPr>
           <w:p>
             <w:pPr>
-              <w:spacing w:before="24" w:after="24" w:lineRule="auto" w:line="264"/>
+              <w:spacing w:before="12" w:after="12" w:lineRule="auto" w:line="264"/>
             </w:pPr>
             <w:r/>
             <w:r>
@@ -2441,7 +2441,7 @@
           </w:tcPr>
           <w:p>
             <w:pPr>
-              <w:spacing w:before="24" w:after="24" w:lineRule="auto" w:line="264"/>
+              <w:spacing w:before="12" w:after="12" w:lineRule="auto" w:line="264"/>
             </w:pPr>
             <w:r/>
             <w:r>
@@ -2469,7 +2469,7 @@
           </w:tcPr>
           <w:p>
             <w:pPr>
-              <w:spacing w:before="24" w:after="24" w:lineRule="auto" w:line="264"/>
+              <w:spacing w:before="12" w:after="12" w:lineRule="auto" w:line="264"/>
             </w:pPr>
             <w:r/>
             <w:r>
@@ -2500,7 +2500,7 @@
           </w:tcPr>
           <w:p>
             <w:pPr>
-              <w:spacing w:before="24" w:after="24" w:lineRule="auto" w:line="264"/>
+              <w:spacing w:before="12" w:after="12" w:lineRule="auto" w:line="264"/>
             </w:pPr>
             <w:r/>
             <w:r>
@@ -2529,7 +2529,7 @@
           </w:tcPr>
           <w:p>
             <w:pPr>
-              <w:spacing w:before="24" w:after="24" w:lineRule="auto" w:line="264"/>
+              <w:spacing w:before="12" w:after="12" w:lineRule="auto" w:line="264"/>
             </w:pPr>
             <w:r/>
             <w:r>
@@ -2558,7 +2558,7 @@
           </w:tcPr>
           <w:p>
             <w:pPr>
-              <w:spacing w:before="24" w:after="24" w:lineRule="auto" w:line="264"/>
+              <w:spacing w:before="12" w:after="12" w:lineRule="auto" w:line="264"/>
             </w:pPr>
             <w:r/>
             <w:r>
@@ -2587,7 +2587,7 @@
           </w:tcPr>
           <w:p>
             <w:pPr>
-              <w:spacing w:before="24" w:after="24" w:lineRule="auto" w:line="264"/>
+              <w:spacing w:before="12" w:after="12" w:lineRule="auto" w:line="264"/>
             </w:pPr>
             <w:r/>
             <w:r>
@@ -2617,7 +2617,7 @@
           </w:tcPr>
           <w:p>
             <w:pPr>
-              <w:spacing w:before="24" w:after="24" w:lineRule="auto" w:line="264"/>
+              <w:spacing w:before="12" w:after="12" w:lineRule="auto" w:line="264"/>
             </w:pPr>
             <w:r/>
             <w:r>
@@ -2645,7 +2645,7 @@
           </w:tcPr>
           <w:p>
             <w:pPr>
-              <w:spacing w:before="24" w:after="24" w:lineRule="auto" w:line="264"/>
+              <w:spacing w:before="12" w:after="12" w:lineRule="auto" w:line="264"/>
             </w:pPr>
             <w:r/>
             <w:r>
@@ -2673,7 +2673,7 @@
           </w:tcPr>
           <w:p>
             <w:pPr>
-              <w:spacing w:before="24" w:after="24" w:lineRule="auto" w:line="264"/>
+              <w:spacing w:before="12" w:after="12" w:lineRule="auto" w:line="264"/>
             </w:pPr>
             <w:r/>
             <w:r>
@@ -2684,7 +2684,7 @@
                 <w:color w:val="1A1A1A"/>
                 <w:sz w:val="14"/>
               </w:rPr>
-              <w:t>29 人；总经理一人统管两城，不设分公司经理层</w:t>
+              <w:t>15 人；总经理一人统管两城，设计与创意外包</w:t>
             </w:r>
           </w:p>
         </w:tc>
@@ -2701,7 +2701,7 @@
           </w:tcPr>
           <w:p>
             <w:pPr>
-              <w:spacing w:before="24" w:after="24" w:lineRule="auto" w:line="264"/>
+              <w:spacing w:before="12" w:after="12" w:lineRule="auto" w:line="264"/>
             </w:pPr>
             <w:r/>
             <w:r>
@@ -2712,7 +2712,7 @@
                 <w:color w:val="1A1A1A"/>
                 <w:sz w:val="14"/>
               </w:rPr>
-              <w:t>年化人工节省约 1,410 万比索，决策零时延</w:t>
+              <w:t>减少 76%，年化人工节省约 1,780 万比索</w:t>
             </w:r>
           </w:p>
         </w:tc>
@@ -2732,7 +2732,7 @@
           </w:tcPr>
           <w:p>
             <w:pPr>
-              <w:spacing w:before="24" w:after="24" w:lineRule="auto" w:line="264"/>
+              <w:spacing w:before="12" w:after="12" w:lineRule="auto" w:line="264"/>
             </w:pPr>
             <w:r/>
             <w:r>
@@ -2743,7 +2743,7 @@
                 <w:color w:val="1A1A1A"/>
                 <w:sz w:val="14"/>
               </w:rPr>
-              <w:t>融资需求</w:t>
+              <w:t>场地装修与设备</w:t>
             </w:r>
           </w:p>
         </w:tc>
@@ -2761,7 +2761,7 @@
           </w:tcPr>
           <w:p>
             <w:pPr>
-              <w:spacing w:before="24" w:after="24" w:lineRule="auto" w:line="264"/>
+              <w:spacing w:before="12" w:after="12" w:lineRule="auto" w:line="264"/>
             </w:pPr>
             <w:r/>
             <w:r>
@@ -2772,7 +2772,7 @@
                 <w:color w:val="1A1A1A"/>
                 <w:sz w:val="14"/>
               </w:rPr>
-              <w:t>400 万美元</w:t>
+              <w:t>展厅重装 + 全新货架、叉车、车辆与办公设备</w:t>
             </w:r>
           </w:p>
         </w:tc>
@@ -2790,7 +2790,7 @@
           </w:tcPr>
           <w:p>
             <w:pPr>
-              <w:spacing w:before="24" w:after="24" w:lineRule="auto" w:line="264"/>
+              <w:spacing w:before="12" w:after="12" w:lineRule="auto" w:line="264"/>
             </w:pPr>
             <w:r/>
             <w:r>
@@ -2801,7 +2801,7 @@
                 <w:color w:val="1A1A1A"/>
                 <w:sz w:val="14"/>
               </w:rPr>
-              <w:t>140 万美元（仅人力、双城租金与运营费）</w:t>
+              <w:t>装修预算压缩至常规方案的 20%；设备与车辆全部二手</w:t>
             </w:r>
           </w:p>
         </w:tc>
@@ -2819,7 +2819,7 @@
           </w:tcPr>
           <w:p>
             <w:pPr>
-              <w:spacing w:before="24" w:after="24" w:lineRule="auto" w:line="264"/>
+              <w:spacing w:before="12" w:after="12" w:lineRule="auto" w:line="264"/>
             </w:pPr>
             <w:r/>
             <w:r>
@@ -2830,7 +2830,7 @@
                 <w:color w:val="1A1A1A"/>
                 <w:sz w:val="14"/>
               </w:rPr>
-              <w:t>融资规模下降 65%，稀释度同步下降</w:t>
+              <w:t>该科目由 733 万比索降至 193 万比索</w:t>
             </w:r>
           </w:p>
         </w:tc>
@@ -2849,7 +2849,7 @@
           </w:tcPr>
           <w:p>
             <w:pPr>
-              <w:spacing w:before="24" w:after="24" w:lineRule="auto" w:line="264"/>
+              <w:spacing w:before="12" w:after="12" w:lineRule="auto" w:line="264"/>
             </w:pPr>
             <w:r/>
             <w:r>
@@ -2860,7 +2860,7 @@
                 <w:color w:val="1A1A1A"/>
                 <w:sz w:val="14"/>
               </w:rPr>
-              <w:t>后续扩张资金</w:t>
+              <w:t>融资需求与后续扩张</w:t>
             </w:r>
           </w:p>
         </w:tc>
@@ -2877,7 +2877,7 @@
           </w:tcPr>
           <w:p>
             <w:pPr>
-              <w:spacing w:before="24" w:after="24" w:lineRule="auto" w:line="264"/>
+              <w:spacing w:before="12" w:after="12" w:lineRule="auto" w:line="264"/>
             </w:pPr>
             <w:r/>
             <w:r>
@@ -2888,7 +2888,7 @@
                 <w:color w:val="1A1A1A"/>
                 <w:sz w:val="14"/>
               </w:rPr>
-              <w:t>需追加股权融资</w:t>
+              <w:t>400 万美元；后续仍需追加股权融资</w:t>
             </w:r>
           </w:p>
         </w:tc>
@@ -2905,7 +2905,7 @@
           </w:tcPr>
           <w:p>
             <w:pPr>
-              <w:spacing w:before="24" w:after="24" w:lineRule="auto" w:line="264"/>
+              <w:spacing w:before="12" w:after="12" w:lineRule="auto" w:line="264"/>
             </w:pPr>
             <w:r/>
             <w:r>
@@ -2916,7 +2916,7 @@
                 <w:color w:val="1A1A1A"/>
                 <w:sz w:val="14"/>
               </w:rPr>
-              <w:t>第 4 个月起由经营收入滚动再投资</w:t>
+              <w:t>100 万美元（仅人力、双城租金与运营费）；第 4 个月起由经营收入滚动再投资</w:t>
             </w:r>
           </w:p>
         </w:tc>
@@ -2933,7 +2933,7 @@
           </w:tcPr>
           <w:p>
             <w:pPr>
-              <w:spacing w:before="24" w:after="24" w:lineRule="auto" w:line="264"/>
+              <w:spacing w:before="12" w:after="12" w:lineRule="auto" w:line="264"/>
             </w:pPr>
             <w:r/>
             <w:r>
@@ -2944,7 +2944,7 @@
                 <w:color w:val="1A1A1A"/>
                 <w:sz w:val="14"/>
               </w:rPr>
-              <w:t>无需追加融资，现金流自我闭环</w:t>
+              <w:t>融资规模下降 75%，且三年内无需追加融资</w:t>
             </w:r>
           </w:p>
         </w:tc>
@@ -2964,7 +2964,7 @@
           </w:tcPr>
           <w:p>
             <w:pPr>
-              <w:spacing w:before="24" w:after="24" w:lineRule="auto" w:line="264"/>
+              <w:spacing w:before="12" w:after="12" w:lineRule="auto" w:line="264"/>
             </w:pPr>
             <w:r/>
             <w:r>
@@ -2993,7 +2993,7 @@
           </w:tcPr>
           <w:p>
             <w:pPr>
-              <w:spacing w:before="24" w:after="24" w:lineRule="auto" w:line="264"/>
+              <w:spacing w:before="12" w:after="12" w:lineRule="auto" w:line="264"/>
             </w:pPr>
             <w:r/>
             <w:r>
@@ -3022,7 +3022,7 @@
           </w:tcPr>
           <w:p>
             <w:pPr>
-              <w:spacing w:before="24" w:after="24" w:lineRule="auto" w:line="264"/>
+              <w:spacing w:before="12" w:after="12" w:lineRule="auto" w:line="264"/>
             </w:pPr>
             <w:r/>
             <w:r>
@@ -3051,7 +3051,7 @@
           </w:tcPr>
           <w:p>
             <w:pPr>
-              <w:spacing w:before="24" w:after="24" w:lineRule="auto" w:line="264"/>
+              <w:spacing w:before="12" w:after="12" w:lineRule="auto" w:line="264"/>
             </w:pPr>
             <w:r/>
             <w:r>
@@ -7886,7 +7886,7 @@
                 <w:color w:val="0B2545"/>
                 <w:sz w:val="23"/>
               </w:rPr>
-              <w:t>组织架构与人力配置（精简至 29 人）</w:t>
+              <w:t>组织架构与人力配置（精简至 15 人）</w:t>
             </w:r>
             <w:r>
               <w:rPr>
@@ -8118,7 +8118,7 @@
                 <w:color w:val="1A1A1A"/>
                 <w:sz w:val="15"/>
               </w:rPr>
-              <w:t>高管与行政（总经理一人统管两城）</w:t>
+              <w:t>高管（总经理一人统管两城）</w:t>
             </w:r>
           </w:p>
         </w:tc>
@@ -8147,7 +8147,7 @@
                 <w:color w:val="1A1A1A"/>
                 <w:sz w:val="15"/>
               </w:rPr>
-              <w:t>2</w:t>
+              <w:t>1</w:t>
             </w:r>
           </w:p>
         </w:tc>
@@ -8205,7 +8205,7 @@
                 <w:color w:val="1A1A1A"/>
                 <w:sz w:val="15"/>
               </w:rPr>
-              <w:t>2</w:t>
+              <w:t>1</w:t>
             </w:r>
           </w:p>
         </w:tc>
@@ -8234,7 +8234,7 @@
                 <w:color w:val="1A1A1A"/>
                 <w:sz w:val="15"/>
               </w:rPr>
-              <w:t>272,700</w:t>
+              <w:t>243,000</w:t>
             </w:r>
           </w:p>
         </w:tc>
@@ -8295,7 +8295,7 @@
                 <w:color w:val="1A1A1A"/>
                 <w:sz w:val="15"/>
               </w:rPr>
-              <w:t>6</w:t>
+              <w:t>4</w:t>
             </w:r>
           </w:p>
         </w:tc>
@@ -8325,7 +8325,7 @@
                 <w:color w:val="1A1A1A"/>
                 <w:sz w:val="15"/>
               </w:rPr>
-              <w:t>6</w:t>
+              <w:t>4</w:t>
             </w:r>
           </w:p>
         </w:tc>
@@ -8355,7 +8355,7 @@
                 <w:color w:val="1A1A1A"/>
                 <w:sz w:val="15"/>
               </w:rPr>
-              <w:t>12</w:t>
+              <w:t>8</w:t>
             </w:r>
           </w:p>
         </w:tc>
@@ -8385,7 +8385,7 @@
                 <w:color w:val="1A1A1A"/>
                 <w:sz w:val="15"/>
               </w:rPr>
-              <w:t>392,850</w:t>
+              <w:t>295,650</w:t>
             </w:r>
           </w:p>
         </w:tc>
@@ -8444,7 +8444,7 @@
                 <w:color w:val="1A1A1A"/>
                 <w:sz w:val="15"/>
               </w:rPr>
-              <w:t>5</w:t>
+              <w:t>2</w:t>
             </w:r>
           </w:p>
         </w:tc>
@@ -8473,7 +8473,7 @@
                 <w:color w:val="1A1A1A"/>
                 <w:sz w:val="15"/>
               </w:rPr>
-              <w:t>3</w:t>
+              <w:t>1</w:t>
             </w:r>
           </w:p>
         </w:tc>
@@ -8502,7 +8502,7 @@
                 <w:color w:val="1A1A1A"/>
                 <w:sz w:val="15"/>
               </w:rPr>
-              <w:t>8</w:t>
+              <w:t>3</w:t>
             </w:r>
           </w:p>
         </w:tc>
@@ -8531,7 +8531,7 @@
                 <w:color w:val="1A1A1A"/>
                 <w:sz w:val="15"/>
               </w:rPr>
-              <w:t>157,950</w:t>
+              <w:t>44,550</w:t>
             </w:r>
           </w:p>
         </w:tc>
@@ -8592,7 +8592,7 @@
                 <w:color w:val="1A1A1A"/>
                 <w:sz w:val="15"/>
               </w:rPr>
-              <w:t>3</w:t>
+              <w:t>2</w:t>
             </w:r>
           </w:p>
         </w:tc>
@@ -8652,7 +8652,7 @@
                 <w:color w:val="1A1A1A"/>
                 <w:sz w:val="15"/>
               </w:rPr>
-              <w:t>3</w:t>
+              <w:t>2</w:t>
             </w:r>
           </w:p>
         </w:tc>
@@ -8682,7 +8682,7 @@
                 <w:color w:val="1A1A1A"/>
                 <w:sz w:val="15"/>
               </w:rPr>
-              <w:t>182,250</w:t>
+              <w:t>121,500</w:t>
             </w:r>
           </w:p>
         </w:tc>
@@ -8712,7 +8712,7 @@
                 <w:color w:val="1A1A1A"/>
                 <w:sz w:val="15"/>
               </w:rPr>
-              <w:t>设计与品牌</w:t>
+              <w:t>财务、采购与行政（兼客服）</w:t>
             </w:r>
           </w:p>
         </w:tc>
@@ -8859,7 +8859,7 @@
                 <w:color w:val="1A1A1A"/>
                 <w:sz w:val="15"/>
               </w:rPr>
-              <w:t>财务、采购与行政</w:t>
+              <w:t>设计与品牌</w:t>
             </w:r>
           </w:p>
         </w:tc>
@@ -8889,7 +8889,7 @@
                 <w:color w:val="1A1A1A"/>
                 <w:sz w:val="15"/>
               </w:rPr>
-              <w:t>1</w:t>
+              <w:t>外包</w:t>
             </w:r>
           </w:p>
         </w:tc>
@@ -8919,7 +8919,7 @@
                 <w:color w:val="1A1A1A"/>
                 <w:sz w:val="15"/>
               </w:rPr>
-              <w:t>1</w:t>
+              <w:t>外包</w:t>
             </w:r>
           </w:p>
         </w:tc>
@@ -8949,7 +8949,7 @@
                 <w:color w:val="1A1A1A"/>
                 <w:sz w:val="15"/>
               </w:rPr>
-              <w:t>2</w:t>
+              <w:t>0</w:t>
             </w:r>
           </w:p>
         </w:tc>
@@ -8979,153 +8979,7 @@
                 <w:color w:val="1A1A1A"/>
                 <w:sz w:val="15"/>
               </w:rPr>
-              <w:t>91,800</w:t>
-            </w:r>
-          </w:p>
-        </w:tc>
-      </w:tr>
-      <w:tr>
-        <w:tc>
-          <w:tcPr>
-            <w:tcW w:type="dxa" w:w="2948"/>
-            <w:tcMar>
-              <w:top w:w="40" w:type="dxa"/>
-              <w:left w:w="90" w:type="dxa"/>
-              <w:bottom w:w="40" w:type="dxa"/>
-              <w:right w:w="90" w:type="dxa"/>
-            </w:tcMar>
-            <w:vAlign w:val="center"/>
-          </w:tcPr>
-          <w:p>
-            <w:pPr>
-              <w:spacing w:before="24" w:after="24" w:lineRule="auto" w:line="264"/>
-            </w:pPr>
-            <w:r/>
-            <w:r>
-              <w:rPr>
-                <w:rFonts w:ascii="Calibri" w:hAnsi="Calibri" w:eastAsia="Microsoft YaHei"/>
-                <w:b w:val="0"/>
-                <w:i w:val="0"/>
-                <w:color w:val="1A1A1A"/>
-                <w:sz w:val="15"/>
-              </w:rPr>
-              <w:t>客服</w:t>
-            </w:r>
-          </w:p>
-        </w:tc>
-        <w:tc>
-          <w:tcPr>
-            <w:tcW w:type="dxa" w:w="1871"/>
-            <w:tcMar>
-              <w:top w:w="40" w:type="dxa"/>
-              <w:left w:w="90" w:type="dxa"/>
-              <w:bottom w:w="40" w:type="dxa"/>
-              <w:right w:w="90" w:type="dxa"/>
-            </w:tcMar>
-            <w:vAlign w:val="center"/>
-          </w:tcPr>
-          <w:p>
-            <w:pPr>
-              <w:spacing w:before="24" w:after="24" w:lineRule="auto" w:line="264"/>
-              <w:jc w:val="center"/>
-            </w:pPr>
-            <w:r/>
-            <w:r>
-              <w:rPr>
-                <w:rFonts w:ascii="Calibri" w:hAnsi="Calibri" w:eastAsia="Microsoft YaHei"/>
-                <w:b w:val="0"/>
-                <w:i w:val="0"/>
-                <w:color w:val="1A1A1A"/>
-                <w:sz w:val="15"/>
-              </w:rPr>
-              <w:t>1</w:t>
-            </w:r>
-          </w:p>
-        </w:tc>
-        <w:tc>
-          <w:tcPr>
-            <w:tcW w:type="dxa" w:w="1871"/>
-            <w:tcMar>
-              <w:top w:w="40" w:type="dxa"/>
-              <w:left w:w="90" w:type="dxa"/>
-              <w:bottom w:w="40" w:type="dxa"/>
-              <w:right w:w="90" w:type="dxa"/>
-            </w:tcMar>
-            <w:vAlign w:val="center"/>
-          </w:tcPr>
-          <w:p>
-            <w:pPr>
-              <w:spacing w:before="24" w:after="24" w:lineRule="auto" w:line="264"/>
-              <w:jc w:val="center"/>
-            </w:pPr>
-            <w:r/>
-            <w:r>
-              <w:rPr>
-                <w:rFonts w:ascii="Calibri" w:hAnsi="Calibri" w:eastAsia="Microsoft YaHei"/>
-                <w:b w:val="0"/>
-                <w:i w:val="0"/>
-                <w:color w:val="1A1A1A"/>
-                <w:sz w:val="15"/>
-              </w:rPr>
-              <w:t>—</w:t>
-            </w:r>
-          </w:p>
-        </w:tc>
-        <w:tc>
-          <w:tcPr>
-            <w:tcW w:type="dxa" w:w="1247"/>
-            <w:tcMar>
-              <w:top w:w="40" w:type="dxa"/>
-              <w:left w:w="90" w:type="dxa"/>
-              <w:bottom w:w="40" w:type="dxa"/>
-              <w:right w:w="90" w:type="dxa"/>
-            </w:tcMar>
-            <w:vAlign w:val="center"/>
-          </w:tcPr>
-          <w:p>
-            <w:pPr>
-              <w:spacing w:before="24" w:after="24" w:lineRule="auto" w:line="264"/>
-              <w:jc w:val="center"/>
-            </w:pPr>
-            <w:r/>
-            <w:r>
-              <w:rPr>
-                <w:rFonts w:ascii="Calibri" w:hAnsi="Calibri" w:eastAsia="Microsoft YaHei"/>
-                <w:b w:val="0"/>
-                <w:i w:val="0"/>
-                <w:color w:val="1A1A1A"/>
-                <w:sz w:val="15"/>
-              </w:rPr>
-              <w:t>1</w:t>
-            </w:r>
-          </w:p>
-        </w:tc>
-        <w:tc>
-          <w:tcPr>
-            <w:tcW w:type="dxa" w:w="2154"/>
-            <w:tcMar>
-              <w:top w:w="40" w:type="dxa"/>
-              <w:left w:w="90" w:type="dxa"/>
-              <w:bottom w:w="40" w:type="dxa"/>
-              <w:right w:w="90" w:type="dxa"/>
-            </w:tcMar>
-            <w:vAlign w:val="center"/>
-          </w:tcPr>
-          <w:p>
-            <w:pPr>
-              <w:spacing w:before="24" w:after="24" w:lineRule="auto" w:line="264"/>
-              <w:jc w:val="center"/>
-            </w:pPr>
-            <w:r/>
-            <w:r>
-              <w:rPr>
-                <w:rFonts w:ascii="Calibri" w:hAnsi="Calibri" w:eastAsia="Microsoft YaHei"/>
-                <w:b w:val="0"/>
-                <w:i w:val="0"/>
-                <w:color w:val="1A1A1A"/>
-                <w:sz w:val="15"/>
-              </w:rPr>
-              <w:t>20,250</w:t>
+              <w:t>不设编制，按项目计费</w:t>
             </w:r>
           </w:p>
         </w:tc>
@@ -9192,7 +9046,7 @@
                 <w:color w:val="0B2545"/>
                 <w:sz w:val="15"/>
               </w:rPr>
-              <w:t>19</w:t>
+              <w:t>10</w:t>
             </w:r>
           </w:p>
         </w:tc>
@@ -9225,7 +9079,7 @@
                 <w:color w:val="0B2545"/>
                 <w:sz w:val="15"/>
               </w:rPr>
-              <w:t>10</w:t>
+              <w:t>5</w:t>
             </w:r>
           </w:p>
         </w:tc>
@@ -9258,7 +9112,7 @@
                 <w:color w:val="0B2545"/>
                 <w:sz w:val="15"/>
               </w:rPr>
-              <w:t>29</w:t>
+              <w:t>15</w:t>
             </w:r>
           </w:p>
         </w:tc>
@@ -9291,7 +9145,7 @@
                 <w:color w:val="0B2545"/>
                 <w:sz w:val="15"/>
               </w:rPr>
-              <w:t>1,165,050</w:t>
+              <w:t>751,950</w:t>
             </w:r>
           </w:p>
         </w:tc>
@@ -9324,7 +9178,7 @@
           <w:color w:val="5A6472"/>
           <w:sz w:val="15"/>
         </w:rPr>
-        <w:t>全负荷成本 = 税前月薪 × 1.35（IMSS 社保、INFONAVIT 住房、SAR、年终奖 15 天、休假金及州工资税 ISN 约 3%），为墨西哥标准测算惯例；表中含总经理与蒙特雷销售主管在内的满编月成本合计 1,165,050 比索，年化 1,398 万比索。首年按分批到岗约 72% 计为 1,010 万比索，加 2% 销售提成 100 万比索，首年人力总成本 1,110 万比索。与原始方案的 62 人编制相比压缩 53%，年化人工节省约 1,280 万比索。</w:t>
+        <w:t>全负荷成本 = 税前月薪 × 1.35（IMSS 社保、INFONAVIT 住房、SAR、年终奖 15 天、休假金及州工资税 ISN 约 3%），为墨西哥标准测算惯例；满编月成本合计 751,950 比索，年化 902 万比索。首年按分批到岗约 75% 计为 680 万比索，加 2% 销售提成 100 万比索，首年人力总成本 780 万比索（占收入 15.8%）。与原始方案的 62 人编制相比压缩 76%，年化人工节省约 1,780 万比索。编制得以如此精简，是因为仓储主体在合作方仓库、干线与末端配送由集团自有物流承担、终端覆盖由代理商网络完成，产品与平面设计按项目外包——15 人只负责决策、系统、大客户与渠道管理这四件事。</w:t>
       </w:r>
     </w:p>
     <w:tbl>
@@ -9392,7 +9246,7 @@
                 <w:color w:val="5A6472"/>
                 <w:sz w:val="14"/>
               </w:rPr>
-              <w:t>本方案取消蒙特雷独立分公司经理层，由总经理一人同时担任两座城市的最高经营负责人，蒙特雷仅设销售主管（月薪 4.5 万比索）直接向总经理汇报——仅此一项每年节省全负荷人工约 130 万比索，更重要的是消除了双城之间的决策时延与协调损耗。</w:t>
+              <w:t>本方案取消蒙特雷独立分公司经理层，由总经理一人同时担任两座城市的最高经营负责人，蒙特雷仅设销售主管（月薪 4.5 万比索）直接向总经理汇报——仅此一项每年节省全负荷人工约 130 万比索，更重要的是消除了双城之间的决策时延与协调损耗。15 人编制之下，总经理与每一位员工之间最多只隔一层。</w:t>
             </w:r>
           </w:p>
           <w:p>
@@ -9408,7 +9262,7 @@
                 <w:color w:val="5A6472"/>
                 <w:sz w:val="14"/>
               </w:rPr>
-              <w:t>总经理同时承担三重职能：墨西哥平台首席执行者、实际履行 CTO 职责并直接管辖全部 IT 与数字平台开发（3 人开发团队无中间层级直接汇报）、以及首席商品官（寄售货源的定价权即本项目的护城河，不可下放）。直接汇报对象：销售总监（墨城）· 蒙特雷销售主管 · IT 开发团队 3 人 · 设计与品牌 1 人 · 财务与采购。</w:t>
+              <w:t>总经理同时承担三重职能：墨西哥平台首席执行者、实际履行 CTO 职责并直接管辖全部 IT 与数字平台开发（2 人开发团队无中间层级直接汇报）、以及首席商品官（寄售货源的定价权即本项目的护城河，不可下放）。直接汇报对象：销售总监（墨城）· 蒙特雷销售主管 · IT 开发团队 2 人 · 财务行政 · 外包设计团队。</w:t>
             </w:r>
           </w:p>
           <w:p>
@@ -9424,7 +9278,7 @@
                 <w:color w:val="5A6472"/>
                 <w:sz w:val="14"/>
               </w:rPr>
-              <w:t>投资人视角：29 人编制、两城同步、90 天交付三大平台，只有在单一决策者压缩三个角色的结构下才可能实现；计划坦承这是最大优势与最大单点风险，缓释措施为——第 12 个月视业绩聘任副手、为核心管理者设立期权池、为总经理投保关键人寿险，并在投资人尽调前完成书面接班安排。</w:t>
+              <w:t>投资人视角：15 人编制、两城同步、90 天交付三大平台，只有在单一决策者压缩三个角色、且非核心职能全部外包与外部化的结构下才可能实现；计划坦承这是最大优势与最大单点风险，缓释措施为——第 12 个月视业绩聘任副手、为核心管理者设立期权池、为总经理投保关键人寿险，并在投资人尽调前完成书面接班安排。</w:t>
             </w:r>
           </w:p>
         </w:tc>
@@ -9456,7 +9310,7 @@
           <w:color w:val="0B2545"/>
           <w:sz w:val="17"/>
         </w:rPr>
-        <w:t>首年营业费用结构（合计 2,410 万比索，占收入 48.7%）</w:t>
+        <w:t>首年营业费用结构（合计 2,060 万比索，占收入 41.6%）</w:t>
       </w:r>
     </w:p>
     <w:tbl>
@@ -9721,7 +9575,7 @@
                 <w:color w:val="1A1A1A"/>
                 <w:sz w:val="14"/>
               </w:rPr>
-              <w:t>10.1</w:t>
+              <w:t>6.8</w:t>
             </w:r>
           </w:p>
         </w:tc>
@@ -9750,7 +9604,7 @@
                 <w:color w:val="1A1A1A"/>
                 <w:sz w:val="14"/>
               </w:rPr>
-              <w:t>20.4%</w:t>
+              <w:t>13.7%</w:t>
             </w:r>
           </w:p>
         </w:tc>
@@ -9986,7 +9840,7 @@
                 <w:color w:val="1A1A1A"/>
                 <w:sz w:val="14"/>
               </w:rPr>
-              <w:t>0.7</w:t>
+              <w:t>0.6</w:t>
             </w:r>
           </w:p>
         </w:tc>
@@ -10016,7 +9870,7 @@
                 <w:color w:val="1A1A1A"/>
                 <w:sz w:val="14"/>
               </w:rPr>
-              <w:t>1.4%</w:t>
+              <w:t>1.2%</w:t>
             </w:r>
           </w:p>
         </w:tc>
@@ -10486,7 +10340,7 @@
                 <w:color w:val="1A1A1A"/>
                 <w:sz w:val="14"/>
               </w:rPr>
-              <w:t>IT 运维、ERP/WMS 订阅与其他</w:t>
+              <w:t>IT 运维、ERP/WMS 订阅与设计外包</w:t>
             </w:r>
           </w:p>
         </w:tc>
@@ -10515,7 +10369,7 @@
                 <w:color w:val="1A1A1A"/>
                 <w:sz w:val="14"/>
               </w:rPr>
-              <w:t>1.45</w:t>
+              <w:t>1.35</w:t>
             </w:r>
           </w:p>
         </w:tc>
@@ -10544,7 +10398,7 @@
                 <w:color w:val="1A1A1A"/>
                 <w:sz w:val="14"/>
               </w:rPr>
-              <w:t>2.9%</w:t>
+              <w:t>2.7%</w:t>
             </w:r>
           </w:p>
         </w:tc>
@@ -10633,7 +10487,7 @@
                 <w:color w:val="0B2545"/>
                 <w:sz w:val="23"/>
               </w:rPr>
-              <w:t>投资需求与资金用途（启动资金 140 万美元）</w:t>
+              <w:t>投资需求与资金用途（启动资金 100 万美元）</w:t>
             </w:r>
             <w:r>
               <w:rPr>
@@ -10676,7 +10530,7 @@
           <w:color w:val="1A1A1A"/>
           <w:sz w:val="16"/>
         </w:rPr>
-        <w:t>因 2 亿比索货源以寄售方式无偿供给、售出后结算，本项目不存在采购备货资金需求。启动资金仅由人力、双城租金、运营费用与蒙特雷场地一次性建设构成，合计 2,490 万比索，取整融资 2,590 万比索（140 万美元）——较原始方案的 400 万美元下降 65%。</w:t>
+        <w:t>因 2 亿比索货源以寄售方式无偿供给、售出后结算，本项目不存在采购备货资金需求。启动资金合计 1,769 万比索，取整融资 1,850 万比索（100 万美元）——较原始方案下降 75%。成本控制原则有二：展厅采用模块化陈列与既有结构，装修预算压缩至常规方案的 20%；货架、叉车、配送车辆与全部办公设备一律采购二手（墨西哥工业设备二手市场成熟，同等规格通常为新品的 35–45%，不影响运营效率，唯一代价是账面资产规模较小，而这恰恰符合轻资产定位）。</w:t>
       </w:r>
     </w:p>
     <w:tbl>
@@ -10870,7 +10724,7 @@
           </w:tcPr>
           <w:p>
             <w:pPr>
-              <w:spacing w:before="24" w:after="24" w:lineRule="auto" w:line="264"/>
+              <w:spacing w:before="10" w:after="10" w:lineRule="auto" w:line="264"/>
               <w:jc w:val="center"/>
             </w:pPr>
             <w:r/>
@@ -10899,7 +10753,7 @@
           </w:tcPr>
           <w:p>
             <w:pPr>
-              <w:spacing w:before="24" w:after="24" w:lineRule="auto" w:line="264"/>
+              <w:spacing w:before="10" w:after="10" w:lineRule="auto" w:line="264"/>
             </w:pPr>
             <w:r/>
             <w:r>
@@ -10910,7 +10764,7 @@
                 <w:color w:val="1A1A1A"/>
                 <w:sz w:val="14"/>
               </w:rPr>
-              <w:t>蒙特雷展厅装修（1,653㎡，精简陈列方案）</w:t>
+              <w:t>蒙特雷展厅装修（1,653㎡，模块化陈列）</w:t>
             </w:r>
           </w:p>
         </w:tc>
@@ -10927,7 +10781,7 @@
           </w:tcPr>
           <w:p>
             <w:pPr>
-              <w:spacing w:before="24" w:after="24" w:lineRule="auto" w:line="264"/>
+              <w:spacing w:before="10" w:after="10" w:lineRule="auto" w:line="264"/>
               <w:jc w:val="center"/>
             </w:pPr>
             <w:r/>
@@ -10939,7 +10793,7 @@
                 <w:color w:val="1A1A1A"/>
                 <w:sz w:val="14"/>
               </w:rPr>
-              <w:t>3,640,000</w:t>
+              <w:t>728,000</w:t>
             </w:r>
           </w:p>
         </w:tc>
@@ -10956,7 +10810,7 @@
           </w:tcPr>
           <w:p>
             <w:pPr>
-              <w:spacing w:before="24" w:after="24" w:lineRule="auto" w:line="264"/>
+              <w:spacing w:before="10" w:after="10" w:lineRule="auto" w:line="264"/>
               <w:jc w:val="center"/>
             </w:pPr>
             <w:r/>
@@ -10968,7 +10822,7 @@
                 <w:color w:val="1A1A1A"/>
                 <w:sz w:val="14"/>
               </w:rPr>
-              <w:t>196,757</w:t>
+              <w:t>39,351</w:t>
             </w:r>
           </w:p>
         </w:tc>
@@ -10985,7 +10839,7 @@
           </w:tcPr>
           <w:p>
             <w:pPr>
-              <w:spacing w:before="24" w:after="24" w:lineRule="auto" w:line="264"/>
+              <w:spacing w:before="10" w:after="10" w:lineRule="auto" w:line="264"/>
             </w:pPr>
             <w:r/>
             <w:r>
@@ -10996,7 +10850,7 @@
                 <w:color w:val="1A1A1A"/>
                 <w:sz w:val="14"/>
               </w:rPr>
-              <w:t>模块化陈列、基础灯光与夹层办公，不做重装</w:t>
+              <w:t>仅为常规装修预算的 20%；利用既有结构与照明</w:t>
             </w:r>
           </w:p>
         </w:tc>
@@ -11016,7 +10870,7 @@
           </w:tcPr>
           <w:p>
             <w:pPr>
-              <w:spacing w:before="24" w:after="24" w:lineRule="auto" w:line="264"/>
+              <w:spacing w:before="10" w:after="10" w:lineRule="auto" w:line="264"/>
               <w:jc w:val="center"/>
             </w:pPr>
             <w:r/>
@@ -11046,7 +10900,7 @@
           </w:tcPr>
           <w:p>
             <w:pPr>
-              <w:spacing w:before="24" w:after="24" w:lineRule="auto" w:line="264"/>
+              <w:spacing w:before="10" w:after="10" w:lineRule="auto" w:line="264"/>
             </w:pPr>
             <w:r/>
             <w:r>
@@ -11057,7 +10911,7 @@
                 <w:color w:val="1A1A1A"/>
                 <w:sz w:val="14"/>
               </w:rPr>
-              <w:t>蒙特雷仓库货架与设备</w:t>
+              <w:t>蒙特雷仓库货架与设备（全部二手）</w:t>
             </w:r>
           </w:p>
         </w:tc>
@@ -11075,7 +10929,7 @@
           </w:tcPr>
           <w:p>
             <w:pPr>
-              <w:spacing w:before="24" w:after="24" w:lineRule="auto" w:line="264"/>
+              <w:spacing w:before="10" w:after="10" w:lineRule="auto" w:line="264"/>
               <w:jc w:val="center"/>
             </w:pPr>
             <w:r/>
@@ -11087,7 +10941,7 @@
                 <w:color w:val="1A1A1A"/>
                 <w:sz w:val="14"/>
               </w:rPr>
-              <w:t>1,800,000</w:t>
+              <w:t>700,000</w:t>
             </w:r>
           </w:p>
         </w:tc>
@@ -11105,7 +10959,7 @@
           </w:tcPr>
           <w:p>
             <w:pPr>
-              <w:spacing w:before="24" w:after="24" w:lineRule="auto" w:line="264"/>
+              <w:spacing w:before="10" w:after="10" w:lineRule="auto" w:line="264"/>
               <w:jc w:val="center"/>
             </w:pPr>
             <w:r/>
@@ -11117,7 +10971,7 @@
                 <w:color w:val="1A1A1A"/>
                 <w:sz w:val="14"/>
               </w:rPr>
-              <w:t>97,297</w:t>
+              <w:t>37,838</w:t>
             </w:r>
           </w:p>
         </w:tc>
@@ -11135,7 +10989,7 @@
           </w:tcPr>
           <w:p>
             <w:pPr>
-              <w:spacing w:before="24" w:after="24" w:lineRule="auto" w:line="264"/>
+              <w:spacing w:before="10" w:after="10" w:lineRule="auto" w:line="264"/>
             </w:pPr>
             <w:r/>
             <w:r>
@@ -11146,7 +11000,7 @@
                 <w:color w:val="1A1A1A"/>
                 <w:sz w:val="14"/>
               </w:rPr>
-              <w:t>货架购置；叉车采用租赁，不占用资本</w:t>
+              <w:t>二手横梁货架、二手叉车与托盘车，约为新品 40%</w:t>
             </w:r>
           </w:p>
         </w:tc>
@@ -11165,7 +11019,7 @@
           </w:tcPr>
           <w:p>
             <w:pPr>
-              <w:spacing w:before="24" w:after="24" w:lineRule="auto" w:line="264"/>
+              <w:spacing w:before="10" w:after="10" w:lineRule="auto" w:line="264"/>
               <w:jc w:val="center"/>
             </w:pPr>
             <w:r/>
@@ -11194,7 +11048,7 @@
           </w:tcPr>
           <w:p>
             <w:pPr>
-              <w:spacing w:before="24" w:after="24" w:lineRule="auto" w:line="264"/>
+              <w:spacing w:before="10" w:after="10" w:lineRule="auto" w:line="264"/>
             </w:pPr>
             <w:r/>
             <w:r>
@@ -11222,7 +11076,7 @@
           </w:tcPr>
           <w:p>
             <w:pPr>
-              <w:spacing w:before="24" w:after="24" w:lineRule="auto" w:line="264"/>
+              <w:spacing w:before="10" w:after="10" w:lineRule="auto" w:line="264"/>
               <w:jc w:val="center"/>
             </w:pPr>
             <w:r/>
@@ -11234,7 +11088,7 @@
                 <w:color w:val="1A1A1A"/>
                 <w:sz w:val="14"/>
               </w:rPr>
-              <w:t>900,000</w:t>
+              <w:t>700,000</w:t>
             </w:r>
           </w:p>
         </w:tc>
@@ -11251,7 +11105,7 @@
           </w:tcPr>
           <w:p>
             <w:pPr>
-              <w:spacing w:before="24" w:after="24" w:lineRule="auto" w:line="264"/>
+              <w:spacing w:before="10" w:after="10" w:lineRule="auto" w:line="264"/>
               <w:jc w:val="center"/>
             </w:pPr>
             <w:r/>
@@ -11263,7 +11117,7 @@
                 <w:color w:val="1A1A1A"/>
                 <w:sz w:val="14"/>
               </w:rPr>
-              <w:t>48,649</w:t>
+              <w:t>37,838</w:t>
             </w:r>
           </w:p>
         </w:tc>
@@ -11280,7 +11134,7 @@
           </w:tcPr>
           <w:p>
             <w:pPr>
-              <w:spacing w:before="24" w:after="24" w:lineRule="auto" w:line="264"/>
+              <w:spacing w:before="10" w:after="10" w:lineRule="auto" w:line="264"/>
             </w:pPr>
             <w:r/>
             <w:r>
@@ -11291,7 +11145,7 @@
                 <w:color w:val="1A1A1A"/>
                 <w:sz w:val="14"/>
               </w:rPr>
-              <w:t>轻量 SaaS 方案，不自建、不上重型 ERP</w:t>
+              <w:t>轻量 SaaS，不自建、不上重型 ERP</w:t>
             </w:r>
           </w:p>
         </w:tc>
@@ -11311,7 +11165,7 @@
           </w:tcPr>
           <w:p>
             <w:pPr>
-              <w:spacing w:before="24" w:after="24" w:lineRule="auto" w:line="264"/>
+              <w:spacing w:before="10" w:after="10" w:lineRule="auto" w:line="264"/>
               <w:jc w:val="center"/>
             </w:pPr>
             <w:r/>
@@ -11341,7 +11195,7 @@
           </w:tcPr>
           <w:p>
             <w:pPr>
-              <w:spacing w:before="24" w:after="24" w:lineRule="auto" w:line="264"/>
+              <w:spacing w:before="10" w:after="10" w:lineRule="auto" w:line="264"/>
             </w:pPr>
             <w:r/>
             <w:r>
@@ -11370,7 +11224,7 @@
           </w:tcPr>
           <w:p>
             <w:pPr>
-              <w:spacing w:before="24" w:after="24" w:lineRule="auto" w:line="264"/>
+              <w:spacing w:before="10" w:after="10" w:lineRule="auto" w:line="264"/>
               <w:jc w:val="center"/>
             </w:pPr>
             <w:r/>
@@ -11382,7 +11236,7 @@
                 <w:color w:val="1A1A1A"/>
                 <w:sz w:val="14"/>
               </w:rPr>
-              <w:t>1,600,000</w:t>
+              <w:t>1,300,000</w:t>
             </w:r>
           </w:p>
         </w:tc>
@@ -11400,7 +11254,7 @@
           </w:tcPr>
           <w:p>
             <w:pPr>
-              <w:spacing w:before="24" w:after="24" w:lineRule="auto" w:line="264"/>
+              <w:spacing w:before="10" w:after="10" w:lineRule="auto" w:line="264"/>
               <w:jc w:val="center"/>
             </w:pPr>
             <w:r/>
@@ -11412,7 +11266,7 @@
                 <w:color w:val="1A1A1A"/>
                 <w:sz w:val="14"/>
               </w:rPr>
-              <w:t>86,486</w:t>
+              <w:t>70,270</w:t>
             </w:r>
           </w:p>
         </w:tc>
@@ -11430,7 +11284,7 @@
           </w:tcPr>
           <w:p>
             <w:pPr>
-              <w:spacing w:before="24" w:after="24" w:lineRule="auto" w:line="264"/>
+              <w:spacing w:before="10" w:after="10" w:lineRule="auto" w:line="264"/>
             </w:pPr>
             <w:r/>
             <w:r>
@@ -11441,7 +11295,7 @@
                 <w:color w:val="1A1A1A"/>
                 <w:sz w:val="14"/>
               </w:rPr>
-              <w:t>以自有 3 人团队为主 + 定向外包</w:t>
+              <w:t>自有 2 人团队为主 + 定向外包</w:t>
             </w:r>
           </w:p>
         </w:tc>
@@ -11460,7 +11314,7 @@
           </w:tcPr>
           <w:p>
             <w:pPr>
-              <w:spacing w:before="24" w:after="24" w:lineRule="auto" w:line="264"/>
+              <w:spacing w:before="10" w:after="10" w:lineRule="auto" w:line="264"/>
               <w:jc w:val="center"/>
             </w:pPr>
             <w:r/>
@@ -11489,7 +11343,7 @@
           </w:tcPr>
           <w:p>
             <w:pPr>
-              <w:spacing w:before="24" w:after="24" w:lineRule="auto" w:line="264"/>
+              <w:spacing w:before="10" w:after="10" w:lineRule="auto" w:line="264"/>
             </w:pPr>
             <w:r/>
             <w:r>
@@ -11517,7 +11371,7 @@
           </w:tcPr>
           <w:p>
             <w:pPr>
-              <w:spacing w:before="24" w:after="24" w:lineRule="auto" w:line="264"/>
+              <w:spacing w:before="10" w:after="10" w:lineRule="auto" w:line="264"/>
               <w:jc w:val="center"/>
             </w:pPr>
             <w:r/>
@@ -11529,7 +11383,7 @@
                 <w:color w:val="1A1A1A"/>
                 <w:sz w:val="14"/>
               </w:rPr>
-              <w:t>1,200,000</w:t>
+              <w:t>900,000</w:t>
             </w:r>
           </w:p>
         </w:tc>
@@ -11546,7 +11400,7 @@
           </w:tcPr>
           <w:p>
             <w:pPr>
-              <w:spacing w:before="24" w:after="24" w:lineRule="auto" w:line="264"/>
+              <w:spacing w:before="10" w:after="10" w:lineRule="auto" w:line="264"/>
               <w:jc w:val="center"/>
             </w:pPr>
             <w:r/>
@@ -11558,7 +11412,7 @@
                 <w:color w:val="1A1A1A"/>
                 <w:sz w:val="14"/>
               </w:rPr>
-              <w:t>64,865</w:t>
+              <w:t>48,649</w:t>
             </w:r>
           </w:p>
         </w:tc>
@@ -11575,7 +11429,7 @@
           </w:tcPr>
           <w:p>
             <w:pPr>
-              <w:spacing w:before="24" w:after="24" w:lineRule="auto" w:line="264"/>
+              <w:spacing w:before="10" w:after="10" w:lineRule="auto" w:line="264"/>
             </w:pPr>
             <w:r/>
             <w:r>
@@ -11586,7 +11440,7 @@
                 <w:color w:val="1A1A1A"/>
                 <w:sz w:val="14"/>
               </w:rPr>
-              <w:t>公开发布前必须完成递交</w:t>
+              <w:t>设计按项目外包；商标须在发布前递交</w:t>
             </w:r>
           </w:p>
         </w:tc>
@@ -11606,7 +11460,7 @@
           </w:tcPr>
           <w:p>
             <w:pPr>
-              <w:spacing w:before="24" w:after="24" w:lineRule="auto" w:line="264"/>
+              <w:spacing w:before="10" w:after="10" w:lineRule="auto" w:line="264"/>
               <w:jc w:val="center"/>
             </w:pPr>
             <w:r/>
@@ -11636,7 +11490,7 @@
           </w:tcPr>
           <w:p>
             <w:pPr>
-              <w:spacing w:before="24" w:after="24" w:lineRule="auto" w:line="264"/>
+              <w:spacing w:before="10" w:after="10" w:lineRule="auto" w:line="264"/>
             </w:pPr>
             <w:r/>
             <w:r>
@@ -11665,7 +11519,7 @@
           </w:tcPr>
           <w:p>
             <w:pPr>
-              <w:spacing w:before="24" w:after="24" w:lineRule="auto" w:line="264"/>
+              <w:spacing w:before="10" w:after="10" w:lineRule="auto" w:line="264"/>
               <w:jc w:val="center"/>
             </w:pPr>
             <w:r/>
@@ -11677,7 +11531,7 @@
                 <w:color w:val="1A1A1A"/>
                 <w:sz w:val="14"/>
               </w:rPr>
-              <w:t>600,000</w:t>
+              <w:t>450,000</w:t>
             </w:r>
           </w:p>
         </w:tc>
@@ -11695,7 +11549,7 @@
           </w:tcPr>
           <w:p>
             <w:pPr>
-              <w:spacing w:before="24" w:after="24" w:lineRule="auto" w:line="264"/>
+              <w:spacing w:before="10" w:after="10" w:lineRule="auto" w:line="264"/>
               <w:jc w:val="center"/>
             </w:pPr>
             <w:r/>
@@ -11707,7 +11561,7 @@
                 <w:color w:val="1A1A1A"/>
                 <w:sz w:val="14"/>
               </w:rPr>
-              <w:t>32,432</w:t>
+              <w:t>24,324</w:t>
             </w:r>
           </w:p>
         </w:tc>
@@ -11725,7 +11579,7 @@
           </w:tcPr>
           <w:p>
             <w:pPr>
-              <w:spacing w:before="24" w:after="24" w:lineRule="auto" w:line="264"/>
+              <w:spacing w:before="10" w:after="10" w:lineRule="auto" w:line="264"/>
             </w:pPr>
             <w:r/>
             <w:r>
@@ -11736,7 +11590,7 @@
                 <w:color w:val="1A1A1A"/>
                 <w:sz w:val="14"/>
               </w:rPr>
-              <w:t>中／西／英三语</w:t>
+              <w:t>中／西／英三语，首批小批量印刷</w:t>
             </w:r>
           </w:p>
         </w:tc>
@@ -11755,7 +11609,7 @@
           </w:tcPr>
           <w:p>
             <w:pPr>
-              <w:spacing w:before="24" w:after="24" w:lineRule="auto" w:line="264"/>
+              <w:spacing w:before="10" w:after="10" w:lineRule="auto" w:line="264"/>
               <w:jc w:val="center"/>
             </w:pPr>
             <w:r/>
@@ -11784,7 +11638,7 @@
           </w:tcPr>
           <w:p>
             <w:pPr>
-              <w:spacing w:before="24" w:after="24" w:lineRule="auto" w:line="264"/>
+              <w:spacing w:before="10" w:after="10" w:lineRule="auto" w:line="264"/>
             </w:pPr>
             <w:r/>
             <w:r>
@@ -11795,7 +11649,7 @@
                 <w:color w:val="1A1A1A"/>
                 <w:sz w:val="14"/>
               </w:rPr>
-              <w:t>车辆（2 台配送车，采用租赁）＋办公 IT 设备、家具、POS、监控</w:t>
+              <w:t>二手配送车 2 台＋二手办公 IT 设备、家具、POS、监控</w:t>
             </w:r>
           </w:p>
         </w:tc>
@@ -11812,7 +11666,7 @@
           </w:tcPr>
           <w:p>
             <w:pPr>
-              <w:spacing w:before="24" w:after="24" w:lineRule="auto" w:line="264"/>
+              <w:spacing w:before="10" w:after="10" w:lineRule="auto" w:line="264"/>
               <w:jc w:val="center"/>
             </w:pPr>
             <w:r/>
@@ -11824,7 +11678,7 @@
                 <w:color w:val="1A1A1A"/>
                 <w:sz w:val="14"/>
               </w:rPr>
-              <w:t>1,100,000</w:t>
+              <w:t>500,000</w:t>
             </w:r>
           </w:p>
         </w:tc>
@@ -11841,7 +11695,7 @@
           </w:tcPr>
           <w:p>
             <w:pPr>
-              <w:spacing w:before="24" w:after="24" w:lineRule="auto" w:line="264"/>
+              <w:spacing w:before="10" w:after="10" w:lineRule="auto" w:line="264"/>
               <w:jc w:val="center"/>
             </w:pPr>
             <w:r/>
@@ -11853,7 +11707,7 @@
                 <w:color w:val="1A1A1A"/>
                 <w:sz w:val="14"/>
               </w:rPr>
-              <w:t>59,459</w:t>
+              <w:t>27,027</w:t>
             </w:r>
           </w:p>
         </w:tc>
@@ -11870,7 +11724,7 @@
           </w:tcPr>
           <w:p>
             <w:pPr>
-              <w:spacing w:before="24" w:after="24" w:lineRule="auto" w:line="264"/>
+              <w:spacing w:before="10" w:after="10" w:lineRule="auto" w:line="264"/>
             </w:pPr>
             <w:r/>
             <w:r>
@@ -11881,7 +11735,7 @@
                 <w:color w:val="1A1A1A"/>
                 <w:sz w:val="14"/>
               </w:rPr>
-              <w:t>车辆租赁不购置，不占用资本</w:t>
+              <w:t>全部二手采购，不为新品付溢价</w:t>
             </w:r>
           </w:p>
         </w:tc>
@@ -11901,7 +11755,7 @@
           </w:tcPr>
           <w:p>
             <w:pPr>
-              <w:spacing w:before="24" w:after="24" w:lineRule="auto" w:line="264"/>
+              <w:spacing w:before="10" w:after="10" w:lineRule="auto" w:line="264"/>
               <w:jc w:val="center"/>
             </w:pPr>
             <w:r/>
@@ -11931,7 +11785,7 @@
           </w:tcPr>
           <w:p>
             <w:pPr>
-              <w:spacing w:before="24" w:after="24" w:lineRule="auto" w:line="264"/>
+              <w:spacing w:before="10" w:after="10" w:lineRule="auto" w:line="264"/>
             </w:pPr>
             <w:r/>
             <w:r>
@@ -11942,7 +11796,7 @@
                 <w:color w:val="1A1A1A"/>
                 <w:sz w:val="14"/>
               </w:rPr>
-              <w:t>前 3 个月人力成本（29 人分批到岗）</w:t>
+              <w:t>前 3 个月人力成本（15 人分批到岗）</w:t>
             </w:r>
           </w:p>
         </w:tc>
@@ -11960,7 +11814,7 @@
           </w:tcPr>
           <w:p>
             <w:pPr>
-              <w:spacing w:before="24" w:after="24" w:lineRule="auto" w:line="264"/>
+              <w:spacing w:before="10" w:after="10" w:lineRule="auto" w:line="264"/>
               <w:jc w:val="center"/>
             </w:pPr>
             <w:r/>
@@ -11972,7 +11826,7 @@
                 <w:color w:val="1A1A1A"/>
                 <w:sz w:val="14"/>
               </w:rPr>
-              <w:t>2,200,000</w:t>
+              <w:t>1,400,000</w:t>
             </w:r>
           </w:p>
         </w:tc>
@@ -11990,7 +11844,7 @@
           </w:tcPr>
           <w:p>
             <w:pPr>
-              <w:spacing w:before="24" w:after="24" w:lineRule="auto" w:line="264"/>
+              <w:spacing w:before="10" w:after="10" w:lineRule="auto" w:line="264"/>
               <w:jc w:val="center"/>
             </w:pPr>
             <w:r/>
@@ -12002,7 +11856,7 @@
                 <w:color w:val="1A1A1A"/>
                 <w:sz w:val="14"/>
               </w:rPr>
-              <w:t>118,919</w:t>
+              <w:t>75,676</w:t>
             </w:r>
           </w:p>
         </w:tc>
@@ -12020,7 +11874,7 @@
           </w:tcPr>
           <w:p>
             <w:pPr>
-              <w:spacing w:before="24" w:after="24" w:lineRule="auto" w:line="264"/>
+              <w:spacing w:before="10" w:after="10" w:lineRule="auto" w:line="264"/>
             </w:pPr>
             <w:r/>
             <w:r>
@@ -12050,7 +11904,7 @@
           </w:tcPr>
           <w:p>
             <w:pPr>
-              <w:spacing w:before="24" w:after="24" w:lineRule="auto" w:line="264"/>
+              <w:spacing w:before="10" w:after="10" w:lineRule="auto" w:line="264"/>
               <w:jc w:val="center"/>
             </w:pPr>
             <w:r/>
@@ -12079,7 +11933,7 @@
           </w:tcPr>
           <w:p>
             <w:pPr>
-              <w:spacing w:before="24" w:after="24" w:lineRule="auto" w:line="264"/>
+              <w:spacing w:before="10" w:after="10" w:lineRule="auto" w:line="264"/>
             </w:pPr>
             <w:r/>
             <w:r>
@@ -12107,7 +11961,7 @@
           </w:tcPr>
           <w:p>
             <w:pPr>
-              <w:spacing w:before="24" w:after="24" w:lineRule="auto" w:line="264"/>
+              <w:spacing w:before="10" w:after="10" w:lineRule="auto" w:line="264"/>
               <w:jc w:val="center"/>
             </w:pPr>
             <w:r/>
@@ -12119,7 +11973,7 @@
                 <w:color w:val="1A1A1A"/>
                 <w:sz w:val="14"/>
               </w:rPr>
-              <w:t>2,200,000</w:t>
+              <w:t>2,000,000</w:t>
             </w:r>
           </w:p>
         </w:tc>
@@ -12136,7 +11990,7 @@
           </w:tcPr>
           <w:p>
             <w:pPr>
-              <w:spacing w:before="24" w:after="24" w:lineRule="auto" w:line="264"/>
+              <w:spacing w:before="10" w:after="10" w:lineRule="auto" w:line="264"/>
               <w:jc w:val="center"/>
             </w:pPr>
             <w:r/>
@@ -12148,7 +12002,7 @@
                 <w:color w:val="1A1A1A"/>
                 <w:sz w:val="14"/>
               </w:rPr>
-              <w:t>118,919</w:t>
+              <w:t>108,108</w:t>
             </w:r>
           </w:p>
         </w:tc>
@@ -12165,7 +12019,7 @@
           </w:tcPr>
           <w:p>
             <w:pPr>
-              <w:spacing w:before="24" w:after="24" w:lineRule="auto" w:line="264"/>
+              <w:spacing w:before="10" w:after="10" w:lineRule="auto" w:line="264"/>
             </w:pPr>
             <w:r/>
             <w:r>
@@ -12196,7 +12050,7 @@
           </w:tcPr>
           <w:p>
             <w:pPr>
-              <w:spacing w:before="24" w:after="24" w:lineRule="auto" w:line="264"/>
+              <w:spacing w:before="10" w:after="10" w:lineRule="auto" w:line="264"/>
               <w:jc w:val="center"/>
             </w:pPr>
             <w:r/>
@@ -12226,7 +12080,7 @@
           </w:tcPr>
           <w:p>
             <w:pPr>
-              <w:spacing w:before="24" w:after="24" w:lineRule="auto" w:line="264"/>
+              <w:spacing w:before="10" w:after="10" w:lineRule="auto" w:line="264"/>
             </w:pPr>
             <w:r/>
             <w:r>
@@ -12255,7 +12109,7 @@
           </w:tcPr>
           <w:p>
             <w:pPr>
-              <w:spacing w:before="24" w:after="24" w:lineRule="auto" w:line="264"/>
+              <w:spacing w:before="10" w:after="10" w:lineRule="auto" w:line="264"/>
               <w:jc w:val="center"/>
             </w:pPr>
             <w:r/>
@@ -12285,7 +12139,7 @@
           </w:tcPr>
           <w:p>
             <w:pPr>
-              <w:spacing w:before="24" w:after="24" w:lineRule="auto" w:line="264"/>
+              <w:spacing w:before="10" w:after="10" w:lineRule="auto" w:line="264"/>
               <w:jc w:val="center"/>
             </w:pPr>
             <w:r/>
@@ -12315,7 +12169,7 @@
           </w:tcPr>
           <w:p>
             <w:pPr>
-              <w:spacing w:before="24" w:after="24" w:lineRule="auto" w:line="264"/>
+              <w:spacing w:before="10" w:after="10" w:lineRule="auto" w:line="264"/>
             </w:pPr>
             <w:r/>
             <w:r>
@@ -12345,7 +12199,7 @@
           </w:tcPr>
           <w:p>
             <w:pPr>
-              <w:spacing w:before="24" w:after="24" w:lineRule="auto" w:line="264"/>
+              <w:spacing w:before="10" w:after="10" w:lineRule="auto" w:line="264"/>
               <w:jc w:val="center"/>
             </w:pPr>
             <w:r/>
@@ -12374,7 +12228,7 @@
           </w:tcPr>
           <w:p>
             <w:pPr>
-              <w:spacing w:before="24" w:after="24" w:lineRule="auto" w:line="264"/>
+              <w:spacing w:before="10" w:after="10" w:lineRule="auto" w:line="264"/>
             </w:pPr>
             <w:r/>
             <w:r>
@@ -12402,7 +12256,7 @@
           </w:tcPr>
           <w:p>
             <w:pPr>
-              <w:spacing w:before="24" w:after="24" w:lineRule="auto" w:line="264"/>
+              <w:spacing w:before="10" w:after="10" w:lineRule="auto" w:line="264"/>
               <w:jc w:val="center"/>
             </w:pPr>
             <w:r/>
@@ -12431,7 +12285,7 @@
           </w:tcPr>
           <w:p>
             <w:pPr>
-              <w:spacing w:before="24" w:after="24" w:lineRule="auto" w:line="264"/>
+              <w:spacing w:before="10" w:after="10" w:lineRule="auto" w:line="264"/>
               <w:jc w:val="center"/>
             </w:pPr>
             <w:r/>
@@ -12460,7 +12314,7 @@
           </w:tcPr>
           <w:p>
             <w:pPr>
-              <w:spacing w:before="24" w:after="24" w:lineRule="auto" w:line="264"/>
+              <w:spacing w:before="10" w:after="10" w:lineRule="auto" w:line="264"/>
             </w:pPr>
             <w:r/>
             <w:r>
@@ -12471,7 +12325,7 @@
                 <w:color w:val="1A1A1A"/>
                 <w:sz w:val="14"/>
               </w:rPr>
-              <w:t>合规启动一次性支出</w:t>
+              <w:t>合规启动一次性支出，不可压缩</w:t>
             </w:r>
           </w:p>
         </w:tc>
@@ -12491,7 +12345,7 @@
           </w:tcPr>
           <w:p>
             <w:pPr>
-              <w:spacing w:before="24" w:after="24" w:lineRule="auto" w:line="264"/>
+              <w:spacing w:before="10" w:after="10" w:lineRule="auto" w:line="264"/>
               <w:jc w:val="center"/>
             </w:pPr>
             <w:r/>
@@ -12521,7 +12375,7 @@
           </w:tcPr>
           <w:p>
             <w:pPr>
-              <w:spacing w:before="24" w:after="24" w:lineRule="auto" w:line="264"/>
+              <w:spacing w:before="10" w:after="10" w:lineRule="auto" w:line="264"/>
             </w:pPr>
             <w:r/>
             <w:r>
@@ -12550,7 +12404,7 @@
           </w:tcPr>
           <w:p>
             <w:pPr>
-              <w:spacing w:before="24" w:after="24" w:lineRule="auto" w:line="264"/>
+              <w:spacing w:before="10" w:after="10" w:lineRule="auto" w:line="264"/>
               <w:jc w:val="center"/>
             </w:pPr>
             <w:r/>
@@ -12580,7 +12434,7 @@
           </w:tcPr>
           <w:p>
             <w:pPr>
-              <w:spacing w:before="24" w:after="24" w:lineRule="auto" w:line="264"/>
+              <w:spacing w:before="10" w:after="10" w:lineRule="auto" w:line="264"/>
               <w:jc w:val="center"/>
             </w:pPr>
             <w:r/>
@@ -12610,7 +12464,7 @@
           </w:tcPr>
           <w:p>
             <w:pPr>
-              <w:spacing w:before="24" w:after="24" w:lineRule="auto" w:line="264"/>
+              <w:spacing w:before="10" w:after="10" w:lineRule="auto" w:line="264"/>
             </w:pPr>
             <w:r/>
             <w:r>
@@ -12640,7 +12494,7 @@
           </w:tcPr>
           <w:p>
             <w:pPr>
-              <w:spacing w:before="24" w:after="24" w:lineRule="auto" w:line="264"/>
+              <w:spacing w:before="10" w:after="10" w:lineRule="auto" w:line="264"/>
               <w:jc w:val="center"/>
             </w:pPr>
             <w:r/>
@@ -12669,7 +12523,7 @@
           </w:tcPr>
           <w:p>
             <w:pPr>
-              <w:spacing w:before="24" w:after="24" w:lineRule="auto" w:line="264"/>
+              <w:spacing w:before="10" w:after="10" w:lineRule="auto" w:line="264"/>
             </w:pPr>
             <w:r/>
             <w:r>
@@ -12697,7 +12551,7 @@
           </w:tcPr>
           <w:p>
             <w:pPr>
-              <w:spacing w:before="24" w:after="24" w:lineRule="auto" w:line="264"/>
+              <w:spacing w:before="10" w:after="10" w:lineRule="auto" w:line="264"/>
               <w:jc w:val="center"/>
             </w:pPr>
             <w:r/>
@@ -12709,7 +12563,7 @@
                 <w:color w:val="1A1A1A"/>
                 <w:sz w:val="14"/>
               </w:rPr>
-              <w:t>2,264,000</w:t>
+              <w:t>1,607,800</w:t>
             </w:r>
           </w:p>
         </w:tc>
@@ -12726,7 +12580,7 @@
           </w:tcPr>
           <w:p>
             <w:pPr>
-              <w:spacing w:before="24" w:after="24" w:lineRule="auto" w:line="264"/>
+              <w:spacing w:before="10" w:after="10" w:lineRule="auto" w:line="264"/>
               <w:jc w:val="center"/>
             </w:pPr>
             <w:r/>
@@ -12738,7 +12592,7 @@
                 <w:color w:val="1A1A1A"/>
                 <w:sz w:val="14"/>
               </w:rPr>
-              <w:t>122,378</w:t>
+              <w:t>86,908</w:t>
             </w:r>
           </w:p>
         </w:tc>
@@ -12755,7 +12609,7 @@
           </w:tcPr>
           <w:p>
             <w:pPr>
-              <w:spacing w:before="24" w:after="24" w:lineRule="auto" w:line="264"/>
+              <w:spacing w:before="10" w:after="10" w:lineRule="auto" w:line="264"/>
             </w:pPr>
             <w:r/>
             <w:r>
@@ -12789,7 +12643,7 @@
           </w:tcPr>
           <w:p>
             <w:pPr>
-              <w:spacing w:before="24" w:after="24" w:lineRule="auto" w:line="264"/>
+              <w:spacing w:before="10" w:after="10" w:lineRule="auto" w:line="264"/>
               <w:jc w:val="center"/>
             </w:pPr>
             <w:r/>
@@ -12812,7 +12666,7 @@
           </w:tcPr>
           <w:p>
             <w:pPr>
-              <w:spacing w:before="24" w:after="24" w:lineRule="auto" w:line="264"/>
+              <w:spacing w:before="10" w:after="10" w:lineRule="auto" w:line="264"/>
             </w:pPr>
             <w:r/>
             <w:r>
@@ -12844,7 +12698,7 @@
           </w:tcPr>
           <w:p>
             <w:pPr>
-              <w:spacing w:before="24" w:after="24" w:lineRule="auto" w:line="264"/>
+              <w:spacing w:before="10" w:after="10" w:lineRule="auto" w:line="264"/>
               <w:jc w:val="center"/>
             </w:pPr>
             <w:r/>
@@ -12856,7 +12710,7 @@
                 <w:color w:val="0B2545"/>
                 <w:sz w:val="14"/>
               </w:rPr>
-              <w:t>24,904,000 / 25,900,000</w:t>
+              <w:t>17,685,800 / 18,500,000</w:t>
             </w:r>
           </w:p>
         </w:tc>
@@ -12877,7 +12731,7 @@
           </w:tcPr>
           <w:p>
             <w:pPr>
-              <w:spacing w:before="24" w:after="24" w:lineRule="auto" w:line="264"/>
+              <w:spacing w:before="10" w:after="10" w:lineRule="auto" w:line="264"/>
               <w:jc w:val="center"/>
             </w:pPr>
             <w:r/>
@@ -12889,7 +12743,7 @@
                 <w:color w:val="0B2545"/>
                 <w:sz w:val="14"/>
               </w:rPr>
-              <w:t>1,346,162 / 1,400,000</w:t>
+              <w:t>955,989 / 1,000,000</w:t>
             </w:r>
           </w:p>
         </w:tc>
@@ -12910,7 +12764,7 @@
           </w:tcPr>
           <w:p>
             <w:pPr>
-              <w:spacing w:before="24" w:after="24" w:lineRule="auto" w:line="264"/>
+              <w:spacing w:before="10" w:after="10" w:lineRule="auto" w:line="264"/>
             </w:pPr>
             <w:r/>
             <w:r>
@@ -12921,7 +12775,7 @@
                 <w:color w:val="0B2545"/>
                 <w:sz w:val="14"/>
               </w:rPr>
-              <w:t>场地与信息化 38%｜前3个月运营 18%｜押金 12%｜营运资金与备用 32%</w:t>
+              <w:t>场地与信息化 24%｜前3个月运营 19%｜押金 16%｜营运资金与备用 26%｜合规 8%</w:t>
             </w:r>
           </w:p>
         </w:tc>
@@ -13116,7 +12970,7 @@
           </w:tcPr>
           <w:p>
             <w:pPr>
-              <w:spacing w:before="24" w:after="24" w:lineRule="auto" w:line="264"/>
+              <w:spacing w:before="14" w:after="14" w:lineRule="auto" w:line="264"/>
             </w:pPr>
             <w:r/>
             <w:r>
@@ -13125,7 +12979,7 @@
                 <w:b w:val="0"/>
                 <w:i w:val="0"/>
                 <w:color w:val="1A1A1A"/>
-                <w:sz w:val="15"/>
+                <w:sz w:val="14"/>
               </w:rPr>
               <w:t>第 4–6 个月</w:t>
             </w:r>
@@ -13144,7 +12998,7 @@
           </w:tcPr>
           <w:p>
             <w:pPr>
-              <w:spacing w:before="24" w:after="24" w:lineRule="auto" w:line="264"/>
+              <w:spacing w:before="14" w:after="14" w:lineRule="auto" w:line="264"/>
             </w:pPr>
             <w:r/>
             <w:r>
@@ -13153,7 +13007,7 @@
                 <w:b w:val="0"/>
                 <w:i w:val="0"/>
                 <w:color w:val="1A1A1A"/>
-                <w:sz w:val="15"/>
+                <w:sz w:val="14"/>
               </w:rPr>
               <w:t>自有品牌首批量产订金、平台 V1.0 迭代、SKU 摄影与素材库</w:t>
             </w:r>
@@ -13172,7 +13026,7 @@
           </w:tcPr>
           <w:p>
             <w:pPr>
-              <w:spacing w:before="24" w:after="24" w:lineRule="auto" w:line="264"/>
+              <w:spacing w:before="14" w:after="14" w:lineRule="auto" w:line="264"/>
               <w:jc w:val="center"/>
             </w:pPr>
             <w:r/>
@@ -13182,7 +13036,7 @@
                 <w:b w:val="0"/>
                 <w:i w:val="0"/>
                 <w:color w:val="1A1A1A"/>
-                <w:sz w:val="15"/>
+                <w:sz w:val="14"/>
               </w:rPr>
               <w:t>约 1,800,000</w:t>
             </w:r>
@@ -13201,7 +13055,7 @@
           </w:tcPr>
           <w:p>
             <w:pPr>
-              <w:spacing w:before="24" w:after="24" w:lineRule="auto" w:line="264"/>
+              <w:spacing w:before="14" w:after="14" w:lineRule="auto" w:line="264"/>
               <w:jc w:val="center"/>
             </w:pPr>
             <w:r/>
@@ -13211,7 +13065,7 @@
                 <w:b w:val="0"/>
                 <w:i w:val="0"/>
                 <w:color w:val="1A1A1A"/>
-                <w:sz w:val="15"/>
+                <w:sz w:val="14"/>
               </w:rPr>
               <w:t>经营现金流</w:t>
             </w:r>
@@ -13233,7 +13087,7 @@
           </w:tcPr>
           <w:p>
             <w:pPr>
-              <w:spacing w:before="24" w:after="24" w:lineRule="auto" w:line="264"/>
+              <w:spacing w:before="14" w:after="14" w:lineRule="auto" w:line="264"/>
             </w:pPr>
             <w:r/>
             <w:r>
@@ -13242,7 +13096,7 @@
                 <w:b w:val="0"/>
                 <w:i w:val="0"/>
                 <w:color w:val="1A1A1A"/>
-                <w:sz w:val="15"/>
+                <w:sz w:val="14"/>
               </w:rPr>
               <w:t>第 7–12 个月</w:t>
             </w:r>
@@ -13262,7 +13116,7 @@
           </w:tcPr>
           <w:p>
             <w:pPr>
-              <w:spacing w:before="24" w:after="24" w:lineRule="auto" w:line="264"/>
+              <w:spacing w:before="14" w:after="14" w:lineRule="auto" w:line="264"/>
             </w:pPr>
             <w:r/>
             <w:r>
@@ -13271,7 +13125,7 @@
                 <w:b w:val="0"/>
                 <w:i w:val="0"/>
                 <w:color w:val="1A1A1A"/>
-                <w:sz w:val="15"/>
+                <w:sz w:val="14"/>
               </w:rPr>
               <w:t>SKU 品类扩展、市场推广加码、代理商体系铺开、第三城前置筹备、平台 V2.0</w:t>
             </w:r>
@@ -13291,7 +13145,7 @@
           </w:tcPr>
           <w:p>
             <w:pPr>
-              <w:spacing w:before="24" w:after="24" w:lineRule="auto" w:line="264"/>
+              <w:spacing w:before="14" w:after="14" w:lineRule="auto" w:line="264"/>
               <w:jc w:val="center"/>
             </w:pPr>
             <w:r/>
@@ -13301,7 +13155,7 @@
                 <w:b w:val="0"/>
                 <w:i w:val="0"/>
                 <w:color w:val="1A1A1A"/>
-                <w:sz w:val="15"/>
+                <w:sz w:val="14"/>
               </w:rPr>
               <w:t>约 5,500,000</w:t>
             </w:r>
@@ -13321,7 +13175,7 @@
           </w:tcPr>
           <w:p>
             <w:pPr>
-              <w:spacing w:before="24" w:after="24" w:lineRule="auto" w:line="264"/>
+              <w:spacing w:before="14" w:after="14" w:lineRule="auto" w:line="264"/>
               <w:jc w:val="center"/>
             </w:pPr>
             <w:r/>
@@ -13331,7 +13185,7 @@
                 <w:b w:val="0"/>
                 <w:i w:val="0"/>
                 <w:color w:val="1A1A1A"/>
-                <w:sz w:val="15"/>
+                <w:sz w:val="14"/>
               </w:rPr>
               <w:t>经营现金流</w:t>
             </w:r>
@@ -13352,7 +13206,7 @@
           </w:tcPr>
           <w:p>
             <w:pPr>
-              <w:spacing w:before="24" w:after="24" w:lineRule="auto" w:line="264"/>
+              <w:spacing w:before="14" w:after="14" w:lineRule="auto" w:line="264"/>
             </w:pPr>
             <w:r/>
             <w:r>
@@ -13361,7 +13215,7 @@
                 <w:b w:val="0"/>
                 <w:i w:val="0"/>
                 <w:color w:val="1A1A1A"/>
-                <w:sz w:val="15"/>
+                <w:sz w:val="14"/>
               </w:rPr>
               <w:t>第二年全年</w:t>
             </w:r>
@@ -13380,7 +13234,7 @@
           </w:tcPr>
           <w:p>
             <w:pPr>
-              <w:spacing w:before="24" w:after="24" w:lineRule="auto" w:line="264"/>
+              <w:spacing w:before="14" w:after="14" w:lineRule="auto" w:line="264"/>
             </w:pPr>
             <w:r/>
             <w:r>
@@ -13389,7 +13243,7 @@
                 <w:b w:val="0"/>
                 <w:i w:val="0"/>
                 <w:color w:val="1A1A1A"/>
-                <w:sz w:val="15"/>
+                <w:sz w:val="14"/>
               </w:rPr>
               <w:t>两座新城铺设、自有品牌品类扩展、团队扩编至 52 人</w:t>
             </w:r>
@@ -13408,7 +13262,7 @@
           </w:tcPr>
           <w:p>
             <w:pPr>
-              <w:spacing w:before="24" w:after="24" w:lineRule="auto" w:line="264"/>
+              <w:spacing w:before="14" w:after="14" w:lineRule="auto" w:line="264"/>
               <w:jc w:val="center"/>
             </w:pPr>
             <w:r/>
@@ -13418,7 +13272,7 @@
                 <w:b w:val="0"/>
                 <w:i w:val="0"/>
                 <w:color w:val="1A1A1A"/>
-                <w:sz w:val="15"/>
+                <w:sz w:val="14"/>
               </w:rPr>
               <w:t>约 12,000,000</w:t>
             </w:r>
@@ -13437,7 +13291,7 @@
           </w:tcPr>
           <w:p>
             <w:pPr>
-              <w:spacing w:before="24" w:after="24" w:lineRule="auto" w:line="264"/>
+              <w:spacing w:before="14" w:after="14" w:lineRule="auto" w:line="264"/>
               <w:jc w:val="center"/>
             </w:pPr>
             <w:r/>
@@ -13447,7 +13301,7 @@
                 <w:b w:val="0"/>
                 <w:i w:val="0"/>
                 <w:color w:val="1A1A1A"/>
-                <w:sz w:val="15"/>
+                <w:sz w:val="14"/>
               </w:rPr>
               <w:t>经营现金流</w:t>
             </w:r>
@@ -13706,7 +13560,7 @@
           </w:tcPr>
           <w:p>
             <w:pPr>
-              <w:spacing w:before="24" w:after="24" w:lineRule="auto" w:line="264"/>
+              <w:spacing w:before="14" w:after="14" w:lineRule="auto" w:line="264"/>
             </w:pPr>
             <w:r/>
             <w:r>
@@ -13715,7 +13569,7 @@
                 <w:b w:val="0"/>
                 <w:i w:val="0"/>
                 <w:color w:val="1A1A1A"/>
-                <w:sz w:val="15"/>
+                <w:sz w:val="14"/>
               </w:rPr>
               <w:t>墨西哥城：展厅＋集团总部办公</w:t>
             </w:r>
@@ -13734,7 +13588,7 @@
           </w:tcPr>
           <w:p>
             <w:pPr>
-              <w:spacing w:before="24" w:after="24" w:lineRule="auto" w:line="264"/>
+              <w:spacing w:before="14" w:after="14" w:lineRule="auto" w:line="264"/>
               <w:jc w:val="center"/>
             </w:pPr>
             <w:r/>
@@ -13744,7 +13598,7 @@
                 <w:b w:val="0"/>
                 <w:i w:val="0"/>
                 <w:color w:val="1A1A1A"/>
-                <w:sz w:val="15"/>
+                <w:sz w:val="14"/>
               </w:rPr>
               <w:t>800</w:t>
             </w:r>
@@ -13763,7 +13617,7 @@
           </w:tcPr>
           <w:p>
             <w:pPr>
-              <w:spacing w:before="24" w:after="24" w:lineRule="auto" w:line="264"/>
+              <w:spacing w:before="14" w:after="14" w:lineRule="auto" w:line="264"/>
               <w:jc w:val="center"/>
             </w:pPr>
             <w:r/>
@@ -13773,7 +13627,7 @@
                 <w:b w:val="0"/>
                 <w:i w:val="0"/>
                 <w:color w:val="1A1A1A"/>
-                <w:sz w:val="15"/>
+                <w:sz w:val="14"/>
               </w:rPr>
               <w:t>14.00＋CAM</w:t>
             </w:r>
@@ -13792,7 +13646,7 @@
           </w:tcPr>
           <w:p>
             <w:pPr>
-              <w:spacing w:before="24" w:after="24" w:lineRule="auto" w:line="264"/>
+              <w:spacing w:before="14" w:after="14" w:lineRule="auto" w:line="264"/>
               <w:jc w:val="center"/>
             </w:pPr>
             <w:r/>
@@ -13802,7 +13656,7 @@
                 <w:b w:val="0"/>
                 <w:i w:val="0"/>
                 <w:color w:val="1A1A1A"/>
-                <w:sz w:val="15"/>
+                <w:sz w:val="14"/>
               </w:rPr>
               <w:t>11,600</w:t>
             </w:r>
@@ -13821,7 +13675,7 @@
           </w:tcPr>
           <w:p>
             <w:pPr>
-              <w:spacing w:before="24" w:after="24" w:lineRule="auto" w:line="264"/>
+              <w:spacing w:before="14" w:after="14" w:lineRule="auto" w:line="264"/>
               <w:jc w:val="center"/>
             </w:pPr>
             <w:r/>
@@ -13831,7 +13685,7 @@
                 <w:b w:val="0"/>
                 <w:i w:val="0"/>
                 <w:color w:val="1A1A1A"/>
-                <w:sz w:val="15"/>
+                <w:sz w:val="14"/>
               </w:rPr>
               <w:t>214,600</w:t>
             </w:r>
@@ -13850,7 +13704,7 @@
           </w:tcPr>
           <w:p>
             <w:pPr>
-              <w:spacing w:before="24" w:after="24" w:lineRule="auto" w:line="264"/>
+              <w:spacing w:before="14" w:after="14" w:lineRule="auto" w:line="264"/>
               <w:jc w:val="center"/>
             </w:pPr>
             <w:r/>
@@ -13860,7 +13714,7 @@
                 <w:b w:val="0"/>
                 <w:i w:val="0"/>
                 <w:color w:val="1A1A1A"/>
-                <w:sz w:val="15"/>
+                <w:sz w:val="14"/>
               </w:rPr>
               <w:t>2,575,200</w:t>
             </w:r>
@@ -13882,7 +13736,7 @@
           </w:tcPr>
           <w:p>
             <w:pPr>
-              <w:spacing w:before="24" w:after="24" w:lineRule="auto" w:line="264"/>
+              <w:spacing w:before="14" w:after="14" w:lineRule="auto" w:line="264"/>
             </w:pPr>
             <w:r/>
             <w:r>
@@ -13891,7 +13745,7 @@
                 <w:b w:val="0"/>
                 <w:i w:val="0"/>
                 <w:color w:val="1A1A1A"/>
-                <w:sz w:val="15"/>
+                <w:sz w:val="14"/>
               </w:rPr>
               <w:t>蒙特雷：展厅＋分公司办公（500 坪）</w:t>
             </w:r>
@@ -13911,7 +13765,7 @@
           </w:tcPr>
           <w:p>
             <w:pPr>
-              <w:spacing w:before="24" w:after="24" w:lineRule="auto" w:line="264"/>
+              <w:spacing w:before="14" w:after="14" w:lineRule="auto" w:line="264"/>
               <w:jc w:val="center"/>
             </w:pPr>
             <w:r/>
@@ -13921,7 +13775,7 @@
                 <w:b w:val="0"/>
                 <w:i w:val="0"/>
                 <w:color w:val="1A1A1A"/>
-                <w:sz w:val="15"/>
+                <w:sz w:val="14"/>
               </w:rPr>
               <w:t>1,653</w:t>
             </w:r>
@@ -13941,7 +13795,7 @@
           </w:tcPr>
           <w:p>
             <w:pPr>
-              <w:spacing w:before="24" w:after="24" w:lineRule="auto" w:line="264"/>
+              <w:spacing w:before="14" w:after="14" w:lineRule="auto" w:line="264"/>
               <w:jc w:val="center"/>
             </w:pPr>
             <w:r/>
@@ -13951,7 +13805,7 @@
                 <w:b w:val="0"/>
                 <w:i w:val="0"/>
                 <w:color w:val="1A1A1A"/>
-                <w:sz w:val="15"/>
+                <w:sz w:val="14"/>
               </w:rPr>
               <w:t>9.00</w:t>
             </w:r>
@@ -13971,7 +13825,7 @@
           </w:tcPr>
           <w:p>
             <w:pPr>
-              <w:spacing w:before="24" w:after="24" w:lineRule="auto" w:line="264"/>
+              <w:spacing w:before="14" w:after="14" w:lineRule="auto" w:line="264"/>
               <w:jc w:val="center"/>
             </w:pPr>
             <w:r/>
@@ -13981,7 +13835,7 @@
                 <w:b w:val="0"/>
                 <w:i w:val="0"/>
                 <w:color w:val="1A1A1A"/>
-                <w:sz w:val="15"/>
+                <w:sz w:val="14"/>
               </w:rPr>
               <w:t>14,877</w:t>
             </w:r>
@@ -14001,7 +13855,7 @@
           </w:tcPr>
           <w:p>
             <w:pPr>
-              <w:spacing w:before="24" w:after="24" w:lineRule="auto" w:line="264"/>
+              <w:spacing w:before="14" w:after="14" w:lineRule="auto" w:line="264"/>
               <w:jc w:val="center"/>
             </w:pPr>
             <w:r/>
@@ -14011,7 +13865,7 @@
                 <w:b w:val="0"/>
                 <w:i w:val="0"/>
                 <w:color w:val="1A1A1A"/>
-                <w:sz w:val="15"/>
+                <w:sz w:val="14"/>
               </w:rPr>
               <w:t>275,225</w:t>
             </w:r>
@@ -14031,7 +13885,7 @@
           </w:tcPr>
           <w:p>
             <w:pPr>
-              <w:spacing w:before="24" w:after="24" w:lineRule="auto" w:line="264"/>
+              <w:spacing w:before="14" w:after="14" w:lineRule="auto" w:line="264"/>
               <w:jc w:val="center"/>
             </w:pPr>
             <w:r/>
@@ -14041,7 +13895,7 @@
                 <w:b w:val="0"/>
                 <w:i w:val="0"/>
                 <w:color w:val="1A1A1A"/>
-                <w:sz w:val="15"/>
+                <w:sz w:val="14"/>
               </w:rPr>
               <w:t>3,302,694</w:t>
             </w:r>
@@ -14062,7 +13916,7 @@
           </w:tcPr>
           <w:p>
             <w:pPr>
-              <w:spacing w:before="24" w:after="24" w:lineRule="auto" w:line="264"/>
+              <w:spacing w:before="14" w:after="14" w:lineRule="auto" w:line="264"/>
             </w:pPr>
             <w:r/>
             <w:r>
@@ -14071,7 +13925,7 @@
                 <w:b w:val="0"/>
                 <w:i w:val="0"/>
                 <w:color w:val="1A1A1A"/>
-                <w:sz w:val="15"/>
+                <w:sz w:val="14"/>
               </w:rPr>
               <w:t>蒙特雷：仓库（1,000 坪）</w:t>
             </w:r>
@@ -14090,7 +13944,7 @@
           </w:tcPr>
           <w:p>
             <w:pPr>
-              <w:spacing w:before="24" w:after="24" w:lineRule="auto" w:line="264"/>
+              <w:spacing w:before="14" w:after="14" w:lineRule="auto" w:line="264"/>
               <w:jc w:val="center"/>
             </w:pPr>
             <w:r/>
@@ -14100,7 +13954,7 @@
                 <w:b w:val="0"/>
                 <w:i w:val="0"/>
                 <w:color w:val="1A1A1A"/>
-                <w:sz w:val="15"/>
+                <w:sz w:val="14"/>
               </w:rPr>
               <w:t>3,306</w:t>
             </w:r>
@@ -14119,7 +13973,7 @@
           </w:tcPr>
           <w:p>
             <w:pPr>
-              <w:spacing w:before="24" w:after="24" w:lineRule="auto" w:line="264"/>
+              <w:spacing w:before="14" w:after="14" w:lineRule="auto" w:line="264"/>
               <w:jc w:val="center"/>
             </w:pPr>
             <w:r/>
@@ -14129,7 +13983,7 @@
                 <w:b w:val="0"/>
                 <w:i w:val="0"/>
                 <w:color w:val="1A1A1A"/>
-                <w:sz w:val="15"/>
+                <w:sz w:val="14"/>
               </w:rPr>
               <w:t>7.00</w:t>
             </w:r>
@@ -14148,7 +14002,7 @@
           </w:tcPr>
           <w:p>
             <w:pPr>
-              <w:spacing w:before="24" w:after="24" w:lineRule="auto" w:line="264"/>
+              <w:spacing w:before="14" w:after="14" w:lineRule="auto" w:line="264"/>
               <w:jc w:val="center"/>
             </w:pPr>
             <w:r/>
@@ -14158,7 +14012,7 @@
                 <w:b w:val="0"/>
                 <w:i w:val="0"/>
                 <w:color w:val="1A1A1A"/>
-                <w:sz w:val="15"/>
+                <w:sz w:val="14"/>
               </w:rPr>
               <w:t>23,142</w:t>
             </w:r>
@@ -14177,7 +14031,7 @@
           </w:tcPr>
           <w:p>
             <w:pPr>
-              <w:spacing w:before="24" w:after="24" w:lineRule="auto" w:line="264"/>
+              <w:spacing w:before="14" w:after="14" w:lineRule="auto" w:line="264"/>
               <w:jc w:val="center"/>
             </w:pPr>
             <w:r/>
@@ -14187,7 +14041,7 @@
                 <w:b w:val="0"/>
                 <w:i w:val="0"/>
                 <w:color w:val="1A1A1A"/>
-                <w:sz w:val="15"/>
+                <w:sz w:val="14"/>
               </w:rPr>
               <w:t>428,127</w:t>
             </w:r>
@@ -14206,7 +14060,7 @@
           </w:tcPr>
           <w:p>
             <w:pPr>
-              <w:spacing w:before="24" w:after="24" w:lineRule="auto" w:line="264"/>
+              <w:spacing w:before="14" w:after="14" w:lineRule="auto" w:line="264"/>
               <w:jc w:val="center"/>
             </w:pPr>
             <w:r/>
@@ -14216,7 +14070,7 @@
                 <w:b w:val="0"/>
                 <w:i w:val="0"/>
                 <w:color w:val="1A1A1A"/>
-                <w:sz w:val="15"/>
+                <w:sz w:val="14"/>
               </w:rPr>
               <w:t>5,137,524</w:t>
             </w:r>
@@ -14238,7 +14092,7 @@
           </w:tcPr>
           <w:p>
             <w:pPr>
-              <w:spacing w:before="24" w:after="24" w:lineRule="auto" w:line="264"/>
+              <w:spacing w:before="14" w:after="14" w:lineRule="auto" w:line="264"/>
             </w:pPr>
             <w:r/>
             <w:r>
@@ -14247,7 +14101,7 @@
                 <w:b w:val="0"/>
                 <w:i w:val="0"/>
                 <w:color w:val="1A1A1A"/>
-                <w:sz w:val="15"/>
+                <w:sz w:val="14"/>
               </w:rPr>
               <w:t>蒙特雷：物业管理费 CAM</w:t>
             </w:r>
@@ -14267,7 +14121,7 @@
           </w:tcPr>
           <w:p>
             <w:pPr>
-              <w:spacing w:before="24" w:after="24" w:lineRule="auto" w:line="264"/>
+              <w:spacing w:before="14" w:after="14" w:lineRule="auto" w:line="264"/>
               <w:jc w:val="center"/>
             </w:pPr>
             <w:r/>
@@ -14277,7 +14131,7 @@
                 <w:b w:val="0"/>
                 <w:i w:val="0"/>
                 <w:color w:val="1A1A1A"/>
-                <w:sz w:val="15"/>
+                <w:sz w:val="14"/>
               </w:rPr>
               <w:t>4,959</w:t>
             </w:r>
@@ -14297,7 +14151,7 @@
           </w:tcPr>
           <w:p>
             <w:pPr>
-              <w:spacing w:before="24" w:after="24" w:lineRule="auto" w:line="264"/>
+              <w:spacing w:before="14" w:after="14" w:lineRule="auto" w:line="264"/>
               <w:jc w:val="center"/>
             </w:pPr>
             <w:r/>
@@ -14307,7 +14161,7 @@
                 <w:b w:val="0"/>
                 <w:i w:val="0"/>
                 <w:color w:val="1A1A1A"/>
-                <w:sz w:val="15"/>
+                <w:sz w:val="14"/>
               </w:rPr>
               <w:t>0.55</w:t>
             </w:r>
@@ -14327,7 +14181,7 @@
           </w:tcPr>
           <w:p>
             <w:pPr>
-              <w:spacing w:before="24" w:after="24" w:lineRule="auto" w:line="264"/>
+              <w:spacing w:before="14" w:after="14" w:lineRule="auto" w:line="264"/>
               <w:jc w:val="center"/>
             </w:pPr>
             <w:r/>
@@ -14337,7 +14191,7 @@
                 <w:b w:val="0"/>
                 <w:i w:val="0"/>
                 <w:color w:val="1A1A1A"/>
-                <w:sz w:val="15"/>
+                <w:sz w:val="14"/>
               </w:rPr>
               <w:t>2,727</w:t>
             </w:r>
@@ -14357,7 +14211,7 @@
           </w:tcPr>
           <w:p>
             <w:pPr>
-              <w:spacing w:before="24" w:after="24" w:lineRule="auto" w:line="264"/>
+              <w:spacing w:before="14" w:after="14" w:lineRule="auto" w:line="264"/>
               <w:jc w:val="center"/>
             </w:pPr>
             <w:r/>
@@ -14367,7 +14221,7 @@
                 <w:b w:val="0"/>
                 <w:i w:val="0"/>
                 <w:color w:val="1A1A1A"/>
-                <w:sz w:val="15"/>
+                <w:sz w:val="14"/>
               </w:rPr>
               <w:t>50,455</w:t>
             </w:r>
@@ -14387,7 +14241,7 @@
           </w:tcPr>
           <w:p>
             <w:pPr>
-              <w:spacing w:before="24" w:after="24" w:lineRule="auto" w:line="264"/>
+              <w:spacing w:before="14" w:after="14" w:lineRule="auto" w:line="264"/>
               <w:jc w:val="center"/>
             </w:pPr>
             <w:r/>
@@ -14397,7 +14251,7 @@
                 <w:b w:val="0"/>
                 <w:i w:val="0"/>
                 <w:color w:val="1A1A1A"/>
-                <w:sz w:val="15"/>
+                <w:sz w:val="14"/>
               </w:rPr>
               <w:t>605,455</w:t>
             </w:r>
@@ -14422,7 +14276,7 @@
           </w:tcPr>
           <w:p>
             <w:pPr>
-              <w:spacing w:before="24" w:after="24" w:lineRule="auto" w:line="264"/>
+              <w:spacing w:before="14" w:after="14" w:lineRule="auto" w:line="264"/>
             </w:pPr>
             <w:r/>
             <w:r>
@@ -14431,7 +14285,7 @@
                 <w:b/>
                 <w:i w:val="0"/>
                 <w:color w:val="0B2545"/>
-                <w:sz w:val="15"/>
+                <w:sz w:val="14"/>
               </w:rPr>
               <w:t>双城满编运行合计</w:t>
             </w:r>
@@ -14454,7 +14308,7 @@
           </w:tcPr>
           <w:p>
             <w:pPr>
-              <w:spacing w:before="24" w:after="24" w:lineRule="auto" w:line="264"/>
+              <w:spacing w:before="14" w:after="14" w:lineRule="auto" w:line="264"/>
               <w:jc w:val="center"/>
             </w:pPr>
             <w:r/>
@@ -14464,7 +14318,7 @@
                 <w:b/>
                 <w:i w:val="0"/>
                 <w:color w:val="0B2545"/>
-                <w:sz w:val="15"/>
+                <w:sz w:val="14"/>
               </w:rPr>
               <w:t>5,759</w:t>
             </w:r>
@@ -14487,7 +14341,7 @@
           </w:tcPr>
           <w:p>
             <w:pPr>
-              <w:spacing w:before="24" w:after="24" w:lineRule="auto" w:line="264"/>
+              <w:spacing w:before="14" w:after="14" w:lineRule="auto" w:line="264"/>
               <w:jc w:val="center"/>
             </w:pPr>
             <w:r/>
@@ -14497,7 +14351,7 @@
                 <w:b/>
                 <w:i w:val="0"/>
                 <w:color w:val="0B2545"/>
-                <w:sz w:val="15"/>
+                <w:sz w:val="14"/>
               </w:rPr>
               <w:t>—</w:t>
             </w:r>
@@ -14520,7 +14374,7 @@
           </w:tcPr>
           <w:p>
             <w:pPr>
-              <w:spacing w:before="24" w:after="24" w:lineRule="auto" w:line="264"/>
+              <w:spacing w:before="14" w:after="14" w:lineRule="auto" w:line="264"/>
               <w:jc w:val="center"/>
             </w:pPr>
             <w:r/>
@@ -14530,7 +14384,7 @@
                 <w:b/>
                 <w:i w:val="0"/>
                 <w:color w:val="0B2545"/>
-                <w:sz w:val="15"/>
+                <w:sz w:val="14"/>
               </w:rPr>
               <w:t>52,346</w:t>
             </w:r>
@@ -14553,7 +14407,7 @@
           </w:tcPr>
           <w:p>
             <w:pPr>
-              <w:spacing w:before="24" w:after="24" w:lineRule="auto" w:line="264"/>
+              <w:spacing w:before="14" w:after="14" w:lineRule="auto" w:line="264"/>
               <w:jc w:val="center"/>
             </w:pPr>
             <w:r/>
@@ -14563,7 +14417,7 @@
                 <w:b/>
                 <w:i w:val="0"/>
                 <w:color w:val="0B2545"/>
-                <w:sz w:val="15"/>
+                <w:sz w:val="14"/>
               </w:rPr>
               <w:t>968,407</w:t>
             </w:r>
@@ -14586,7 +14440,7 @@
           </w:tcPr>
           <w:p>
             <w:pPr>
-              <w:spacing w:before="24" w:after="24" w:lineRule="auto" w:line="264"/>
+              <w:spacing w:before="14" w:after="14" w:lineRule="auto" w:line="264"/>
               <w:jc w:val="center"/>
             </w:pPr>
             <w:r/>
@@ -14596,7 +14450,7 @@
                 <w:b/>
                 <w:i w:val="0"/>
                 <w:color w:val="0B2545"/>
-                <w:sz w:val="15"/>
+                <w:sz w:val="14"/>
               </w:rPr>
               <w:t>11,620,873</w:t>
             </w:r>
@@ -14631,12 +14485,12 @@
           <w:color w:val="5A6472"/>
           <w:sz w:val="14"/>
         </w:rPr>
-        <w:t>关键节省与谈判要点：因寄售货源存放于合作方位于墨西哥城的既有仓库，CLG 在墨城无需自建大型仓库，仅保留 800㎡ 展厅与总部办公——相较自租 5,000㎡ 仓库每年直接节省约 700 万比索，这是寄售模式的第二重成本红利。蒙特雷工业地产 2026 年一季度空置率 7.5%、报价 7.00 美元/㎡/月（Colliers），应争取 3–5 年期、3 个月免租期并将年涨幅锁定于美元 CPI 或 3%；展厅须取 flex／工业型空间而非甲级写字楼（甲级报价达 18.88 美元/㎡/月，Solili 2026年6月），选错每年多支出约 19.5 万美元。首年实付租金 635 万比索（占收入 12.8%），第二年约 9.2%、第三年约 6.3%。</w:t>
+        <w:t>关键节省与谈判要点：因寄售货源存放于合作方位于墨西哥城的既有仓库，CLG 在墨城无需自建大仓，仅保留 800㎡ 展厅与总部办公——相较自租 5,000㎡ 仓库每年直接节省约 700 万比索。蒙特雷工业地产 2026 年一季度空置率 7.5%、报价 7.00 美元/㎡/月（Colliers），应争取 3–5 年期、3 个月免租期并将年涨幅锁定于美元 CPI 或 3%；展厅须取 flex／工业型空间而非甲级写字楼（甲级报价达 18.88 美元/㎡/月，Solili 2026年6月），选错每年多支出约 19.5 万美元。租金是本方案唯一未被压缩的固定成本——它直接决定展厅规模与成交场所。首年实付 635 万比索（占收入 12.8%），第二年约 9.2%、第三年约 6.3%。</w:t>
       </w:r>
     </w:p>
     <w:p>
       <w:pPr>
-        <w:spacing w:before="0" w:after="0" w:line="140" w:lineRule="exact"/>
+        <w:spacing w:before="0" w:after="0" w:line="100" w:lineRule="exact"/>
       </w:pPr>
       <w:r>
         <w:rPr>
@@ -14975,7 +14829,7 @@
           </w:tcPr>
           <w:p>
             <w:pPr>
-              <w:spacing w:before="24" w:after="24" w:lineRule="auto" w:line="264"/>
+              <w:spacing w:before="14" w:after="14" w:lineRule="auto" w:line="264"/>
             </w:pPr>
             <w:r/>
             <w:r>
@@ -15003,7 +14857,7 @@
           </w:tcPr>
           <w:p>
             <w:pPr>
-              <w:spacing w:before="24" w:after="24" w:lineRule="auto" w:line="264"/>
+              <w:spacing w:before="14" w:after="14" w:lineRule="auto" w:line="264"/>
               <w:jc w:val="center"/>
             </w:pPr>
             <w:r/>
@@ -15032,7 +14886,7 @@
           </w:tcPr>
           <w:p>
             <w:pPr>
-              <w:spacing w:before="24" w:after="24" w:lineRule="auto" w:line="264"/>
+              <w:spacing w:before="14" w:after="14" w:lineRule="auto" w:line="264"/>
               <w:jc w:val="center"/>
             </w:pPr>
             <w:r/>
@@ -15061,7 +14915,7 @@
           </w:tcPr>
           <w:p>
             <w:pPr>
-              <w:spacing w:before="24" w:after="24" w:lineRule="auto" w:line="264"/>
+              <w:spacing w:before="14" w:after="14" w:lineRule="auto" w:line="264"/>
               <w:jc w:val="center"/>
             </w:pPr>
             <w:r/>
@@ -15090,7 +14944,7 @@
           </w:tcPr>
           <w:p>
             <w:pPr>
-              <w:spacing w:before="24" w:after="24" w:lineRule="auto" w:line="264"/>
+              <w:spacing w:before="14" w:after="14" w:lineRule="auto" w:line="264"/>
               <w:jc w:val="center"/>
             </w:pPr>
             <w:r/>
@@ -15119,7 +14973,7 @@
           </w:tcPr>
           <w:p>
             <w:pPr>
-              <w:spacing w:before="24" w:after="24" w:lineRule="auto" w:line="264"/>
+              <w:spacing w:before="14" w:after="14" w:lineRule="auto" w:line="264"/>
               <w:jc w:val="center"/>
             </w:pPr>
             <w:r/>
@@ -15151,7 +15005,7 @@
           </w:tcPr>
           <w:p>
             <w:pPr>
-              <w:spacing w:before="24" w:after="24" w:lineRule="auto" w:line="264"/>
+              <w:spacing w:before="14" w:after="14" w:lineRule="auto" w:line="264"/>
             </w:pPr>
             <w:r/>
             <w:r>
@@ -15180,7 +15034,7 @@
           </w:tcPr>
           <w:p>
             <w:pPr>
-              <w:spacing w:before="24" w:after="24" w:lineRule="auto" w:line="264"/>
+              <w:spacing w:before="14" w:after="14" w:lineRule="auto" w:line="264"/>
               <w:jc w:val="center"/>
             </w:pPr>
             <w:r/>
@@ -15210,7 +15064,7 @@
           </w:tcPr>
           <w:p>
             <w:pPr>
-              <w:spacing w:before="24" w:after="24" w:lineRule="auto" w:line="264"/>
+              <w:spacing w:before="14" w:after="14" w:lineRule="auto" w:line="264"/>
               <w:jc w:val="center"/>
             </w:pPr>
             <w:r/>
@@ -15240,7 +15094,7 @@
           </w:tcPr>
           <w:p>
             <w:pPr>
-              <w:spacing w:before="24" w:after="24" w:lineRule="auto" w:line="264"/>
+              <w:spacing w:before="14" w:after="14" w:lineRule="auto" w:line="264"/>
               <w:jc w:val="center"/>
             </w:pPr>
             <w:r/>
@@ -15270,7 +15124,7 @@
           </w:tcPr>
           <w:p>
             <w:pPr>
-              <w:spacing w:before="24" w:after="24" w:lineRule="auto" w:line="264"/>
+              <w:spacing w:before="14" w:after="14" w:lineRule="auto" w:line="264"/>
               <w:jc w:val="center"/>
             </w:pPr>
             <w:r/>
@@ -15300,7 +15154,7 @@
           </w:tcPr>
           <w:p>
             <w:pPr>
-              <w:spacing w:before="24" w:after="24" w:lineRule="auto" w:line="264"/>
+              <w:spacing w:before="14" w:after="14" w:lineRule="auto" w:line="264"/>
               <w:jc w:val="center"/>
             </w:pPr>
             <w:r/>
@@ -15331,7 +15185,7 @@
           </w:tcPr>
           <w:p>
             <w:pPr>
-              <w:spacing w:before="24" w:after="24" w:lineRule="auto" w:line="264"/>
+              <w:spacing w:before="14" w:after="14" w:lineRule="auto" w:line="264"/>
             </w:pPr>
             <w:r/>
             <w:r>
@@ -15359,7 +15213,7 @@
           </w:tcPr>
           <w:p>
             <w:pPr>
-              <w:spacing w:before="24" w:after="24" w:lineRule="auto" w:line="264"/>
+              <w:spacing w:before="14" w:after="14" w:lineRule="auto" w:line="264"/>
               <w:jc w:val="center"/>
             </w:pPr>
             <w:r/>
@@ -15371,7 +15225,7 @@
                 <w:color w:val="1A1A1A"/>
                 <w:sz w:val="14"/>
               </w:rPr>
-              <w:t>5.2</w:t>
+              <w:t>4.5</w:t>
             </w:r>
           </w:p>
         </w:tc>
@@ -15388,7 +15242,7 @@
           </w:tcPr>
           <w:p>
             <w:pPr>
-              <w:spacing w:before="24" w:after="24" w:lineRule="auto" w:line="264"/>
+              <w:spacing w:before="14" w:after="14" w:lineRule="auto" w:line="264"/>
               <w:jc w:val="center"/>
             </w:pPr>
             <w:r/>
@@ -15400,7 +15254,7 @@
                 <w:color w:val="1A1A1A"/>
                 <w:sz w:val="14"/>
               </w:rPr>
-              <w:t>5.8</w:t>
+              <w:t>5.0</w:t>
             </w:r>
           </w:p>
         </w:tc>
@@ -15417,7 +15271,7 @@
           </w:tcPr>
           <w:p>
             <w:pPr>
-              <w:spacing w:before="24" w:after="24" w:lineRule="auto" w:line="264"/>
+              <w:spacing w:before="14" w:after="14" w:lineRule="auto" w:line="264"/>
               <w:jc w:val="center"/>
             </w:pPr>
             <w:r/>
@@ -15429,7 +15283,7 @@
                 <w:color w:val="1A1A1A"/>
                 <w:sz w:val="14"/>
               </w:rPr>
-              <w:t>6.3</w:t>
+              <w:t>5.4</w:t>
             </w:r>
           </w:p>
         </w:tc>
@@ -15446,7 +15300,7 @@
           </w:tcPr>
           <w:p>
             <w:pPr>
-              <w:spacing w:before="24" w:after="24" w:lineRule="auto" w:line="264"/>
+              <w:spacing w:before="14" w:after="14" w:lineRule="auto" w:line="264"/>
               <w:jc w:val="center"/>
             </w:pPr>
             <w:r/>
@@ -15458,7 +15312,7 @@
                 <w:color w:val="1A1A1A"/>
                 <w:sz w:val="14"/>
               </w:rPr>
-              <w:t>6.8</w:t>
+              <w:t>5.7</w:t>
             </w:r>
           </w:p>
         </w:tc>
@@ -15475,7 +15329,7 @@
           </w:tcPr>
           <w:p>
             <w:pPr>
-              <w:spacing w:before="24" w:after="24" w:lineRule="auto" w:line="264"/>
+              <w:spacing w:before="14" w:after="14" w:lineRule="auto" w:line="264"/>
               <w:jc w:val="center"/>
             </w:pPr>
             <w:r/>
@@ -15487,7 +15341,7 @@
                 <w:color w:val="1A1A1A"/>
                 <w:sz w:val="14"/>
               </w:rPr>
-              <w:t>24.1</w:t>
+              <w:t>20.6</w:t>
             </w:r>
           </w:p>
         </w:tc>
@@ -15507,7 +15361,7 @@
           </w:tcPr>
           <w:p>
             <w:pPr>
-              <w:spacing w:before="24" w:after="24" w:lineRule="auto" w:line="264"/>
+              <w:spacing w:before="14" w:after="14" w:lineRule="auto" w:line="264"/>
             </w:pPr>
             <w:r/>
             <w:r>
@@ -15536,7 +15390,7 @@
           </w:tcPr>
           <w:p>
             <w:pPr>
-              <w:spacing w:before="24" w:after="24" w:lineRule="auto" w:line="264"/>
+              <w:spacing w:before="14" w:after="14" w:lineRule="auto" w:line="264"/>
               <w:jc w:val="center"/>
             </w:pPr>
             <w:r/>
@@ -15548,7 +15402,7 @@
                 <w:color w:val="1A1A1A"/>
                 <w:sz w:val="14"/>
               </w:rPr>
-              <w:t>(2.20)</w:t>
+              <w:t>(1.50)</w:t>
             </w:r>
           </w:p>
         </w:tc>
@@ -15566,7 +15420,7 @@
           </w:tcPr>
           <w:p>
             <w:pPr>
-              <w:spacing w:before="24" w:after="24" w:lineRule="auto" w:line="264"/>
+              <w:spacing w:before="14" w:after="14" w:lineRule="auto" w:line="264"/>
               <w:jc w:val="center"/>
             </w:pPr>
             <w:r/>
@@ -15578,7 +15432,7 @@
                 <w:color w:val="1A1A1A"/>
                 <w:sz w:val="14"/>
               </w:rPr>
-              <w:t>(0.55)</w:t>
+              <w:t>0.25（2.4%）</w:t>
             </w:r>
           </w:p>
         </w:tc>
@@ -15596,7 +15450,7 @@
           </w:tcPr>
           <w:p>
             <w:pPr>
-              <w:spacing w:before="24" w:after="24" w:lineRule="auto" w:line="264"/>
+              <w:spacing w:before="14" w:after="14" w:lineRule="auto" w:line="264"/>
               <w:jc w:val="center"/>
             </w:pPr>
             <w:r/>
@@ -15608,7 +15462,7 @@
                 <w:color w:val="1A1A1A"/>
                 <w:sz w:val="14"/>
               </w:rPr>
-              <w:t>0.70（5.0%）</w:t>
+              <w:t>1.60（11.4%）</w:t>
             </w:r>
           </w:p>
         </w:tc>
@@ -15626,7 +15480,7 @@
           </w:tcPr>
           <w:p>
             <w:pPr>
-              <w:spacing w:before="24" w:after="24" w:lineRule="auto" w:line="264"/>
+              <w:spacing w:before="14" w:after="14" w:lineRule="auto" w:line="264"/>
               <w:jc w:val="center"/>
             </w:pPr>
             <w:r/>
@@ -15638,7 +15492,7 @@
                 <w:color w:val="1A1A1A"/>
                 <w:sz w:val="14"/>
               </w:rPr>
-              <w:t>2.70（14.2%）</w:t>
+              <w:t>3.80（20.0%）</w:t>
             </w:r>
           </w:p>
         </w:tc>
@@ -15656,7 +15510,7 @@
           </w:tcPr>
           <w:p>
             <w:pPr>
-              <w:spacing w:before="24" w:after="24" w:lineRule="auto" w:line="264"/>
+              <w:spacing w:before="14" w:after="14" w:lineRule="auto" w:line="264"/>
               <w:jc w:val="center"/>
             </w:pPr>
             <w:r/>
@@ -15668,7 +15522,7 @@
                 <w:color w:val="1A1A1A"/>
                 <w:sz w:val="14"/>
               </w:rPr>
-              <w:t>0.65（1.3%）</w:t>
+              <w:t>4.15（8.4%）</w:t>
             </w:r>
           </w:p>
         </w:tc>
@@ -15687,7 +15541,7 @@
           </w:tcPr>
           <w:p>
             <w:pPr>
-              <w:spacing w:before="24" w:after="24" w:lineRule="auto" w:line="264"/>
+              <w:spacing w:before="14" w:after="14" w:lineRule="auto" w:line="264"/>
             </w:pPr>
             <w:r/>
             <w:r>
@@ -15715,7 +15569,7 @@
           </w:tcPr>
           <w:p>
             <w:pPr>
-              <w:spacing w:before="24" w:after="24" w:lineRule="auto" w:line="264"/>
+              <w:spacing w:before="14" w:after="14" w:lineRule="auto" w:line="264"/>
               <w:jc w:val="center"/>
             </w:pPr>
             <w:r/>
@@ -15727,7 +15581,7 @@
                 <w:color w:val="1A1A1A"/>
                 <w:sz w:val="14"/>
               </w:rPr>
-              <w:t>(2.55)</w:t>
+              <w:t>(1.74)</w:t>
             </w:r>
           </w:p>
         </w:tc>
@@ -15744,7 +15598,7 @@
           </w:tcPr>
           <w:p>
             <w:pPr>
-              <w:spacing w:before="24" w:after="24" w:lineRule="auto" w:line="264"/>
+              <w:spacing w:before="14" w:after="14" w:lineRule="auto" w:line="264"/>
               <w:jc w:val="center"/>
             </w:pPr>
             <w:r/>
@@ -15756,7 +15610,7 @@
                 <w:color w:val="1A1A1A"/>
                 <w:sz w:val="14"/>
               </w:rPr>
-              <w:t>(0.95)</w:t>
+              <w:t>(0.01)</w:t>
             </w:r>
           </w:p>
         </w:tc>
@@ -15773,7 +15627,7 @@
           </w:tcPr>
           <w:p>
             <w:pPr>
-              <w:spacing w:before="24" w:after="24" w:lineRule="auto" w:line="264"/>
+              <w:spacing w:before="14" w:after="14" w:lineRule="auto" w:line="264"/>
               <w:jc w:val="center"/>
             </w:pPr>
             <w:r/>
@@ -15785,7 +15639,7 @@
                 <w:color w:val="1A1A1A"/>
                 <w:sz w:val="14"/>
               </w:rPr>
-              <w:t>0.20</w:t>
+              <w:t>1.32</w:t>
             </w:r>
           </w:p>
         </w:tc>
@@ -15802,7 +15656,7 @@
           </w:tcPr>
           <w:p>
             <w:pPr>
-              <w:spacing w:before="24" w:after="24" w:lineRule="auto" w:line="264"/>
+              <w:spacing w:before="14" w:after="14" w:lineRule="auto" w:line="264"/>
               <w:jc w:val="center"/>
             </w:pPr>
             <w:r/>
@@ -15814,7 +15668,7 @@
                 <w:color w:val="1A1A1A"/>
                 <w:sz w:val="14"/>
               </w:rPr>
-              <w:t>2.20</w:t>
+              <w:t>2.60</w:t>
             </w:r>
           </w:p>
         </w:tc>
@@ -15831,7 +15685,7 @@
           </w:tcPr>
           <w:p>
             <w:pPr>
-              <w:spacing w:before="24" w:after="24" w:lineRule="auto" w:line="264"/>
+              <w:spacing w:before="14" w:after="14" w:lineRule="auto" w:line="264"/>
               <w:jc w:val="center"/>
             </w:pPr>
             <w:r/>
@@ -15843,7 +15697,7 @@
                 <w:color w:val="1A1A1A"/>
                 <w:sz w:val="14"/>
               </w:rPr>
-              <w:t>(1.10)</w:t>
+              <w:t>2.17</w:t>
             </w:r>
           </w:p>
         </w:tc>
@@ -15863,7 +15717,7 @@
           </w:tcPr>
           <w:p>
             <w:pPr>
-              <w:spacing w:before="24" w:after="24" w:lineRule="auto" w:line="264"/>
+              <w:spacing w:before="14" w:after="14" w:lineRule="auto" w:line="264"/>
             </w:pPr>
             <w:r/>
             <w:r>
@@ -15892,7 +15746,7 @@
           </w:tcPr>
           <w:p>
             <w:pPr>
-              <w:spacing w:before="24" w:after="24" w:lineRule="auto" w:line="264"/>
+              <w:spacing w:before="14" w:after="14" w:lineRule="auto" w:line="264"/>
               <w:jc w:val="center"/>
             </w:pPr>
             <w:r/>
@@ -15922,7 +15776,7 @@
           </w:tcPr>
           <w:p>
             <w:pPr>
-              <w:spacing w:before="24" w:after="24" w:lineRule="auto" w:line="264"/>
+              <w:spacing w:before="14" w:after="14" w:lineRule="auto" w:line="264"/>
               <w:jc w:val="center"/>
             </w:pPr>
             <w:r/>
@@ -15934,7 +15788,7 @@
                 <w:color w:val="1A1A1A"/>
                 <w:sz w:val="14"/>
               </w:rPr>
-              <w:t>启动资金</w:t>
+              <w:t>自给</w:t>
             </w:r>
           </w:p>
         </w:tc>
@@ -15952,7 +15806,7 @@
           </w:tcPr>
           <w:p>
             <w:pPr>
-              <w:spacing w:before="24" w:after="24" w:lineRule="auto" w:line="264"/>
+              <w:spacing w:before="14" w:after="14" w:lineRule="auto" w:line="264"/>
               <w:jc w:val="center"/>
             </w:pPr>
             <w:r/>
@@ -15964,7 +15818,7 @@
                 <w:color w:val="1A1A1A"/>
                 <w:sz w:val="14"/>
               </w:rPr>
-              <w:t>自给</w:t>
+              <w:t>自给并再投资</w:t>
             </w:r>
           </w:p>
         </w:tc>
@@ -15982,7 +15836,7 @@
           </w:tcPr>
           <w:p>
             <w:pPr>
-              <w:spacing w:before="24" w:after="24" w:lineRule="auto" w:line="264"/>
+              <w:spacing w:before="14" w:after="14" w:lineRule="auto" w:line="264"/>
               <w:jc w:val="center"/>
             </w:pPr>
             <w:r/>
@@ -16012,7 +15866,7 @@
           </w:tcPr>
           <w:p>
             <w:pPr>
-              <w:spacing w:before="24" w:after="24" w:lineRule="auto" w:line="264"/>
+              <w:spacing w:before="14" w:after="14" w:lineRule="auto" w:line="264"/>
               <w:jc w:val="center"/>
             </w:pPr>
             <w:r/>
@@ -16057,7 +15911,7 @@
           <w:color w:val="5A6472"/>
           <w:sz w:val="14"/>
         </w:rPr>
-        <w:t>首年小幅净亏损 110 万比索源于蒙特雷场地建设与团队先行投入；第三季度单季 EBITDA 转正，第四季度 EBITDA 率达 14.2%，经营现金流自第 4 个月起自给并开始承担扩张性再投资。</w:t>
+        <w:t>在 15 人编制与全面二手设备的成本结构下，首年即实现 EBITDA 415 万比索（8.4%）与净利润 217 万比索（4.4%）：第一季度小幅亏损仅源于场地建设与团队先行投入，第二季度单季即转正，第四季度 EBITDA 率达 20.0%。</w:t>
       </w:r>
     </w:p>
     <w:p>
@@ -16694,7 +16548,7 @@
                 <w:color w:val="1A1A1A"/>
                 <w:sz w:val="14"/>
               </w:rPr>
-              <w:t>0.65</w:t>
+              <w:t>4.15</w:t>
             </w:r>
           </w:p>
         </w:tc>
@@ -16723,7 +16577,7 @@
                 <w:color w:val="1A1A1A"/>
                 <w:sz w:val="14"/>
               </w:rPr>
-              <w:t>(1.10)</w:t>
+              <w:t>2.17</w:t>
             </w:r>
           </w:p>
         </w:tc>
@@ -16934,7 +16788,7 @@
                 <w:color w:val="1A1A1A"/>
                 <w:sz w:val="14"/>
               </w:rPr>
-              <w:t>10.0</w:t>
+              <w:t>19.2</w:t>
             </w:r>
           </w:p>
         </w:tc>
@@ -16964,7 +16818,7 @@
                 <w:color w:val="1A1A1A"/>
                 <w:sz w:val="14"/>
               </w:rPr>
-              <w:t>5.4</w:t>
+              <w:t>12.2</w:t>
             </w:r>
           </w:p>
         </w:tc>
@@ -17168,7 +17022,7 @@
                 <w:color w:val="1A1A1A"/>
                 <w:sz w:val="14"/>
               </w:rPr>
-              <w:t>39.6</w:t>
+              <w:t>47.8</w:t>
             </w:r>
           </w:p>
         </w:tc>
@@ -17197,7 +17051,7 @@
                 <w:color w:val="1A1A1A"/>
                 <w:sz w:val="14"/>
               </w:rPr>
-              <w:t>24.8</w:t>
+              <w:t>31.7</w:t>
             </w:r>
           </w:p>
         </w:tc>
@@ -17230,7 +17084,7 @@
           <w:color w:val="5A6472"/>
           <w:sz w:val="14"/>
         </w:rPr>
-        <w:t>轻资产纪律：第三年自建 7 城但仅设 4 个仓库，其余由 220 家代理商与越库配送覆盖全国——这正是第三年 EBITDA 利润率得以达到 15.5% 的原因。全部扩张资金自第 4 个月起由经营收入承担。</w:t>
+        <w:t>轻资产纪律：第三年自建 7 城但仅设 4 个仓库、团队仅 48 人，其余由 220 家代理商与越库配送覆盖全国——这正是第三年 EBITDA 利润率得以达到 18.8% 的原因。全部扩张资金自第 4 个月起由经营收入承担，三年内不再进行任何股权融资。</w:t>
       </w:r>
     </w:p>
     <w:tbl>
@@ -17381,7 +17235,7 @@
           <w:color w:val="1A1A1A"/>
           <w:sz w:val="14"/>
         </w:rPr>
-        <w:t>按本版保守口径，第五年 CLG 目标营业收入约 4,220 万美元（7.8 亿比索）、净利率约 11%（净利润约 464 万美元）、自有品牌占收入 50% 以上——税前利润远超纳斯达克全球市场（Nasdaq Global Market）收益标准所要求的 100 万美元，并可同时满足股东权益 1,500 万美元、公众持股市值 800 万美元、400 名整手股东与股价 4 美元等各项门槛；若届时市值达 7,500 万美元以上，亦可选择市值标准申报。</w:t>
+        <w:t>按本版保守口径，第五年 CLG 目标营业收入约 4,220 万美元（7.8 亿比索）、净利率约 13%（净利润约 548 万美元）、自有品牌占收入 50% 以上——税前利润远超纳斯达克全球市场（Nasdaq Global Market）收益标准所要求的 100 万美元，并可同时满足股东权益 1,500 万美元、公众持股市值 800 万美元、400 名整手股东与股价 4 美元等各项门槛；若届时市值达 7,500 万美元以上，亦可选择市值标准申报。</w:t>
       </w:r>
     </w:p>
     <w:p>
@@ -17473,7 +17327,7 @@
           <w:color w:val="1A1A1A"/>
           <w:sz w:val="14"/>
         </w:rPr>
-        <w:t>据此隐含企业价值按收入倍数约 7,600 万美元、按盈利倍数约 1.02 亿美元，即 7,500 万–1 亿美元（14–18.5 亿比索）的可信上市区间，相当于对首年 140 万美元启动资金 50–70 倍的回报；三项不可妥协的前提：自第一年起由四大或 PCAOB 注册所出具 US GAAP／IFRS 审计报告、即刻搭建开曼或特拉华控股公司之于墨西哥 S.A. de C.V. 的离岸架构、自第一天建立符合 SOX 的内控与常设资料室。</w:t>
+        <w:t>据此隐含企业价值按收入倍数约 7,600 万美元、按盈利倍数约 1.21 亿美元，即 7,500 万–1.2 亿美元（14–22 亿比索）的可信上市区间，相当于对首年 100 万美元启动资金 75–120 倍的回报；三项不可妥协的前提：自第一年起由四大或 PCAOB 注册所出具 US GAAP／IFRS 审计报告、即刻搭建开曼或特拉华控股公司之于墨西哥 S.A. de C.V. 的离岸架构、自第一天建立符合 SOX 的内控与常设资料室。</w:t>
       </w:r>
     </w:p>
     <w:p>
@@ -18089,7 +17943,7 @@
                 <w:color w:val="1A1A1A"/>
                 <w:sz w:val="13"/>
               </w:rPr>
-              <w:t>关键人与竞争风险　总经理一人统管两城并全责 IT，单点依赖显著；寄售货源的价格优势窗口约 18–24 个月</w:t>
+              <w:t>关键人与人手风险　15 人编制下总经理一人统管两城并全责 IT，单点依赖显著；任一核心岗位离职即形成缺口；寄售货源价格优势窗口约 18–24 个月</w:t>
             </w:r>
           </w:p>
         </w:tc>
@@ -18146,7 +18000,7 @@
                 <w:color w:val="1A1A1A"/>
                 <w:sz w:val="13"/>
               </w:rPr>
-              <w:t>窗口即战略：用 18 个月锁定 220 家带独家条款与最低采购量的代理商，渠道关系在价格优势消失后依然存续；自有品牌为永久护城河，第三年 39% 毛利来自自有知识产权；关键人风险以书面接班安排、期权池、关键人寿险与第 12 个月视业绩增设副手缓释</w:t>
+              <w:t>窗口即战略：用 18 个月锁定 220 家带独家条款与最低采购量的代理商，渠道关系在价格优势消失后依然存续；自有品牌为永久护城河，第三年 39% 毛利来自自有知识产权。精简编制的缓释设计：关键流程固化于 ERP 与书面 SOP 而非个人经验，设计、法务、报关、配送均有外部合作方可即时补位；总经理层面以书面接班安排、期权池、关键人寿险与第 12 个月视业绩增设副手缓释，并在尽调前主动披露</w:t>
             </w:r>
           </w:p>
         </w:tc>
@@ -19153,7 +19007,7 @@
                 <w:color w:val="1A1A1A"/>
                 <w:sz w:val="14"/>
               </w:rPr>
-              <w:t>人均产出（百万比索）</w:t>
+              <w:t>人员编制 / 人均产出</w:t>
             </w:r>
           </w:p>
         </w:tc>
@@ -19182,7 +19036,7 @@
                 <w:color w:val="1A1A1A"/>
                 <w:sz w:val="14"/>
               </w:rPr>
-              <w:t>1.71</w:t>
+              <w:t>15 / 3.30</w:t>
             </w:r>
           </w:p>
         </w:tc>
@@ -19211,7 +19065,7 @@
                 <w:color w:val="1A1A1A"/>
                 <w:sz w:val="14"/>
               </w:rPr>
-              <w:t>2.42</w:t>
+              <w:t>26 / 4.85</w:t>
             </w:r>
           </w:p>
         </w:tc>
@@ -19240,7 +19094,7 @@
                 <w:color w:val="1A1A1A"/>
                 <w:sz w:val="14"/>
               </w:rPr>
-              <w:t>2.68</w:t>
+              <w:t>48 / 5.31</w:t>
             </w:r>
           </w:p>
         </w:tc>

--- a/CLG-Mexico/CLG墨西哥市场商业计划书_2026.docx
+++ b/CLG-Mexico/CLG墨西哥市场商业计划书_2026.docx
@@ -25,10 +25,10 @@
             <w:tcW w:type="dxa" w:w="10091"/>
             <w:shd w:val="clear" w:color="auto" w:fill="0B2545"/>
             <w:tcMar>
-              <w:top w:w="110" w:type="dxa"/>
-              <w:left w:w="220" w:type="dxa"/>
-              <w:bottom w:w="95" w:type="dxa"/>
-              <w:right w:w="180" w:type="dxa"/>
+              <w:top w:w="80" w:type="dxa"/>
+              <w:left w:w="210" w:type="dxa"/>
+              <w:bottom w:w="70" w:type="dxa"/>
+              <w:right w:w="170" w:type="dxa"/>
             </w:tcMar>
           </w:tcPr>
           <w:p>
@@ -57,7 +57,7 @@
                 <w:b/>
                 <w:i w:val="0"/>
                 <w:color w:val="FFFFFF"/>
-                <w:sz w:val="42"/>
+                <w:sz w:val="40"/>
               </w:rPr>
               <w:t>墨西哥市场商业计划书</w:t>
             </w:r>
@@ -72,14 +72,14 @@
                 <w:b w:val="0"/>
                 <w:i w:val="0"/>
                 <w:color w:val="CFD7E3"/>
-                <w:sz w:val="21"/>
-              </w:rPr>
-              <w:t>极致轻资产 · 寄售零库存 · 15 人双城精兵</w:t>
-            </w:r>
-          </w:p>
-          <w:p>
-            <w:pPr>
-              <w:spacing w:after="0"/>
+                <w:sz w:val="20"/>
+              </w:rPr>
+              <w:t>极致轻资产 · 寄售零库存 · 18 人双城精兵</w:t>
+            </w:r>
+          </w:p>
+          <w:p>
+            <w:pPr>
+              <w:spacing w:after="20"/>
             </w:pPr>
             <w:r>
               <w:rPr>
@@ -89,7 +89,22 @@
                 <w:color w:val="B08D3F"/>
                 <w:sz w:val="16"/>
               </w:rPr>
-              <w:t>墨西哥城 CDMX  ×  蒙特雷 MONTERREY    |    融资需求 100 万美元    |    2026年9月</w:t>
+              <w:t>墨西哥城 CDMX  ×  蒙特雷 MONTERREY    |    融资需求 115 万美元</w:t>
+            </w:r>
+          </w:p>
+          <w:p>
+            <w:pPr>
+              <w:spacing w:after="0"/>
+            </w:pPr>
+            <w:r>
+              <w:rPr>
+                <w:rFonts w:ascii="Calibri" w:hAnsi="Calibri" w:eastAsia="Microsoft YaHei"/>
+                <w:b w:val="0"/>
+                <w:i w:val="0"/>
+                <w:color w:val="CFD7E3"/>
+                <w:sz w:val="16"/>
+              </w:rPr>
+              <w:t>编制人：总经理  John Kim    |    2026年9月    |    严格保密</w:t>
             </w:r>
           </w:p>
         </w:tc>
@@ -188,7 +203,7 @@
     </w:p>
     <w:p>
       <w:pPr>
-        <w:spacing w:before="0" w:after="70" w:lineRule="auto" w:line="264"/>
+        <w:spacing w:before="0" w:after="64" w:lineRule="auto" w:line="262"/>
         <w:ind w:left="181"/>
         <w:jc w:val="both"/>
       </w:pPr>
@@ -200,7 +215,7 @@
           <w:color w:val="33404F"/>
           <w:sz w:val="16"/>
         </w:rPr>
-        <w:t>合作方将其位于墨西哥城仓库的约 2 亿比索（1,080 万美元）低价实物库存，以寄售（consignación）方式无偿交由 CLG 销售，售出后按约定结算价付款。CLG 无需垫付一分钱采购款，不承担库存资金占用、滞销跌价、仓储损耗与进口汇率风险——这些全部由合作方承担，本项目的资产负债表上没有最容易出问题的那一项。同时因货源取得成本极低，CLG 可将售价定在市场价以下 15–20% 仍实现约 50% 毛利率，本地同业按正常 FOB 加运费、关税与 16% 增值税采购，毛利率天花板仅 20–25%。</w:t>
+        <w:t>合作方将其位于墨西哥城仓库的约 2 亿比索（1,080 万美元）低价实物库存，以寄售（consignación）方式无偿交由 CLG 销售，售出后按约定结算价付款。CLG 无需垫付一分钱采购款，不承担库存资金占用、滞销跌价、仓储损耗与进口汇率风险——这些全部由合作方承担，本项目的资产负债表上没有最容易出问题的那一项。同时因货源取得成本极低，CLG 可将售价定在市场价以下 15–20% 仍实现 47% 综合毛利率，本地同业按正常 FOB 加运费、关税与 16% 增值税采购，毛利率天花板仅 20–25%。</w:t>
       </w:r>
     </w:p>
     <w:p>
@@ -226,7 +241,7 @@
           <w:color w:val="0B2545"/>
           <w:sz w:val="18"/>
         </w:rPr>
-        <w:t>02  融资需求仅 100 万美元，且首年即实现净利润</w:t>
+        <w:t>02  融资需求仅 115 万美元，且首年净利润即达 1,028 万比索</w:t>
       </w:r>
       <w:r>
         <w:rPr>
@@ -250,7 +265,7 @@
     </w:p>
     <w:p>
       <w:pPr>
-        <w:spacing w:before="0" w:after="70" w:lineRule="auto" w:line="264"/>
+        <w:spacing w:before="0" w:after="64" w:lineRule="auto" w:line="262"/>
         <w:ind w:left="181"/>
         <w:jc w:val="both"/>
       </w:pPr>
@@ -262,7 +277,7 @@
           <w:color w:val="33404F"/>
           <w:sz w:val="16"/>
         </w:rPr>
-        <w:t>由于无需备货资金，初始投资仅由人力、双城租金、运营费用与蒙特雷场地一次性建设构成。成本控制贯彻到每一项：展厅采用模块化陈列，装修预算压缩至常规方案的 20%；仓库货架、叉车、配送车辆与办公设备全部采购二手。启动资金 1,850 万比索（100 万美元）覆盖前 3 个月全部支出与场地建设；自第 4 个月起，自有品牌量产、平台迭代、SKU 扩展与第三城筹备等全部扩张性支出均由经营现金流滚动再投资，不再需要追加股权融资。首年 EBITDA 即达 415 万比索（8.4%），净利润 217 万比索，第二季度单季转正。</w:t>
+        <w:t>由于无需备货资金，初始投资仅由人力、双城租金、运营费用与蒙特雷场地一次性建设构成。成本控制贯彻到每一项：展厅采用模块化陈列，装修预算压缩至常规方案的 20%；仓库货架、叉车、配送车辆与办公设备全部采购二手。启动资金 2,130 万比索（115 万美元）覆盖前 3 个月全部支出与场地建设，其中 500 万比索为应收账款周转金；自第 4 个月起，自有品牌量产、平台迭代与第三城筹备等全部扩张性支出均由经营现金流滚动再投资，不再需要追加股权融资。首年即实现 EBITDA 1,588 万比索（16.0%）与净利润 1,028 万比索（10.4%）。</w:t>
       </w:r>
     </w:p>
     <w:p>
@@ -288,7 +303,7 @@
           <w:color w:val="0B2545"/>
           <w:sz w:val="18"/>
         </w:rPr>
-        <w:t>03  本测算为保守口径：全部年度收入按原始业务测算的 30% 计列</w:t>
+        <w:t>03  本测算仍为保守口径：全部年度收入按原始业务测算的 60% 计列</w:t>
       </w:r>
       <w:r>
         <w:rPr>
@@ -312,7 +327,7 @@
     </w:p>
     <w:p>
       <w:pPr>
-        <w:spacing w:before="0" w:after="70" w:lineRule="auto" w:line="264"/>
+        <w:spacing w:before="0" w:after="64" w:lineRule="auto" w:line="262"/>
         <w:ind w:left="181"/>
         <w:jc w:val="both"/>
       </w:pPr>
@@ -324,7 +339,7 @@
           <w:color w:val="33404F"/>
           <w:sz w:val="16"/>
         </w:rPr>
-        <w:t>各年度收入均按内部业务测算值的 30% 保守计列（首年 4,950 万比索、第三年 2.55 亿比索），人员编制压缩至 15 人（较原方案减少 76%），两城由总经理一人统管、设计与创意全部外包。即便在此极度保守的假设下，第三年 EBITDA 仍达 4,780 万比索（258 万美元），为融资总额的 2.6 倍；三年累计 EBITDA 为融资额的 3.9 倍、累计净利润为 2.5 倍。超出保守口径的部分，构成投资人的纯上行空间。</w:t>
+        <w:t>各年度收入按内部业务测算值的 60% 计列（首年 9,900 万比索、第三年 5.10 亿比索），保留 40% 安全边际。人员编制 18 人（较原方案减少 71%），两城由总经理一人统管、设计与创意全部外包，增量覆盖主要通过代理商网络（首年 60 家、第三年 440 家）而非自建团队实现。第三年 EBITDA 达 9,690 万比索（524 万美元），为融资总额的 4.6 倍；三年累计 EBITDA 为融资额的 7.4 倍、累计净利润为 4.9 倍。</w:t>
       </w:r>
     </w:p>
     <w:p>
@@ -434,7 +449,7 @@
                 <w:color w:val="0B2545"/>
                 <w:sz w:val="26"/>
               </w:rPr>
-              <w:t>100万</w:t>
+              <w:t>115万</w:t>
             </w:r>
           </w:p>
           <w:p>
@@ -479,7 +494,7 @@
                 <w:color w:val="0B2545"/>
                 <w:sz w:val="26"/>
               </w:rPr>
-              <w:t>15人</w:t>
+              <w:t>18人</w:t>
             </w:r>
           </w:p>
           <w:p>
@@ -524,7 +539,7 @@
                 <w:color w:val="0B2545"/>
                 <w:sz w:val="26"/>
               </w:rPr>
-              <w:t>217万</w:t>
+              <w:t>1,028万</w:t>
             </w:r>
           </w:p>
           <w:p>
@@ -569,7 +584,7 @@
                 <w:color w:val="0B2545"/>
                 <w:sz w:val="26"/>
               </w:rPr>
-              <w:t>4,780万</w:t>
+              <w:t>9,690万</w:t>
             </w:r>
           </w:p>
           <w:p>
@@ -593,7 +608,7 @@
     </w:tbl>
     <w:p>
       <w:pPr>
-        <w:spacing w:before="0" w:after="0" w:line="140" w:lineRule="exact"/>
+        <w:spacing w:before="0" w:after="0" w:line="80" w:lineRule="exact"/>
       </w:pPr>
       <w:r>
         <w:rPr>
@@ -868,7 +883,7 @@
                 <w:color w:val="1A1A1A"/>
                 <w:sz w:val="16"/>
               </w:rPr>
-              <w:t>49.5</w:t>
+              <w:t>99.0</w:t>
             </w:r>
           </w:p>
         </w:tc>
@@ -897,7 +912,7 @@
                 <w:color w:val="1A1A1A"/>
                 <w:sz w:val="16"/>
               </w:rPr>
-              <w:t>126.0</w:t>
+              <w:t>252.0</w:t>
             </w:r>
           </w:p>
         </w:tc>
@@ -926,7 +941,7 @@
                 <w:color w:val="1A1A1A"/>
                 <w:sz w:val="16"/>
               </w:rPr>
-              <w:t>255.0</w:t>
+              <w:t>510.0</w:t>
             </w:r>
           </w:p>
         </w:tc>
@@ -955,7 +970,7 @@
                 <w:color w:val="1A1A1A"/>
                 <w:sz w:val="16"/>
               </w:rPr>
-              <w:t>430.5</w:t>
+              <w:t>861.0</w:t>
             </w:r>
           </w:p>
         </w:tc>
@@ -1165,7 +1180,7 @@
                 <w:color w:val="1A1A1A"/>
                 <w:sz w:val="16"/>
               </w:rPr>
-              <w:t>24.8 / 50.0%</w:t>
+              <w:t>46.5 / 47.0%</w:t>
             </w:r>
           </w:p>
         </w:tc>
@@ -1194,7 +1209,7 @@
                 <w:color w:val="1A1A1A"/>
                 <w:sz w:val="16"/>
               </w:rPr>
-              <w:t>60.5 / 48.0%</w:t>
+              <w:t>113.4 / 45.0%</w:t>
             </w:r>
           </w:p>
         </w:tc>
@@ -1223,7 +1238,7 @@
                 <w:color w:val="1A1A1A"/>
                 <w:sz w:val="16"/>
               </w:rPr>
-              <w:t>119.9 / 47.0%</w:t>
+              <w:t>224.4 / 44.0%</w:t>
             </w:r>
           </w:p>
         </w:tc>
@@ -1252,7 +1267,7 @@
                 <w:color w:val="1A1A1A"/>
                 <w:sz w:val="16"/>
               </w:rPr>
-              <w:t>205.2</w:t>
+              <w:t>384.3</w:t>
             </w:r>
           </w:p>
         </w:tc>
@@ -1313,7 +1328,7 @@
                 <w:color w:val="1A1A1A"/>
                 <w:sz w:val="16"/>
               </w:rPr>
-              <w:t>20.6 / 41.6%</w:t>
+              <w:t>30.7 / 31.0%</w:t>
             </w:r>
           </w:p>
         </w:tc>
@@ -1343,7 +1358,7 @@
                 <w:color w:val="1A1A1A"/>
                 <w:sz w:val="16"/>
               </w:rPr>
-              <w:t>41.3 / 32.8%</w:t>
+              <w:t>69.6 / 27.6%</w:t>
             </w:r>
           </w:p>
         </w:tc>
@@ -1373,7 +1388,7 @@
                 <w:color w:val="1A1A1A"/>
                 <w:sz w:val="16"/>
               </w:rPr>
-              <w:t>72.0 / 28.2%</w:t>
+              <w:t>127.5 / 25.0%</w:t>
             </w:r>
           </w:p>
         </w:tc>
@@ -1403,7 +1418,7 @@
                 <w:color w:val="1A1A1A"/>
                 <w:sz w:val="16"/>
               </w:rPr>
-              <w:t>133.9</w:t>
+              <w:t>227.8</w:t>
             </w:r>
           </w:p>
         </w:tc>
@@ -1462,7 +1477,7 @@
                 <w:color w:val="1A1A1A"/>
                 <w:sz w:val="16"/>
               </w:rPr>
-              <w:t>4.15 / 8.4%</w:t>
+              <w:t>15.9 / 16.0%</w:t>
             </w:r>
           </w:p>
         </w:tc>
@@ -1491,7 +1506,7 @@
                 <w:color w:val="1A1A1A"/>
                 <w:sz w:val="16"/>
               </w:rPr>
-              <w:t>19.2 / 15.2%</w:t>
+              <w:t>43.8 / 17.4%</w:t>
             </w:r>
           </w:p>
         </w:tc>
@@ -1520,7 +1535,7 @@
                 <w:color w:val="1A1A1A"/>
                 <w:sz w:val="16"/>
               </w:rPr>
-              <w:t>47.8 / 18.8%</w:t>
+              <w:t>96.9 / 19.0%</w:t>
             </w:r>
           </w:p>
         </w:tc>
@@ -1549,7 +1564,7 @@
                 <w:color w:val="1A1A1A"/>
                 <w:sz w:val="16"/>
               </w:rPr>
-              <w:t>71.2</w:t>
+              <w:t>156.6</w:t>
             </w:r>
           </w:p>
         </w:tc>
@@ -1610,7 +1625,7 @@
                 <w:color w:val="1A1A1A"/>
                 <w:sz w:val="16"/>
               </w:rPr>
-              <w:t>2.17 / 4.4%</w:t>
+              <w:t>10.3 / 10.4%</w:t>
             </w:r>
           </w:p>
         </w:tc>
@@ -1640,7 +1655,7 @@
                 <w:color w:val="1A1A1A"/>
                 <w:sz w:val="16"/>
               </w:rPr>
-              <w:t>12.2 / 9.7%</w:t>
+              <w:t>29.1 / 11.6%</w:t>
             </w:r>
           </w:p>
         </w:tc>
@@ -1670,7 +1685,7 @@
                 <w:color w:val="1A1A1A"/>
                 <w:sz w:val="16"/>
               </w:rPr>
-              <w:t>31.7 / 12.4%</w:t>
+              <w:t>65.3 / 12.8%</w:t>
             </w:r>
           </w:p>
         </w:tc>
@@ -1700,7 +1715,7 @@
                 <w:color w:val="1A1A1A"/>
                 <w:sz w:val="16"/>
               </w:rPr>
-              <w:t>46.1</w:t>
+              <w:t>104.7</w:t>
             </w:r>
           </w:p>
         </w:tc>
@@ -1846,7 +1861,7 @@
                 <w:color w:val="1A1A1A"/>
                 <w:sz w:val="16"/>
               </w:rPr>
-              <w:t>毛利贡献 39%</w:t>
+              <w:t>毛利贡献 42%</w:t>
             </w:r>
           </w:p>
         </w:tc>
@@ -1907,7 +1922,7 @@
                 <w:color w:val="1A1A1A"/>
                 <w:sz w:val="16"/>
               </w:rPr>
-              <w:t>2 / 30</w:t>
+              <w:t>2 / 60</w:t>
             </w:r>
           </w:p>
         </w:tc>
@@ -1937,7 +1952,7 @@
                 <w:color w:val="1A1A1A"/>
                 <w:sz w:val="16"/>
               </w:rPr>
-              <w:t>4 / 90</w:t>
+              <w:t>4 / 180</w:t>
             </w:r>
           </w:p>
         </w:tc>
@@ -1967,7 +1982,7 @@
                 <w:color w:val="1A1A1A"/>
                 <w:sz w:val="16"/>
               </w:rPr>
-              <w:t>7 / 220</w:t>
+              <w:t>7 / 440</w:t>
             </w:r>
           </w:p>
         </w:tc>
@@ -2056,7 +2071,7 @@
                 <w:color w:val="1A1A1A"/>
                 <w:sz w:val="16"/>
               </w:rPr>
-              <w:t>15 / 330万</w:t>
+              <w:t>18 / 550万</w:t>
             </w:r>
           </w:p>
         </w:tc>
@@ -2085,7 +2100,7 @@
                 <w:color w:val="1A1A1A"/>
                 <w:sz w:val="16"/>
               </w:rPr>
-              <w:t>26 / 485万</w:t>
+              <w:t>38 / 663万</w:t>
             </w:r>
           </w:p>
         </w:tc>
@@ -2114,7 +2129,7 @@
                 <w:color w:val="1A1A1A"/>
                 <w:sz w:val="16"/>
               </w:rPr>
-              <w:t>48 / 531万</w:t>
+              <w:t>72 / 708万</w:t>
             </w:r>
           </w:p>
         </w:tc>
@@ -2176,12 +2191,12 @@
           <w:color w:val="5A6472"/>
           <w:sz w:val="14"/>
         </w:rPr>
-        <w:t>注：汇率按 1 美元 = 18.50 比索测算。首年即实现 EBITDA 415 万比索与净利润 217 万比索，第二季度单季转正。人均产出高于行业常规，系因仓储主体在合作方仓库、配送由集团自有物流承担、终端覆盖由代理商网络完成——15 人只负责决策、系统、大客户与渠道管理。</w:t>
+        <w:t>注：汇率按 1 美元 = 18.50 比索测算。综合毛利率由 50% 调降至 47%（第二、三年 45%／44%），系放量所需的渠道让价与第三年起转入常规补货的共同影响——这是收入上调的真实代价，已如实计入。人均产出高于行业常规，系因仓储主体在合作方仓库、配送由集团自有物流承担、终端覆盖由 60→440 家代理商网络完成——18 人只负责决策、系统、大客户与渠道管理。</w:t>
       </w:r>
     </w:p>
     <w:p>
       <w:pPr>
-        <w:spacing w:before="0" w:after="0" w:line="100" w:lineRule="exact"/>
+        <w:spacing w:before="0" w:after="0" w:line="20" w:lineRule="exact"/>
       </w:pPr>
       <w:r>
         <w:rPr>
@@ -2241,10 +2256,10 @@
         <w:tblLook w:firstColumn="1" w:firstRow="1" w:lastColumn="0" w:lastRow="0" w:noHBand="0" w:noVBand="1" w:val="04A0"/>
       </w:tblPr>
       <w:tblGrid>
-        <w:gridCol w:w="1644"/>
-        <w:gridCol w:w="2324"/>
-        <w:gridCol w:w="2948"/>
-        <w:gridCol w:w="3175"/>
+        <w:gridCol w:w="1616"/>
+        <w:gridCol w:w="2353"/>
+        <w:gridCol w:w="3061"/>
+        <w:gridCol w:w="3061"/>
       </w:tblGrid>
       <w:tr>
         <w:trPr>
@@ -2252,7 +2267,7 @@
         </w:trPr>
         <w:tc>
           <w:tcPr>
-            <w:tcW w:type="dxa" w:w="1644"/>
+            <w:tcW w:type="dxa" w:w="1616"/>
             <w:shd w:val="clear" w:color="auto" w:fill="0B2545"/>
             <w:tcMar>
               <w:top w:w="40" w:type="dxa"/>
@@ -2282,7 +2297,7 @@
         </w:tc>
         <w:tc>
           <w:tcPr>
-            <w:tcW w:type="dxa" w:w="2324"/>
+            <w:tcW w:type="dxa" w:w="2353"/>
             <w:shd w:val="clear" w:color="auto" w:fill="0B2545"/>
             <w:tcMar>
               <w:top w:w="40" w:type="dxa"/>
@@ -2312,7 +2327,7 @@
         </w:tc>
         <w:tc>
           <w:tcPr>
-            <w:tcW w:type="dxa" w:w="2948"/>
+            <w:tcW w:type="dxa" w:w="3061"/>
             <w:shd w:val="clear" w:color="auto" w:fill="0B2545"/>
             <w:tcMar>
               <w:top w:w="40" w:type="dxa"/>
@@ -2342,7 +2357,7 @@
         </w:tc>
         <w:tc>
           <w:tcPr>
-            <w:tcW w:type="dxa" w:w="3175"/>
+            <w:tcW w:type="dxa" w:w="3061"/>
             <w:shd w:val="clear" w:color="auto" w:fill="0B2545"/>
             <w:tcMar>
               <w:top w:w="40" w:type="dxa"/>
@@ -2374,27 +2389,27 @@
       <w:tr>
         <w:tc>
           <w:tcPr>
-            <w:tcW w:type="dxa" w:w="1644"/>
-            <w:tcMar>
-              <w:top w:w="40" w:type="dxa"/>
-              <w:left w:w="90" w:type="dxa"/>
-              <w:bottom w:w="40" w:type="dxa"/>
-              <w:right w:w="90" w:type="dxa"/>
-            </w:tcMar>
-            <w:vAlign w:val="center"/>
-          </w:tcPr>
-          <w:p>
-            <w:pPr>
-              <w:spacing w:before="12" w:after="12" w:lineRule="auto" w:line="264"/>
-            </w:pPr>
-            <w:r/>
-            <w:r>
-              <w:rPr>
-                <w:rFonts w:ascii="Calibri" w:hAnsi="Calibri" w:eastAsia="Microsoft YaHei"/>
-                <w:b w:val="0"/>
-                <w:i w:val="0"/>
-                <w:color w:val="1A1A1A"/>
-                <w:sz w:val="14"/>
+            <w:tcW w:type="dxa" w:w="1616"/>
+            <w:tcMar>
+              <w:top w:w="40" w:type="dxa"/>
+              <w:left w:w="90" w:type="dxa"/>
+              <w:bottom w:w="40" w:type="dxa"/>
+              <w:right w:w="90" w:type="dxa"/>
+            </w:tcMar>
+            <w:vAlign w:val="center"/>
+          </w:tcPr>
+          <w:p>
+            <w:pPr>
+              <w:spacing w:before="6" w:after="6" w:lineRule="auto" w:line="264"/>
+            </w:pPr>
+            <w:r/>
+            <w:r>
+              <w:rPr>
+                <w:rFonts w:ascii="Calibri" w:hAnsi="Calibri" w:eastAsia="Microsoft YaHei"/>
+                <w:b w:val="0"/>
+                <w:i w:val="0"/>
+                <w:color w:val="1A1A1A"/>
+                <w:sz w:val="13"/>
               </w:rPr>
               <w:t>年度收入口径</w:t>
             </w:r>
@@ -2402,85 +2417,85 @@
         </w:tc>
         <w:tc>
           <w:tcPr>
-            <w:tcW w:type="dxa" w:w="2324"/>
-            <w:tcMar>
-              <w:top w:w="40" w:type="dxa"/>
-              <w:left w:w="90" w:type="dxa"/>
-              <w:bottom w:w="40" w:type="dxa"/>
-              <w:right w:w="90" w:type="dxa"/>
-            </w:tcMar>
-            <w:vAlign w:val="center"/>
-          </w:tcPr>
-          <w:p>
-            <w:pPr>
-              <w:spacing w:before="12" w:after="12" w:lineRule="auto" w:line="264"/>
-            </w:pPr>
-            <w:r/>
-            <w:r>
-              <w:rPr>
-                <w:rFonts w:ascii="Calibri" w:hAnsi="Calibri" w:eastAsia="Microsoft YaHei"/>
-                <w:b w:val="0"/>
-                <w:i w:val="0"/>
-                <w:color w:val="1A1A1A"/>
-                <w:sz w:val="14"/>
-              </w:rPr>
-              <w:t>内部业务测算值 100%</w:t>
-            </w:r>
-          </w:p>
-        </w:tc>
-        <w:tc>
-          <w:tcPr>
-            <w:tcW w:type="dxa" w:w="2948"/>
-            <w:tcMar>
-              <w:top w:w="40" w:type="dxa"/>
-              <w:left w:w="90" w:type="dxa"/>
-              <w:bottom w:w="40" w:type="dxa"/>
-              <w:right w:w="90" w:type="dxa"/>
-            </w:tcMar>
-            <w:vAlign w:val="center"/>
-          </w:tcPr>
-          <w:p>
-            <w:pPr>
-              <w:spacing w:before="12" w:after="12" w:lineRule="auto" w:line="264"/>
-            </w:pPr>
-            <w:r/>
-            <w:r>
-              <w:rPr>
-                <w:rFonts w:ascii="Calibri" w:hAnsi="Calibri" w:eastAsia="Microsoft YaHei"/>
-                <w:b w:val="0"/>
-                <w:i w:val="0"/>
-                <w:color w:val="1A1A1A"/>
-                <w:sz w:val="14"/>
-              </w:rPr>
-              <w:t>全部年度按 30% 计列</w:t>
-            </w:r>
-          </w:p>
-        </w:tc>
-        <w:tc>
-          <w:tcPr>
-            <w:tcW w:type="dxa" w:w="3175"/>
-            <w:tcMar>
-              <w:top w:w="40" w:type="dxa"/>
-              <w:left w:w="90" w:type="dxa"/>
-              <w:bottom w:w="40" w:type="dxa"/>
-              <w:right w:w="90" w:type="dxa"/>
-            </w:tcMar>
-            <w:vAlign w:val="center"/>
-          </w:tcPr>
-          <w:p>
-            <w:pPr>
-              <w:spacing w:before="12" w:after="12" w:lineRule="auto" w:line="264"/>
-            </w:pPr>
-            <w:r/>
-            <w:r>
-              <w:rPr>
-                <w:rFonts w:ascii="Calibri" w:hAnsi="Calibri" w:eastAsia="Microsoft YaHei"/>
-                <w:b w:val="0"/>
-                <w:i w:val="0"/>
-                <w:color w:val="1A1A1A"/>
-                <w:sz w:val="14"/>
-              </w:rPr>
-              <w:t>预测可达成性大幅提高，超额部分为纯上行</w:t>
+            <w:tcW w:type="dxa" w:w="2353"/>
+            <w:tcMar>
+              <w:top w:w="40" w:type="dxa"/>
+              <w:left w:w="90" w:type="dxa"/>
+              <w:bottom w:w="40" w:type="dxa"/>
+              <w:right w:w="90" w:type="dxa"/>
+            </w:tcMar>
+            <w:vAlign w:val="center"/>
+          </w:tcPr>
+          <w:p>
+            <w:pPr>
+              <w:spacing w:before="6" w:after="6" w:lineRule="auto" w:line="264"/>
+            </w:pPr>
+            <w:r/>
+            <w:r>
+              <w:rPr>
+                <w:rFonts w:ascii="Calibri" w:hAnsi="Calibri" w:eastAsia="Microsoft YaHei"/>
+                <w:b w:val="0"/>
+                <w:i w:val="0"/>
+                <w:color w:val="1A1A1A"/>
+                <w:sz w:val="13"/>
+              </w:rPr>
+              <w:t>内部测算值 100%</w:t>
+            </w:r>
+          </w:p>
+        </w:tc>
+        <w:tc>
+          <w:tcPr>
+            <w:tcW w:type="dxa" w:w="3061"/>
+            <w:tcMar>
+              <w:top w:w="40" w:type="dxa"/>
+              <w:left w:w="90" w:type="dxa"/>
+              <w:bottom w:w="40" w:type="dxa"/>
+              <w:right w:w="90" w:type="dxa"/>
+            </w:tcMar>
+            <w:vAlign w:val="center"/>
+          </w:tcPr>
+          <w:p>
+            <w:pPr>
+              <w:spacing w:before="6" w:after="6" w:lineRule="auto" w:line="264"/>
+            </w:pPr>
+            <w:r/>
+            <w:r>
+              <w:rPr>
+                <w:rFonts w:ascii="Calibri" w:hAnsi="Calibri" w:eastAsia="Microsoft YaHei"/>
+                <w:b w:val="0"/>
+                <w:i w:val="0"/>
+                <w:color w:val="1A1A1A"/>
+                <w:sz w:val="13"/>
+              </w:rPr>
+              <w:t>全部年度按 60% 计列</w:t>
+            </w:r>
+          </w:p>
+        </w:tc>
+        <w:tc>
+          <w:tcPr>
+            <w:tcW w:type="dxa" w:w="3061"/>
+            <w:tcMar>
+              <w:top w:w="40" w:type="dxa"/>
+              <w:left w:w="90" w:type="dxa"/>
+              <w:bottom w:w="40" w:type="dxa"/>
+              <w:right w:w="90" w:type="dxa"/>
+            </w:tcMar>
+            <w:vAlign w:val="center"/>
+          </w:tcPr>
+          <w:p>
+            <w:pPr>
+              <w:spacing w:before="6" w:after="6" w:lineRule="auto" w:line="264"/>
+            </w:pPr>
+            <w:r/>
+            <w:r>
+              <w:rPr>
+                <w:rFonts w:ascii="Calibri" w:hAnsi="Calibri" w:eastAsia="Microsoft YaHei"/>
+                <w:b w:val="0"/>
+                <w:i w:val="0"/>
+                <w:color w:val="1A1A1A"/>
+                <w:sz w:val="13"/>
+              </w:rPr>
+              <w:t>保留 40% 安全边际，超额为纯上行</w:t>
             </w:r>
           </w:p>
         </w:tc>
@@ -2488,7 +2503,7 @@
       <w:tr>
         <w:tc>
           <w:tcPr>
-            <w:tcW w:type="dxa" w:w="1644"/>
+            <w:tcW w:type="dxa" w:w="1616"/>
             <w:shd w:val="clear" w:color="auto" w:fill="F2F4F7"/>
             <w:tcMar>
               <w:top w:w="40" w:type="dxa"/>
@@ -2500,16 +2515,16 @@
           </w:tcPr>
           <w:p>
             <w:pPr>
-              <w:spacing w:before="12" w:after="12" w:lineRule="auto" w:line="264"/>
-            </w:pPr>
-            <w:r/>
-            <w:r>
-              <w:rPr>
-                <w:rFonts w:ascii="Calibri" w:hAnsi="Calibri" w:eastAsia="Microsoft YaHei"/>
-                <w:b w:val="0"/>
-                <w:i w:val="0"/>
-                <w:color w:val="1A1A1A"/>
-                <w:sz w:val="14"/>
+              <w:spacing w:before="6" w:after="6" w:lineRule="auto" w:line="264"/>
+            </w:pPr>
+            <w:r/>
+            <w:r>
+              <w:rPr>
+                <w:rFonts w:ascii="Calibri" w:hAnsi="Calibri" w:eastAsia="Microsoft YaHei"/>
+                <w:b w:val="0"/>
+                <w:i w:val="0"/>
+                <w:color w:val="1A1A1A"/>
+                <w:sz w:val="13"/>
               </w:rPr>
               <w:t>货源与库存</w:t>
             </w:r>
@@ -2517,7 +2532,7 @@
         </w:tc>
         <w:tc>
           <w:tcPr>
-            <w:tcW w:type="dxa" w:w="2324"/>
+            <w:tcW w:type="dxa" w:w="2353"/>
             <w:shd w:val="clear" w:color="auto" w:fill="F2F4F7"/>
             <w:tcMar>
               <w:top w:w="40" w:type="dxa"/>
@@ -2529,16 +2544,16 @@
           </w:tcPr>
           <w:p>
             <w:pPr>
-              <w:spacing w:before="12" w:after="12" w:lineRule="auto" w:line="264"/>
-            </w:pPr>
-            <w:r/>
-            <w:r>
-              <w:rPr>
-                <w:rFonts w:ascii="Calibri" w:hAnsi="Calibri" w:eastAsia="Microsoft YaHei"/>
-                <w:b w:val="0"/>
-                <w:i w:val="0"/>
-                <w:color w:val="1A1A1A"/>
-                <w:sz w:val="14"/>
+              <w:spacing w:before="6" w:after="6" w:lineRule="auto" w:line="264"/>
+            </w:pPr>
+            <w:r/>
+            <w:r>
+              <w:rPr>
+                <w:rFonts w:ascii="Calibri" w:hAnsi="Calibri" w:eastAsia="Microsoft YaHei"/>
+                <w:b w:val="0"/>
+                <w:i w:val="0"/>
+                <w:color w:val="1A1A1A"/>
+                <w:sz w:val="13"/>
               </w:rPr>
               <w:t>自购 2 亿比索库存，占用资本</w:t>
             </w:r>
@@ -2546,7 +2561,7 @@
         </w:tc>
         <w:tc>
           <w:tcPr>
-            <w:tcW w:type="dxa" w:w="2948"/>
+            <w:tcW w:type="dxa" w:w="3061"/>
             <w:shd w:val="clear" w:color="auto" w:fill="F2F4F7"/>
             <w:tcMar>
               <w:top w:w="40" w:type="dxa"/>
@@ -2558,16 +2573,16 @@
           </w:tcPr>
           <w:p>
             <w:pPr>
-              <w:spacing w:before="12" w:after="12" w:lineRule="auto" w:line="264"/>
-            </w:pPr>
-            <w:r/>
-            <w:r>
-              <w:rPr>
-                <w:rFonts w:ascii="Calibri" w:hAnsi="Calibri" w:eastAsia="Microsoft YaHei"/>
-                <w:b w:val="0"/>
-                <w:i w:val="0"/>
-                <w:color w:val="1A1A1A"/>
-                <w:sz w:val="14"/>
+              <w:spacing w:before="6" w:after="6" w:lineRule="auto" w:line="264"/>
+            </w:pPr>
+            <w:r/>
+            <w:r>
+              <w:rPr>
+                <w:rFonts w:ascii="Calibri" w:hAnsi="Calibri" w:eastAsia="Microsoft YaHei"/>
+                <w:b w:val="0"/>
+                <w:i w:val="0"/>
+                <w:color w:val="1A1A1A"/>
+                <w:sz w:val="13"/>
               </w:rPr>
               <w:t>合作方寄售无偿供货、售出后结算</w:t>
             </w:r>
@@ -2575,7 +2590,7 @@
         </w:tc>
         <w:tc>
           <w:tcPr>
-            <w:tcW w:type="dxa" w:w="3175"/>
+            <w:tcW w:type="dxa" w:w="3061"/>
             <w:shd w:val="clear" w:color="auto" w:fill="F2F4F7"/>
             <w:tcMar>
               <w:top w:w="40" w:type="dxa"/>
@@ -2587,18 +2602,18 @@
           </w:tcPr>
           <w:p>
             <w:pPr>
-              <w:spacing w:before="12" w:after="12" w:lineRule="auto" w:line="264"/>
-            </w:pPr>
-            <w:r/>
-            <w:r>
-              <w:rPr>
-                <w:rFonts w:ascii="Calibri" w:hAnsi="Calibri" w:eastAsia="Microsoft YaHei"/>
-                <w:b w:val="0"/>
-                <w:i w:val="0"/>
-                <w:color w:val="1A1A1A"/>
-                <w:sz w:val="14"/>
-              </w:rPr>
-              <w:t>库存资金占用、滞销与跌价风险归零</w:t>
+              <w:spacing w:before="6" w:after="6" w:lineRule="auto" w:line="264"/>
+            </w:pPr>
+            <w:r/>
+            <w:r>
+              <w:rPr>
+                <w:rFonts w:ascii="Calibri" w:hAnsi="Calibri" w:eastAsia="Microsoft YaHei"/>
+                <w:b w:val="0"/>
+                <w:i w:val="0"/>
+                <w:color w:val="1A1A1A"/>
+                <w:sz w:val="13"/>
+              </w:rPr>
+              <w:t>资金占用、滞销与跌价风险归零</w:t>
             </w:r>
           </w:p>
         </w:tc>
@@ -2606,27 +2621,27 @@
       <w:tr>
         <w:tc>
           <w:tcPr>
-            <w:tcW w:type="dxa" w:w="1644"/>
-            <w:tcMar>
-              <w:top w:w="40" w:type="dxa"/>
-              <w:left w:w="90" w:type="dxa"/>
-              <w:bottom w:w="40" w:type="dxa"/>
-              <w:right w:w="90" w:type="dxa"/>
-            </w:tcMar>
-            <w:vAlign w:val="center"/>
-          </w:tcPr>
-          <w:p>
-            <w:pPr>
-              <w:spacing w:before="12" w:after="12" w:lineRule="auto" w:line="264"/>
-            </w:pPr>
-            <w:r/>
-            <w:r>
-              <w:rPr>
-                <w:rFonts w:ascii="Calibri" w:hAnsi="Calibri" w:eastAsia="Microsoft YaHei"/>
-                <w:b w:val="0"/>
-                <w:i w:val="0"/>
-                <w:color w:val="1A1A1A"/>
-                <w:sz w:val="14"/>
+            <w:tcW w:type="dxa" w:w="1616"/>
+            <w:tcMar>
+              <w:top w:w="40" w:type="dxa"/>
+              <w:left w:w="90" w:type="dxa"/>
+              <w:bottom w:w="40" w:type="dxa"/>
+              <w:right w:w="90" w:type="dxa"/>
+            </w:tcMar>
+            <w:vAlign w:val="center"/>
+          </w:tcPr>
+          <w:p>
+            <w:pPr>
+              <w:spacing w:before="6" w:after="6" w:lineRule="auto" w:line="264"/>
+            </w:pPr>
+            <w:r/>
+            <w:r>
+              <w:rPr>
+                <w:rFonts w:ascii="Calibri" w:hAnsi="Calibri" w:eastAsia="Microsoft YaHei"/>
+                <w:b w:val="0"/>
+                <w:i w:val="0"/>
+                <w:color w:val="1A1A1A"/>
+                <w:sz w:val="13"/>
               </w:rPr>
               <w:t>人员编制与管理架构</w:t>
             </w:r>
@@ -2634,27 +2649,27 @@
         </w:tc>
         <w:tc>
           <w:tcPr>
-            <w:tcW w:type="dxa" w:w="2324"/>
-            <w:tcMar>
-              <w:top w:w="40" w:type="dxa"/>
-              <w:left w:w="90" w:type="dxa"/>
-              <w:bottom w:w="40" w:type="dxa"/>
-              <w:right w:w="90" w:type="dxa"/>
-            </w:tcMar>
-            <w:vAlign w:val="center"/>
-          </w:tcPr>
-          <w:p>
-            <w:pPr>
-              <w:spacing w:before="12" w:after="12" w:lineRule="auto" w:line="264"/>
-            </w:pPr>
-            <w:r/>
-            <w:r>
-              <w:rPr>
-                <w:rFonts w:ascii="Calibri" w:hAnsi="Calibri" w:eastAsia="Microsoft YaHei"/>
-                <w:b w:val="0"/>
-                <w:i w:val="0"/>
-                <w:color w:val="1A1A1A"/>
-                <w:sz w:val="14"/>
+            <w:tcW w:type="dxa" w:w="2353"/>
+            <w:tcMar>
+              <w:top w:w="40" w:type="dxa"/>
+              <w:left w:w="90" w:type="dxa"/>
+              <w:bottom w:w="40" w:type="dxa"/>
+              <w:right w:w="90" w:type="dxa"/>
+            </w:tcMar>
+            <w:vAlign w:val="center"/>
+          </w:tcPr>
+          <w:p>
+            <w:pPr>
+              <w:spacing w:before="6" w:after="6" w:lineRule="auto" w:line="264"/>
+            </w:pPr>
+            <w:r/>
+            <w:r>
+              <w:rPr>
+                <w:rFonts w:ascii="Calibri" w:hAnsi="Calibri" w:eastAsia="Microsoft YaHei"/>
+                <w:b w:val="0"/>
+                <w:i w:val="0"/>
+                <w:color w:val="1A1A1A"/>
+                <w:sz w:val="13"/>
               </w:rPr>
               <w:t>62 人；墨城总部 + 蒙特雷分公司经理</w:t>
             </w:r>
@@ -2662,57 +2677,57 @@
         </w:tc>
         <w:tc>
           <w:tcPr>
-            <w:tcW w:type="dxa" w:w="2948"/>
-            <w:tcMar>
-              <w:top w:w="40" w:type="dxa"/>
-              <w:left w:w="90" w:type="dxa"/>
-              <w:bottom w:w="40" w:type="dxa"/>
-              <w:right w:w="90" w:type="dxa"/>
-            </w:tcMar>
-            <w:vAlign w:val="center"/>
-          </w:tcPr>
-          <w:p>
-            <w:pPr>
-              <w:spacing w:before="12" w:after="12" w:lineRule="auto" w:line="264"/>
-            </w:pPr>
-            <w:r/>
-            <w:r>
-              <w:rPr>
-                <w:rFonts w:ascii="Calibri" w:hAnsi="Calibri" w:eastAsia="Microsoft YaHei"/>
-                <w:b w:val="0"/>
-                <w:i w:val="0"/>
-                <w:color w:val="1A1A1A"/>
-                <w:sz w:val="14"/>
-              </w:rPr>
-              <w:t>15 人；总经理一人统管两城，设计与创意外包</w:t>
-            </w:r>
-          </w:p>
-        </w:tc>
-        <w:tc>
-          <w:tcPr>
-            <w:tcW w:type="dxa" w:w="3175"/>
-            <w:tcMar>
-              <w:top w:w="40" w:type="dxa"/>
-              <w:left w:w="90" w:type="dxa"/>
-              <w:bottom w:w="40" w:type="dxa"/>
-              <w:right w:w="90" w:type="dxa"/>
-            </w:tcMar>
-            <w:vAlign w:val="center"/>
-          </w:tcPr>
-          <w:p>
-            <w:pPr>
-              <w:spacing w:before="12" w:after="12" w:lineRule="auto" w:line="264"/>
-            </w:pPr>
-            <w:r/>
-            <w:r>
-              <w:rPr>
-                <w:rFonts w:ascii="Calibri" w:hAnsi="Calibri" w:eastAsia="Microsoft YaHei"/>
-                <w:b w:val="0"/>
-                <w:i w:val="0"/>
-                <w:color w:val="1A1A1A"/>
-                <w:sz w:val="14"/>
-              </w:rPr>
-              <w:t>减少 76%，年化人工节省约 1,780 万比索</w:t>
+            <w:tcW w:type="dxa" w:w="3061"/>
+            <w:tcMar>
+              <w:top w:w="40" w:type="dxa"/>
+              <w:left w:w="90" w:type="dxa"/>
+              <w:bottom w:w="40" w:type="dxa"/>
+              <w:right w:w="90" w:type="dxa"/>
+            </w:tcMar>
+            <w:vAlign w:val="center"/>
+          </w:tcPr>
+          <w:p>
+            <w:pPr>
+              <w:spacing w:before="6" w:after="6" w:lineRule="auto" w:line="264"/>
+            </w:pPr>
+            <w:r/>
+            <w:r>
+              <w:rPr>
+                <w:rFonts w:ascii="Calibri" w:hAnsi="Calibri" w:eastAsia="Microsoft YaHei"/>
+                <w:b w:val="0"/>
+                <w:i w:val="0"/>
+                <w:color w:val="1A1A1A"/>
+                <w:sz w:val="13"/>
+              </w:rPr>
+              <w:t>18 人；总经理一人统管两城，设计与创意外包</w:t>
+            </w:r>
+          </w:p>
+        </w:tc>
+        <w:tc>
+          <w:tcPr>
+            <w:tcW w:type="dxa" w:w="3061"/>
+            <w:tcMar>
+              <w:top w:w="40" w:type="dxa"/>
+              <w:left w:w="90" w:type="dxa"/>
+              <w:bottom w:w="40" w:type="dxa"/>
+              <w:right w:w="90" w:type="dxa"/>
+            </w:tcMar>
+            <w:vAlign w:val="center"/>
+          </w:tcPr>
+          <w:p>
+            <w:pPr>
+              <w:spacing w:before="6" w:after="6" w:lineRule="auto" w:line="264"/>
+            </w:pPr>
+            <w:r/>
+            <w:r>
+              <w:rPr>
+                <w:rFonts w:ascii="Calibri" w:hAnsi="Calibri" w:eastAsia="Microsoft YaHei"/>
+                <w:b w:val="0"/>
+                <w:i w:val="0"/>
+                <w:color w:val="1A1A1A"/>
+                <w:sz w:val="13"/>
+              </w:rPr>
+              <w:t>减少 71%；增量覆盖由代理商网络承担</w:t>
             </w:r>
           </w:p>
         </w:tc>
@@ -2720,7 +2735,7 @@
       <w:tr>
         <w:tc>
           <w:tcPr>
-            <w:tcW w:type="dxa" w:w="1644"/>
+            <w:tcW w:type="dxa" w:w="1616"/>
             <w:shd w:val="clear" w:color="auto" w:fill="F2F4F7"/>
             <w:tcMar>
               <w:top w:w="40" w:type="dxa"/>
@@ -2732,16 +2747,16 @@
           </w:tcPr>
           <w:p>
             <w:pPr>
-              <w:spacing w:before="12" w:after="12" w:lineRule="auto" w:line="264"/>
-            </w:pPr>
-            <w:r/>
-            <w:r>
-              <w:rPr>
-                <w:rFonts w:ascii="Calibri" w:hAnsi="Calibri" w:eastAsia="Microsoft YaHei"/>
-                <w:b w:val="0"/>
-                <w:i w:val="0"/>
-                <w:color w:val="1A1A1A"/>
-                <w:sz w:val="14"/>
+              <w:spacing w:before="6" w:after="6" w:lineRule="auto" w:line="264"/>
+            </w:pPr>
+            <w:r/>
+            <w:r>
+              <w:rPr>
+                <w:rFonts w:ascii="Calibri" w:hAnsi="Calibri" w:eastAsia="Microsoft YaHei"/>
+                <w:b w:val="0"/>
+                <w:i w:val="0"/>
+                <w:color w:val="1A1A1A"/>
+                <w:sz w:val="13"/>
               </w:rPr>
               <w:t>场地装修与设备</w:t>
             </w:r>
@@ -2749,7 +2764,7 @@
         </w:tc>
         <w:tc>
           <w:tcPr>
-            <w:tcW w:type="dxa" w:w="2324"/>
+            <w:tcW w:type="dxa" w:w="2353"/>
             <w:shd w:val="clear" w:color="auto" w:fill="F2F4F7"/>
             <w:tcMar>
               <w:top w:w="40" w:type="dxa"/>
@@ -2761,16 +2776,16 @@
           </w:tcPr>
           <w:p>
             <w:pPr>
-              <w:spacing w:before="12" w:after="12" w:lineRule="auto" w:line="264"/>
-            </w:pPr>
-            <w:r/>
-            <w:r>
-              <w:rPr>
-                <w:rFonts w:ascii="Calibri" w:hAnsi="Calibri" w:eastAsia="Microsoft YaHei"/>
-                <w:b w:val="0"/>
-                <w:i w:val="0"/>
-                <w:color w:val="1A1A1A"/>
-                <w:sz w:val="14"/>
+              <w:spacing w:before="6" w:after="6" w:lineRule="auto" w:line="264"/>
+            </w:pPr>
+            <w:r/>
+            <w:r>
+              <w:rPr>
+                <w:rFonts w:ascii="Calibri" w:hAnsi="Calibri" w:eastAsia="Microsoft YaHei"/>
+                <w:b w:val="0"/>
+                <w:i w:val="0"/>
+                <w:color w:val="1A1A1A"/>
+                <w:sz w:val="13"/>
               </w:rPr>
               <w:t>展厅重装 + 全新货架、叉车、车辆与办公设备</w:t>
             </w:r>
@@ -2778,7 +2793,7 @@
         </w:tc>
         <w:tc>
           <w:tcPr>
-            <w:tcW w:type="dxa" w:w="2948"/>
+            <w:tcW w:type="dxa" w:w="3061"/>
             <w:shd w:val="clear" w:color="auto" w:fill="F2F4F7"/>
             <w:tcMar>
               <w:top w:w="40" w:type="dxa"/>
@@ -2790,24 +2805,24 @@
           </w:tcPr>
           <w:p>
             <w:pPr>
-              <w:spacing w:before="12" w:after="12" w:lineRule="auto" w:line="264"/>
-            </w:pPr>
-            <w:r/>
-            <w:r>
-              <w:rPr>
-                <w:rFonts w:ascii="Calibri" w:hAnsi="Calibri" w:eastAsia="Microsoft YaHei"/>
-                <w:b w:val="0"/>
-                <w:i w:val="0"/>
-                <w:color w:val="1A1A1A"/>
-                <w:sz w:val="14"/>
-              </w:rPr>
-              <w:t>装修预算压缩至常规方案的 20%；设备与车辆全部二手</w:t>
-            </w:r>
-          </w:p>
-        </w:tc>
-        <w:tc>
-          <w:tcPr>
-            <w:tcW w:type="dxa" w:w="3175"/>
+              <w:spacing w:before="6" w:after="6" w:lineRule="auto" w:line="264"/>
+            </w:pPr>
+            <w:r/>
+            <w:r>
+              <w:rPr>
+                <w:rFonts w:ascii="Calibri" w:hAnsi="Calibri" w:eastAsia="Microsoft YaHei"/>
+                <w:b w:val="0"/>
+                <w:i w:val="0"/>
+                <w:color w:val="1A1A1A"/>
+                <w:sz w:val="13"/>
+              </w:rPr>
+              <w:t>装修压缩至常规方案 20%；设备与车辆全部二手</w:t>
+            </w:r>
+          </w:p>
+        </w:tc>
+        <w:tc>
+          <w:tcPr>
+            <w:tcW w:type="dxa" w:w="3061"/>
             <w:shd w:val="clear" w:color="auto" w:fill="F2F4F7"/>
             <w:tcMar>
               <w:top w:w="40" w:type="dxa"/>
@@ -2819,18 +2834,18 @@
           </w:tcPr>
           <w:p>
             <w:pPr>
-              <w:spacing w:before="12" w:after="12" w:lineRule="auto" w:line="264"/>
-            </w:pPr>
-            <w:r/>
-            <w:r>
-              <w:rPr>
-                <w:rFonts w:ascii="Calibri" w:hAnsi="Calibri" w:eastAsia="Microsoft YaHei"/>
-                <w:b w:val="0"/>
-                <w:i w:val="0"/>
-                <w:color w:val="1A1A1A"/>
-                <w:sz w:val="14"/>
-              </w:rPr>
-              <w:t>该科目由 733 万比索降至 193 万比索</w:t>
+              <w:spacing w:before="6" w:after="6" w:lineRule="auto" w:line="264"/>
+            </w:pPr>
+            <w:r/>
+            <w:r>
+              <w:rPr>
+                <w:rFonts w:ascii="Calibri" w:hAnsi="Calibri" w:eastAsia="Microsoft YaHei"/>
+                <w:b w:val="0"/>
+                <w:i w:val="0"/>
+                <w:color w:val="1A1A1A"/>
+                <w:sz w:val="13"/>
+              </w:rPr>
+              <w:t>该科目由 733 万降至 193 万比索</w:t>
             </w:r>
           </w:p>
         </w:tc>
@@ -2838,27 +2853,27 @@
       <w:tr>
         <w:tc>
           <w:tcPr>
-            <w:tcW w:type="dxa" w:w="1644"/>
-            <w:tcMar>
-              <w:top w:w="40" w:type="dxa"/>
-              <w:left w:w="90" w:type="dxa"/>
-              <w:bottom w:w="40" w:type="dxa"/>
-              <w:right w:w="90" w:type="dxa"/>
-            </w:tcMar>
-            <w:vAlign w:val="center"/>
-          </w:tcPr>
-          <w:p>
-            <w:pPr>
-              <w:spacing w:before="12" w:after="12" w:lineRule="auto" w:line="264"/>
-            </w:pPr>
-            <w:r/>
-            <w:r>
-              <w:rPr>
-                <w:rFonts w:ascii="Calibri" w:hAnsi="Calibri" w:eastAsia="Microsoft YaHei"/>
-                <w:b w:val="0"/>
-                <w:i w:val="0"/>
-                <w:color w:val="1A1A1A"/>
-                <w:sz w:val="14"/>
+            <w:tcW w:type="dxa" w:w="1616"/>
+            <w:tcMar>
+              <w:top w:w="40" w:type="dxa"/>
+              <w:left w:w="90" w:type="dxa"/>
+              <w:bottom w:w="40" w:type="dxa"/>
+              <w:right w:w="90" w:type="dxa"/>
+            </w:tcMar>
+            <w:vAlign w:val="center"/>
+          </w:tcPr>
+          <w:p>
+            <w:pPr>
+              <w:spacing w:before="6" w:after="6" w:lineRule="auto" w:line="264"/>
+            </w:pPr>
+            <w:r/>
+            <w:r>
+              <w:rPr>
+                <w:rFonts w:ascii="Calibri" w:hAnsi="Calibri" w:eastAsia="Microsoft YaHei"/>
+                <w:b w:val="0"/>
+                <w:i w:val="0"/>
+                <w:color w:val="1A1A1A"/>
+                <w:sz w:val="13"/>
               </w:rPr>
               <w:t>融资需求与后续扩张</w:t>
             </w:r>
@@ -2866,27 +2881,27 @@
         </w:tc>
         <w:tc>
           <w:tcPr>
-            <w:tcW w:type="dxa" w:w="2324"/>
-            <w:tcMar>
-              <w:top w:w="40" w:type="dxa"/>
-              <w:left w:w="90" w:type="dxa"/>
-              <w:bottom w:w="40" w:type="dxa"/>
-              <w:right w:w="90" w:type="dxa"/>
-            </w:tcMar>
-            <w:vAlign w:val="center"/>
-          </w:tcPr>
-          <w:p>
-            <w:pPr>
-              <w:spacing w:before="12" w:after="12" w:lineRule="auto" w:line="264"/>
-            </w:pPr>
-            <w:r/>
-            <w:r>
-              <w:rPr>
-                <w:rFonts w:ascii="Calibri" w:hAnsi="Calibri" w:eastAsia="Microsoft YaHei"/>
-                <w:b w:val="0"/>
-                <w:i w:val="0"/>
-                <w:color w:val="1A1A1A"/>
-                <w:sz w:val="14"/>
+            <w:tcW w:type="dxa" w:w="2353"/>
+            <w:tcMar>
+              <w:top w:w="40" w:type="dxa"/>
+              <w:left w:w="90" w:type="dxa"/>
+              <w:bottom w:w="40" w:type="dxa"/>
+              <w:right w:w="90" w:type="dxa"/>
+            </w:tcMar>
+            <w:vAlign w:val="center"/>
+          </w:tcPr>
+          <w:p>
+            <w:pPr>
+              <w:spacing w:before="6" w:after="6" w:lineRule="auto" w:line="264"/>
+            </w:pPr>
+            <w:r/>
+            <w:r>
+              <w:rPr>
+                <w:rFonts w:ascii="Calibri" w:hAnsi="Calibri" w:eastAsia="Microsoft YaHei"/>
+                <w:b w:val="0"/>
+                <w:i w:val="0"/>
+                <w:color w:val="1A1A1A"/>
+                <w:sz w:val="13"/>
               </w:rPr>
               <w:t>400 万美元；后续仍需追加股权融资</w:t>
             </w:r>
@@ -2894,57 +2909,57 @@
         </w:tc>
         <w:tc>
           <w:tcPr>
-            <w:tcW w:type="dxa" w:w="2948"/>
-            <w:tcMar>
-              <w:top w:w="40" w:type="dxa"/>
-              <w:left w:w="90" w:type="dxa"/>
-              <w:bottom w:w="40" w:type="dxa"/>
-              <w:right w:w="90" w:type="dxa"/>
-            </w:tcMar>
-            <w:vAlign w:val="center"/>
-          </w:tcPr>
-          <w:p>
-            <w:pPr>
-              <w:spacing w:before="12" w:after="12" w:lineRule="auto" w:line="264"/>
-            </w:pPr>
-            <w:r/>
-            <w:r>
-              <w:rPr>
-                <w:rFonts w:ascii="Calibri" w:hAnsi="Calibri" w:eastAsia="Microsoft YaHei"/>
-                <w:b w:val="0"/>
-                <w:i w:val="0"/>
-                <w:color w:val="1A1A1A"/>
-                <w:sz w:val="14"/>
-              </w:rPr>
-              <w:t>100 万美元（仅人力、双城租金与运营费）；第 4 个月起由经营收入滚动再投资</w:t>
-            </w:r>
-          </w:p>
-        </w:tc>
-        <w:tc>
-          <w:tcPr>
-            <w:tcW w:type="dxa" w:w="3175"/>
-            <w:tcMar>
-              <w:top w:w="40" w:type="dxa"/>
-              <w:left w:w="90" w:type="dxa"/>
-              <w:bottom w:w="40" w:type="dxa"/>
-              <w:right w:w="90" w:type="dxa"/>
-            </w:tcMar>
-            <w:vAlign w:val="center"/>
-          </w:tcPr>
-          <w:p>
-            <w:pPr>
-              <w:spacing w:before="12" w:after="12" w:lineRule="auto" w:line="264"/>
-            </w:pPr>
-            <w:r/>
-            <w:r>
-              <w:rPr>
-                <w:rFonts w:ascii="Calibri" w:hAnsi="Calibri" w:eastAsia="Microsoft YaHei"/>
-                <w:b w:val="0"/>
-                <w:i w:val="0"/>
-                <w:color w:val="1A1A1A"/>
-                <w:sz w:val="14"/>
-              </w:rPr>
-              <w:t>融资规模下降 75%，且三年内无需追加融资</w:t>
+            <w:tcW w:type="dxa" w:w="3061"/>
+            <w:tcMar>
+              <w:top w:w="40" w:type="dxa"/>
+              <w:left w:w="90" w:type="dxa"/>
+              <w:bottom w:w="40" w:type="dxa"/>
+              <w:right w:w="90" w:type="dxa"/>
+            </w:tcMar>
+            <w:vAlign w:val="center"/>
+          </w:tcPr>
+          <w:p>
+            <w:pPr>
+              <w:spacing w:before="6" w:after="6" w:lineRule="auto" w:line="264"/>
+            </w:pPr>
+            <w:r/>
+            <w:r>
+              <w:rPr>
+                <w:rFonts w:ascii="Calibri" w:hAnsi="Calibri" w:eastAsia="Microsoft YaHei"/>
+                <w:b w:val="0"/>
+                <w:i w:val="0"/>
+                <w:color w:val="1A1A1A"/>
+                <w:sz w:val="13"/>
+              </w:rPr>
+              <w:t>115 万美元（人力、双城租金、运营费与应收周转金）；第 4 个月起由经营收入内生</w:t>
+            </w:r>
+          </w:p>
+        </w:tc>
+        <w:tc>
+          <w:tcPr>
+            <w:tcW w:type="dxa" w:w="3061"/>
+            <w:tcMar>
+              <w:top w:w="40" w:type="dxa"/>
+              <w:left w:w="90" w:type="dxa"/>
+              <w:bottom w:w="40" w:type="dxa"/>
+              <w:right w:w="90" w:type="dxa"/>
+            </w:tcMar>
+            <w:vAlign w:val="center"/>
+          </w:tcPr>
+          <w:p>
+            <w:pPr>
+              <w:spacing w:before="6" w:after="6" w:lineRule="auto" w:line="264"/>
+            </w:pPr>
+            <w:r/>
+            <w:r>
+              <w:rPr>
+                <w:rFonts w:ascii="Calibri" w:hAnsi="Calibri" w:eastAsia="Microsoft YaHei"/>
+                <w:b w:val="0"/>
+                <w:i w:val="0"/>
+                <w:color w:val="1A1A1A"/>
+                <w:sz w:val="13"/>
+              </w:rPr>
+              <w:t>融资规模下降 71%，且三年内无需追加融资</w:t>
             </w:r>
           </w:p>
         </w:tc>
@@ -2952,7 +2967,7 @@
       <w:tr>
         <w:tc>
           <w:tcPr>
-            <w:tcW w:type="dxa" w:w="1644"/>
+            <w:tcW w:type="dxa" w:w="1616"/>
             <w:shd w:val="clear" w:color="auto" w:fill="F2F4F7"/>
             <w:tcMar>
               <w:top w:w="40" w:type="dxa"/>
@@ -2964,16 +2979,16 @@
           </w:tcPr>
           <w:p>
             <w:pPr>
-              <w:spacing w:before="12" w:after="12" w:lineRule="auto" w:line="264"/>
-            </w:pPr>
-            <w:r/>
-            <w:r>
-              <w:rPr>
-                <w:rFonts w:ascii="Calibri" w:hAnsi="Calibri" w:eastAsia="Microsoft YaHei"/>
-                <w:b w:val="0"/>
-                <w:i w:val="0"/>
-                <w:color w:val="1A1A1A"/>
-                <w:sz w:val="14"/>
+              <w:spacing w:before="6" w:after="6" w:lineRule="auto" w:line="264"/>
+            </w:pPr>
+            <w:r/>
+            <w:r>
+              <w:rPr>
+                <w:rFonts w:ascii="Calibri" w:hAnsi="Calibri" w:eastAsia="Microsoft YaHei"/>
+                <w:b w:val="0"/>
+                <w:i w:val="0"/>
+                <w:color w:val="1A1A1A"/>
+                <w:sz w:val="13"/>
               </w:rPr>
               <w:t>物流路径</w:t>
             </w:r>
@@ -2981,7 +2996,7 @@
         </w:tc>
         <w:tc>
           <w:tcPr>
-            <w:tcW w:type="dxa" w:w="2324"/>
+            <w:tcW w:type="dxa" w:w="2353"/>
             <w:shd w:val="clear" w:color="auto" w:fill="F2F4F7"/>
             <w:tcMar>
               <w:top w:w="40" w:type="dxa"/>
@@ -2993,16 +3008,16 @@
           </w:tcPr>
           <w:p>
             <w:pPr>
-              <w:spacing w:before="12" w:after="12" w:lineRule="auto" w:line="264"/>
-            </w:pPr>
-            <w:r/>
-            <w:r>
-              <w:rPr>
-                <w:rFonts w:ascii="Calibri" w:hAnsi="Calibri" w:eastAsia="Microsoft YaHei"/>
-                <w:b w:val="0"/>
-                <w:i w:val="0"/>
-                <w:color w:val="1A1A1A"/>
-                <w:sz w:val="14"/>
+              <w:spacing w:before="6" w:after="6" w:lineRule="auto" w:line="264"/>
+            </w:pPr>
+            <w:r/>
+            <w:r>
+              <w:rPr>
+                <w:rFonts w:ascii="Calibri" w:hAnsi="Calibri" w:eastAsia="Microsoft YaHei"/>
+                <w:b w:val="0"/>
+                <w:i w:val="0"/>
+                <w:color w:val="1A1A1A"/>
+                <w:sz w:val="13"/>
               </w:rPr>
               <w:t>亚洲直航至太平洋港口</w:t>
             </w:r>
@@ -3010,7 +3025,7 @@
         </w:tc>
         <w:tc>
           <w:tcPr>
-            <w:tcW w:type="dxa" w:w="2948"/>
+            <w:tcW w:type="dxa" w:w="3061"/>
             <w:shd w:val="clear" w:color="auto" w:fill="F2F4F7"/>
             <w:tcMar>
               <w:top w:w="40" w:type="dxa"/>
@@ -3022,24 +3037,24 @@
           </w:tcPr>
           <w:p>
             <w:pPr>
-              <w:spacing w:before="12" w:after="12" w:lineRule="auto" w:line="264"/>
-            </w:pPr>
-            <w:r/>
-            <w:r>
-              <w:rPr>
-                <w:rFonts w:ascii="Calibri" w:hAnsi="Calibri" w:eastAsia="Microsoft YaHei"/>
-                <w:b w:val="0"/>
-                <w:i w:val="0"/>
-                <w:color w:val="1A1A1A"/>
-                <w:sz w:val="14"/>
-              </w:rPr>
-              <w:t>中国→美国→墨西哥，自有物流经陆路入墨</w:t>
-            </w:r>
-          </w:p>
-        </w:tc>
-        <w:tc>
-          <w:tcPr>
-            <w:tcW w:type="dxa" w:w="3175"/>
+              <w:spacing w:before="6" w:after="6" w:lineRule="auto" w:line="264"/>
+            </w:pPr>
+            <w:r/>
+            <w:r>
+              <w:rPr>
+                <w:rFonts w:ascii="Calibri" w:hAnsi="Calibri" w:eastAsia="Microsoft YaHei"/>
+                <w:b w:val="0"/>
+                <w:i w:val="0"/>
+                <w:color w:val="1A1A1A"/>
+                <w:sz w:val="13"/>
+              </w:rPr>
+              <w:t>中国→美国→墨西哥，自有物流陆路入墨</w:t>
+            </w:r>
+          </w:p>
+        </w:tc>
+        <w:tc>
+          <w:tcPr>
+            <w:tcW w:type="dxa" w:w="3061"/>
             <w:shd w:val="clear" w:color="auto" w:fill="F2F4F7"/>
             <w:tcMar>
               <w:top w:w="40" w:type="dxa"/>
@@ -3051,16 +3066,16 @@
           </w:tcPr>
           <w:p>
             <w:pPr>
-              <w:spacing w:before="12" w:after="12" w:lineRule="auto" w:line="264"/>
-            </w:pPr>
-            <w:r/>
-            <w:r>
-              <w:rPr>
-                <w:rFonts w:ascii="Calibri" w:hAnsi="Calibri" w:eastAsia="Microsoft YaHei"/>
-                <w:b w:val="0"/>
-                <w:i w:val="0"/>
-                <w:color w:val="1A1A1A"/>
-                <w:sz w:val="14"/>
+              <w:spacing w:before="6" w:after="6" w:lineRule="auto" w:line="264"/>
+            </w:pPr>
+            <w:r/>
+            <w:r>
+              <w:rPr>
+                <w:rFonts w:ascii="Calibri" w:hAnsi="Calibri" w:eastAsia="Microsoft YaHei"/>
+                <w:b w:val="0"/>
+                <w:i w:val="0"/>
+                <w:color w:val="1A1A1A"/>
+                <w:sz w:val="13"/>
               </w:rPr>
               <w:t>查验扣押与货损失窃风险大幅下降</w:t>
             </w:r>
@@ -3194,7 +3209,7 @@
           <w:color w:val="1A1A1A"/>
           <w:sz w:val="16"/>
         </w:rPr>
-        <w:t>墨西哥批发贸易业 2023 年营业收入达 9.71 万亿比索（INEGI 年度商业调查），同比增长 4.8%。CLG 聚焦的六大品类全国批发规模约 5,200 亿比索（281 亿美元）。按本版保守口径，CLG 第三年收入 2.55 亿比索，仅相当于自身可服务细分市场的 0.27%——这是一个份额中的份额的故事，而非创造市场的故事。</w:t>
+        <w:t>墨西哥批发贸易业 2023 年营业收入达 9.71 万亿比索（INEGI 年度商业调查），同比增长 4.8%。CLG 聚焦的六大品类全国批发规模约 5,200 亿比索（281 亿美元）。按本版口径，CLG 第三年收入 5.10 亿比索，仅相当于自身可服务细分市场的 0.54%——这是一个份额中的份额的故事，而非创造市场的故事。</w:t>
       </w:r>
     </w:p>
     <w:tbl>
@@ -3722,7 +3737,7 @@
                 <w:color w:val="1A1A1A"/>
                 <w:sz w:val="15"/>
               </w:rPr>
-              <w:t>第一年 0.495 亿 / 第二年 1.26 亿 / 第三年 2.55 亿比索（保守口径）</w:t>
+              <w:t>第一年 0.99 亿 / 第二年 2.52 亿 / 第三年 5.10 亿比索</w:t>
             </w:r>
           </w:p>
         </w:tc>
@@ -3751,7 +3766,7 @@
                 <w:color w:val="1A1A1A"/>
                 <w:sz w:val="15"/>
               </w:rPr>
-              <w:t>2.55 亿（Y3）</w:t>
+              <w:t>5.10 亿（Y3）</w:t>
             </w:r>
           </w:p>
         </w:tc>
@@ -3780,7 +3795,7 @@
                 <w:color w:val="1A1A1A"/>
                 <w:sz w:val="15"/>
               </w:rPr>
-              <w:t>0.14 亿</w:t>
+              <w:t>0.28 亿</w:t>
             </w:r>
           </w:p>
         </w:tc>
@@ -3809,7 +3824,7 @@
                 <w:color w:val="1A1A1A"/>
                 <w:sz w:val="15"/>
               </w:rPr>
-              <w:t>Y1 0.08% → Y3 0.27%</w:t>
+              <w:t>Y1 0.17% → Y3 0.54%</w:t>
             </w:r>
           </w:p>
         </w:tc>
@@ -4457,7 +4472,7 @@
                 <w:color w:val="1A1A1A"/>
                 <w:sz w:val="15"/>
               </w:rPr>
-              <w:t>12.7</w:t>
+              <w:t>25.3</w:t>
             </w:r>
           </w:p>
         </w:tc>
@@ -4486,7 +4501,7 @@
                 <w:color w:val="1A1A1A"/>
                 <w:sz w:val="15"/>
               </w:rPr>
-              <w:t>50%</w:t>
+              <w:t>47%</w:t>
             </w:r>
           </w:p>
         </w:tc>
@@ -4515,7 +4530,7 @@
                 <w:color w:val="1A1A1A"/>
                 <w:sz w:val="15"/>
               </w:rPr>
-              <w:t>6.3</w:t>
+              <w:t>11.9</w:t>
             </w:r>
           </w:p>
         </w:tc>
@@ -4634,7 +4649,7 @@
                 <w:color w:val="1A1A1A"/>
                 <w:sz w:val="15"/>
               </w:rPr>
-              <w:t>9.5</w:t>
+              <w:t>19.0</w:t>
             </w:r>
           </w:p>
         </w:tc>
@@ -4664,7 +4679,7 @@
                 <w:color w:val="1A1A1A"/>
                 <w:sz w:val="15"/>
               </w:rPr>
-              <w:t>55%</w:t>
+              <w:t>51%</w:t>
             </w:r>
           </w:p>
         </w:tc>
@@ -4694,7 +4709,7 @@
                 <w:color w:val="1A1A1A"/>
                 <w:sz w:val="15"/>
               </w:rPr>
-              <w:t>5.2</w:t>
+              <w:t>9.7</w:t>
             </w:r>
           </w:p>
         </w:tc>
@@ -4811,7 +4826,7 @@
                 <w:color w:val="1A1A1A"/>
                 <w:sz w:val="15"/>
               </w:rPr>
-              <w:t>5.5</w:t>
+              <w:t>11.1</w:t>
             </w:r>
           </w:p>
         </w:tc>
@@ -4840,7 +4855,7 @@
                 <w:color w:val="1A1A1A"/>
                 <w:sz w:val="15"/>
               </w:rPr>
-              <w:t>54%</w:t>
+              <w:t>50%</w:t>
             </w:r>
           </w:p>
         </w:tc>
@@ -4869,7 +4884,7 @@
                 <w:color w:val="1A1A1A"/>
                 <w:sz w:val="15"/>
               </w:rPr>
-              <w:t>3.0</w:t>
+              <w:t>5.6</w:t>
             </w:r>
           </w:p>
         </w:tc>
@@ -4988,7 +5003,7 @@
                 <w:color w:val="1A1A1A"/>
                 <w:sz w:val="15"/>
               </w:rPr>
-              <w:t>5.1</w:t>
+              <w:t>10.3</w:t>
             </w:r>
           </w:p>
         </w:tc>
@@ -5018,7 +5033,7 @@
                 <w:color w:val="1A1A1A"/>
                 <w:sz w:val="15"/>
               </w:rPr>
-              <w:t>52%</w:t>
+              <w:t>48%</w:t>
             </w:r>
           </w:p>
         </w:tc>
@@ -5048,7 +5063,7 @@
                 <w:color w:val="1A1A1A"/>
                 <w:sz w:val="15"/>
               </w:rPr>
-              <w:t>2.7</w:t>
+              <w:t>4.9</w:t>
             </w:r>
           </w:p>
         </w:tc>
@@ -5165,7 +5180,7 @@
                 <w:color w:val="1A1A1A"/>
                 <w:sz w:val="15"/>
               </w:rPr>
-              <w:t>4.0</w:t>
+              <w:t>7.9</w:t>
             </w:r>
           </w:p>
         </w:tc>
@@ -5194,7 +5209,7 @@
                 <w:color w:val="1A1A1A"/>
                 <w:sz w:val="15"/>
               </w:rPr>
-              <w:t>48%</w:t>
+              <w:t>44%</w:t>
             </w:r>
           </w:p>
         </w:tc>
@@ -5223,7 +5238,7 @@
                 <w:color w:val="1A1A1A"/>
                 <w:sz w:val="15"/>
               </w:rPr>
-              <w:t>1.9</w:t>
+              <w:t>3.5</w:t>
             </w:r>
           </w:p>
         </w:tc>
@@ -5342,7 +5357,7 @@
                 <w:color w:val="1A1A1A"/>
                 <w:sz w:val="15"/>
               </w:rPr>
-              <w:t>2.8</w:t>
+              <w:t>5.5</w:t>
             </w:r>
           </w:p>
         </w:tc>
@@ -5372,7 +5387,7 @@
                 <w:color w:val="1A1A1A"/>
                 <w:sz w:val="15"/>
               </w:rPr>
-              <w:t>58%</w:t>
+              <w:t>54%</w:t>
             </w:r>
           </w:p>
         </w:tc>
@@ -5402,7 +5417,7 @@
                 <w:color w:val="1A1A1A"/>
                 <w:sz w:val="15"/>
               </w:rPr>
-              <w:t>1.6</w:t>
+              <w:t>3.0</w:t>
             </w:r>
           </w:p>
         </w:tc>
@@ -5531,7 +5546,7 @@
                 <w:color w:val="0B2545"/>
                 <w:sz w:val="15"/>
               </w:rPr>
-              <w:t>39.6</w:t>
+              <w:t>79.2</w:t>
             </w:r>
           </w:p>
         </w:tc>
@@ -5564,7 +5579,7 @@
                 <w:color w:val="0B2545"/>
                 <w:sz w:val="15"/>
               </w:rPr>
-              <w:t>52.0%</w:t>
+              <w:t>48.7%</w:t>
             </w:r>
           </w:p>
         </w:tc>
@@ -5597,7 +5612,7 @@
                 <w:color w:val="0B2545"/>
                 <w:sz w:val="15"/>
               </w:rPr>
-              <w:t>20.6</w:t>
+              <w:t>38.6</w:t>
             </w:r>
           </w:p>
         </w:tc>
@@ -5629,7 +5644,7 @@
                 <w:color w:val="0B2545"/>
                 <w:sz w:val="15"/>
               </w:rPr>
-              <w:t>另有 B2C／电商 5.4 百万比索，毛利率 45%</w:t>
+              <w:t>另有 B2C／电商 10.8 百万比索，毛利率 40%；品类毛利率较原测算下调 3–4 点，为放量让价</w:t>
             </w:r>
           </w:p>
         </w:tc>
@@ -6032,7 +6047,7 @@
                 <w:color w:val="1A1A1A"/>
                 <w:sz w:val="15"/>
               </w:rPr>
-              <w:t>4.5</w:t>
+              <w:t>9.0</w:t>
             </w:r>
           </w:p>
         </w:tc>
@@ -6061,7 +6076,7 @@
                 <w:color w:val="1A1A1A"/>
                 <w:sz w:val="15"/>
               </w:rPr>
-              <w:t>25.2</w:t>
+              <w:t>50.4</w:t>
             </w:r>
           </w:p>
         </w:tc>
@@ -6090,7 +6105,7 @@
                 <w:color w:val="1A1A1A"/>
                 <w:sz w:val="15"/>
               </w:rPr>
-              <w:t>81.6</w:t>
+              <w:t>163.2</w:t>
             </w:r>
           </w:p>
         </w:tc>
@@ -6119,7 +6134,7 @@
                 <w:color w:val="1A1A1A"/>
                 <w:sz w:val="15"/>
               </w:rPr>
-              <w:t>约 390</w:t>
+              <w:t>约 780</w:t>
             </w:r>
           </w:p>
         </w:tc>
@@ -6592,7 +6607,7 @@
                 <w:color w:val="1A1A1A"/>
                 <w:sz w:val="15"/>
               </w:rPr>
-              <w:t>22%</w:t>
+              <w:t>23%</w:t>
             </w:r>
           </w:p>
         </w:tc>
@@ -6622,7 +6637,7 @@
                 <w:color w:val="1A1A1A"/>
                 <w:sz w:val="15"/>
               </w:rPr>
-              <w:t>39%</w:t>
+              <w:t>42%</w:t>
             </w:r>
           </w:p>
         </w:tc>
@@ -6740,7 +6755,7 @@
                 <w:color w:val="1A1A1A"/>
                 <w:sz w:val="15"/>
               </w:rPr>
-              <w:t>52%</w:t>
+              <w:t>49%</w:t>
             </w:r>
           </w:p>
         </w:tc>
@@ -6769,7 +6784,7 @@
                 <w:color w:val="1A1A1A"/>
                 <w:sz w:val="15"/>
               </w:rPr>
-              <w:t>47%</w:t>
+              <w:t>44%</w:t>
             </w:r>
           </w:p>
         </w:tc>
@@ -6798,7 +6813,7 @@
                 <w:color w:val="1A1A1A"/>
                 <w:sz w:val="15"/>
               </w:rPr>
-              <w:t>42%</w:t>
+              <w:t>38%</w:t>
             </w:r>
           </w:p>
         </w:tc>
@@ -6827,7 +6842,7 @@
                 <w:color w:val="1A1A1A"/>
                 <w:sz w:val="15"/>
               </w:rPr>
-              <w:t>38%</w:t>
+              <w:t>35%</w:t>
             </w:r>
           </w:p>
         </w:tc>
@@ -6855,7 +6870,7 @@
                 <w:color w:val="1A1A1A"/>
                 <w:sz w:val="15"/>
               </w:rPr>
-              <w:t>寄售货源耗尽后回归常态</w:t>
+              <w:t>寄售货源第二年末去化 81%，第三年起转常规补货</w:t>
             </w:r>
           </w:p>
         </w:tc>
@@ -6888,7 +6903,7 @@
           <w:color w:val="5A6472"/>
           <w:sz w:val="15"/>
         </w:rPr>
-        <w:t>投资逻辑一句话：「前两年，寄售货源以零资金占用供养建设；第三至五年，自有品牌供养估值。」纯分销商的国际可比估值为 0.3–0.6 倍 EV/Revenue，而拥有自有渠道的品牌消费品公司为 1.5–3.0 倍。CLG 用自身经营现金流、而非投资人资金完成这一转型。自有品牌首批开发资金仅需 120 万比索（设计＋打样＋商标），量产资金自第 4 个月起由经营收入承担；依托集团中国制造资源与墨西哥 NOM 认证能力，为本地大型零售商提供自有品牌 OEM 代工可作为第二增长曲线（第三年潜在 1,200–1,800 万比索），本计划将其列为上行空间而非基准预测。</w:t>
+        <w:t>投资逻辑一句话：「前两年，寄售货源以零资金占用供养建设；第三至五年，自有品牌供养估值。」纯分销商的国际可比估值为 0.3–0.6 倍 EV/Revenue，而拥有自有渠道的品牌消费品公司为 1.5–3.0 倍。CLG 用自身经营现金流、而非投资人资金完成这一转型。自有品牌首批开发资金仅需 90 万比索（设计＋打样＋商标，设计外包），量产资金自第 4 个月起由经营收入承担；依托集团中国制造资源与墨西哥 NOM 认证能力，为本地大型零售商提供自有品牌 OEM 代工可作为第二增长曲线（第三年潜在 2,400–3,600 万比索），本计划将其列为上行空间而非基准预测。</w:t>
       </w:r>
     </w:p>
     <w:p>
@@ -7707,7 +7722,7 @@
                 <w:color w:val="1A1A1A"/>
                 <w:sz w:val="14"/>
               </w:rPr>
-              <w:t>① 双城 180 家活跃 B2B 客户、30 家签约代理商　② 自有品牌首批量产（资金由经营收入承担）并上市　③ 大型渠道准入谈判　④ 第 4 个月起经营现金流自给，扩张支出全部内生　⑤ IFRS／US GAAP 账套与审计对接</w:t>
+              <w:t>① 双城 360 家活跃 B2B 客户、60 家签约代理商　② 自有品牌首批量产（资金由经营收入承担）并上市　③ 大型渠道准入谈判　④ 第 4 个月起经营现金流自给，扩张支出全部内生　⑤ IFRS／US GAAP 账套与审计对接</w:t>
             </w:r>
           </w:p>
         </w:tc>
@@ -7778,7 +7793,7 @@
                 <w:color w:val="1A1A1A"/>
                 <w:sz w:val="14"/>
               </w:rPr>
-              <w:t>收入 4,950 万比索、</w:t>
+              <w:t>收入 9,900 万比索、</w:t>
             </w:r>
             <w:r>
               <w:br/>
@@ -7791,7 +7806,7 @@
                 <w:color w:val="1A1A1A"/>
                 <w:sz w:val="14"/>
               </w:rPr>
-              <w:t>EBITDA 转正、审计出具</w:t>
+              <w:t>EBITDA 1,588 万、审计出具</w:t>
             </w:r>
           </w:p>
         </w:tc>
@@ -7886,7 +7901,7 @@
                 <w:color w:val="0B2545"/>
                 <w:sz w:val="23"/>
               </w:rPr>
-              <w:t>组织架构与人力配置（精简至 15 人）</w:t>
+              <w:t>组织架构与人力配置（18 人）</w:t>
             </w:r>
             <w:r>
               <w:rPr>
@@ -8295,7 +8310,7 @@
                 <w:color w:val="1A1A1A"/>
                 <w:sz w:val="15"/>
               </w:rPr>
-              <w:t>4</w:t>
+              <w:t>5</w:t>
             </w:r>
           </w:p>
         </w:tc>
@@ -8325,7 +8340,7 @@
                 <w:color w:val="1A1A1A"/>
                 <w:sz w:val="15"/>
               </w:rPr>
-              <w:t>4</w:t>
+              <w:t>5</w:t>
             </w:r>
           </w:p>
         </w:tc>
@@ -8355,7 +8370,7 @@
                 <w:color w:val="1A1A1A"/>
                 <w:sz w:val="15"/>
               </w:rPr>
-              <w:t>8</w:t>
+              <w:t>10</w:t>
             </w:r>
           </w:p>
         </w:tc>
@@ -8385,7 +8400,7 @@
                 <w:color w:val="1A1A1A"/>
                 <w:sz w:val="15"/>
               </w:rPr>
-              <w:t>295,650</w:t>
+              <w:t>351,450</w:t>
             </w:r>
           </w:p>
         </w:tc>
@@ -8444,7 +8459,7 @@
                 <w:color w:val="1A1A1A"/>
                 <w:sz w:val="15"/>
               </w:rPr>
-              <w:t>2</w:t>
+              <w:t>3</w:t>
             </w:r>
           </w:p>
         </w:tc>
@@ -8502,7 +8517,7 @@
                 <w:color w:val="1A1A1A"/>
                 <w:sz w:val="15"/>
               </w:rPr>
-              <w:t>3</w:t>
+              <w:t>4</w:t>
             </w:r>
           </w:p>
         </w:tc>
@@ -8531,7 +8546,7 @@
                 <w:color w:val="1A1A1A"/>
                 <w:sz w:val="15"/>
               </w:rPr>
-              <w:t>44,550</w:t>
+              <w:t>59,400</w:t>
             </w:r>
           </w:p>
         </w:tc>
@@ -8859,7 +8874,7 @@
                 <w:color w:val="1A1A1A"/>
                 <w:sz w:val="15"/>
               </w:rPr>
-              <w:t>设计与品牌</w:t>
+              <w:t>设计、摄影、代运营、法务、报关</w:t>
             </w:r>
           </w:p>
         </w:tc>
@@ -9046,7 +9061,7 @@
                 <w:color w:val="0B2545"/>
                 <w:sz w:val="15"/>
               </w:rPr>
-              <w:t>10</w:t>
+              <w:t>12</w:t>
             </w:r>
           </w:p>
         </w:tc>
@@ -9079,7 +9094,7 @@
                 <w:color w:val="0B2545"/>
                 <w:sz w:val="15"/>
               </w:rPr>
-              <w:t>5</w:t>
+              <w:t>6</w:t>
             </w:r>
           </w:p>
         </w:tc>
@@ -9112,7 +9127,7 @@
                 <w:color w:val="0B2545"/>
                 <w:sz w:val="15"/>
               </w:rPr>
-              <w:t>15</w:t>
+              <w:t>18</w:t>
             </w:r>
           </w:p>
         </w:tc>
@@ -9145,7 +9160,7 @@
                 <w:color w:val="0B2545"/>
                 <w:sz w:val="15"/>
               </w:rPr>
-              <w:t>751,950</w:t>
+              <w:t>815,400</w:t>
             </w:r>
           </w:p>
         </w:tc>
@@ -9178,7 +9193,7 @@
           <w:color w:val="5A6472"/>
           <w:sz w:val="15"/>
         </w:rPr>
-        <w:t>全负荷成本 = 税前月薪 × 1.35（IMSS 社保、INFONAVIT 住房、SAR、年终奖 15 天、休假金及州工资税 ISN 约 3%），为墨西哥标准测算惯例；满编月成本合计 751,950 比索，年化 902 万比索。首年按分批到岗约 75% 计为 680 万比索，加 2% 销售提成 100 万比索，首年人力总成本 780 万比索（占收入 15.8%）。与原始方案的 62 人编制相比压缩 76%，年化人工节省约 1,780 万比索。编制得以如此精简，是因为仓储主体在合作方仓库、干线与末端配送由集团自有物流承担、终端覆盖由代理商网络完成，产品与平面设计按项目外包——15 人只负责决策、系统、大客户与渠道管理这四件事。</w:t>
+        <w:t>全负荷成本 = 税前月薪 × 1.35（IMSS 社保、INFONAVIT 住房、SAR、年终奖 15 天、休假金及州工资税 ISN 约 3%），为墨西哥标准测算惯例；满编月成本合计 815,400 比索，年化 978 万比索。首年按分批到岗约 75% 计为 730 万比索，加 2% 销售提成 198 万比索，首年人力总成本 928 万比索（仅占收入 9.4%）。与原始方案的 62 人编制相比压缩 71%。收入较上一版翻倍仅增加 3 名一线人员（销售 2、仓储 1），因为增量覆盖由代理商网络（首年 60 家、第三年 440 家）而非自建团队承担；仓储主体在合作方仓库、干线与末端配送由集团自有物流执行、设计摄影法务报关全部按项目外包——18 人只负责决策、系统、大客户与渠道管理这四件事。</w:t>
       </w:r>
     </w:p>
     <w:tbl>
@@ -9246,7 +9261,7 @@
                 <w:color w:val="5A6472"/>
                 <w:sz w:val="14"/>
               </w:rPr>
-              <w:t>本方案取消蒙特雷独立分公司经理层，由总经理一人同时担任两座城市的最高经营负责人，蒙特雷仅设销售主管（月薪 4.5 万比索）直接向总经理汇报——仅此一项每年节省全负荷人工约 130 万比索，更重要的是消除了双城之间的决策时延与协调损耗。15 人编制之下，总经理与每一位员工之间最多只隔一层。</w:t>
+              <w:t>本方案取消蒙特雷独立分公司经理层，由总经理一人同时担任两座城市的最高经营负责人，蒙特雷仅设销售主管（月薪 4.5 万比索）直接向总经理汇报——仅此一项每年节省全负荷人工约 130 万比索，更重要的是消除了双城之间的决策时延与协调损耗。18 人编制之下，总经理与每一位员工之间最多只隔一层。</w:t>
             </w:r>
           </w:p>
           <w:p>
@@ -9278,7 +9293,7 @@
                 <w:color w:val="5A6472"/>
                 <w:sz w:val="14"/>
               </w:rPr>
-              <w:t>投资人视角：15 人编制、两城同步、90 天交付三大平台，只有在单一决策者压缩三个角色、且非核心职能全部外包与外部化的结构下才可能实现；计划坦承这是最大优势与最大单点风险，缓释措施为——第 12 个月视业绩聘任副手、为核心管理者设立期权池、为总经理投保关键人寿险，并在投资人尽调前完成书面接班安排。</w:t>
+              <w:t>投资人视角：18 人编制、两城同步、90 天交付三大平台，只有在单一决策者压缩三个角色、且非核心职能全部外包与外部化的结构下才可能实现；计划坦承这是最大优势与最大单点风险，缓释措施为——第 12 个月视业绩聘任副手、为核心管理者设立期权池、为总经理投保关键人寿险，并在投资人尽调前完成书面接班安排。</w:t>
             </w:r>
           </w:p>
         </w:tc>
@@ -9310,7 +9325,7 @@
           <w:color w:val="0B2545"/>
           <w:sz w:val="17"/>
         </w:rPr>
-        <w:t>首年营业费用结构（合计 2,060 万比索，占收入 41.6%）</w:t>
+        <w:t>首年营业费用结构（合计 3,065 万比索，占收入 31.0%）</w:t>
       </w:r>
     </w:p>
     <w:tbl>
@@ -9575,7 +9590,7 @@
                 <w:color w:val="1A1A1A"/>
                 <w:sz w:val="14"/>
               </w:rPr>
-              <w:t>6.8</w:t>
+              <w:t>7.3</w:t>
             </w:r>
           </w:p>
         </w:tc>
@@ -9604,7 +9619,7 @@
                 <w:color w:val="1A1A1A"/>
                 <w:sz w:val="14"/>
               </w:rPr>
-              <w:t>13.7%</w:t>
+              <w:t>7.4%</w:t>
             </w:r>
           </w:p>
         </w:tc>
@@ -9661,7 +9676,7 @@
                 <w:color w:val="1A1A1A"/>
                 <w:sz w:val="14"/>
               </w:rPr>
-              <w:t>0.9</w:t>
+              <w:t>1.0</w:t>
             </w:r>
           </w:p>
         </w:tc>
@@ -9690,7 +9705,7 @@
                 <w:color w:val="1A1A1A"/>
                 <w:sz w:val="14"/>
               </w:rPr>
-              <w:t>1.8%</w:t>
+              <w:t>1.0%</w:t>
             </w:r>
           </w:p>
         </w:tc>
@@ -9781,7 +9796,7 @@
                 <w:color w:val="1A1A1A"/>
                 <w:sz w:val="14"/>
               </w:rPr>
-              <w:t>12.8%</w:t>
+              <w:t>6.4%</w:t>
             </w:r>
           </w:p>
         </w:tc>
@@ -9840,7 +9855,7 @@
                 <w:color w:val="1A1A1A"/>
                 <w:sz w:val="14"/>
               </w:rPr>
-              <w:t>0.6</w:t>
+              <w:t>0.8</w:t>
             </w:r>
           </w:p>
         </w:tc>
@@ -9870,7 +9885,7 @@
                 <w:color w:val="1A1A1A"/>
                 <w:sz w:val="14"/>
               </w:rPr>
-              <w:t>1.2%</w:t>
+              <w:t>0.8%</w:t>
             </w:r>
           </w:p>
         </w:tc>
@@ -9929,7 +9944,7 @@
                 <w:color w:val="1A1A1A"/>
                 <w:sz w:val="14"/>
               </w:rPr>
-              <w:t>1.5</w:t>
+              <w:t>3.5</w:t>
             </w:r>
           </w:p>
         </w:tc>
@@ -9958,7 +9973,7 @@
                 <w:color w:val="1A1A1A"/>
                 <w:sz w:val="14"/>
               </w:rPr>
-              <w:t>3.0%</w:t>
+              <w:t>3.5%</w:t>
             </w:r>
           </w:p>
         </w:tc>
@@ -10015,7 +10030,7 @@
                 <w:color w:val="1A1A1A"/>
                 <w:sz w:val="14"/>
               </w:rPr>
-              <w:t>0.5</w:t>
+              <w:t>0.8</w:t>
             </w:r>
           </w:p>
         </w:tc>
@@ -10044,7 +10059,7 @@
                 <w:color w:val="1A1A1A"/>
                 <w:sz w:val="14"/>
               </w:rPr>
-              <w:t>1.0%</w:t>
+              <w:t>0.8%</w:t>
             </w:r>
           </w:p>
         </w:tc>
@@ -10075,7 +10090,7 @@
                 <w:color w:val="1A1A1A"/>
                 <w:sz w:val="14"/>
               </w:rPr>
-              <w:t>销售提成（收入 2%）</w:t>
+              <w:t>代理商返利与渠道费用</w:t>
             </w:r>
           </w:p>
         </w:tc>
@@ -10105,7 +10120,7 @@
                 <w:color w:val="1A1A1A"/>
                 <w:sz w:val="14"/>
               </w:rPr>
-              <w:t>1.0</w:t>
+              <w:t>2.5</w:t>
             </w:r>
           </w:p>
         </w:tc>
@@ -10135,7 +10150,7 @@
                 <w:color w:val="1A1A1A"/>
                 <w:sz w:val="14"/>
               </w:rPr>
-              <w:t>2.0%</w:t>
+              <w:t>2.5%</w:t>
             </w:r>
           </w:p>
         </w:tc>
@@ -10194,7 +10209,7 @@
                 <w:color w:val="1A1A1A"/>
                 <w:sz w:val="14"/>
               </w:rPr>
-              <w:t>0.6</w:t>
+              <w:t>1.2</w:t>
             </w:r>
           </w:p>
         </w:tc>
@@ -10283,7 +10298,7 @@
                 <w:color w:val="1A1A1A"/>
                 <w:sz w:val="14"/>
               </w:rPr>
-              <w:t>1.0</w:t>
+              <w:t>2.5</w:t>
             </w:r>
           </w:p>
         </w:tc>
@@ -10312,7 +10327,7 @@
                 <w:color w:val="1A1A1A"/>
                 <w:sz w:val="14"/>
               </w:rPr>
-              <w:t>2.0%</w:t>
+              <w:t>2.5%</w:t>
             </w:r>
           </w:p>
         </w:tc>
@@ -10369,7 +10384,7 @@
                 <w:color w:val="1A1A1A"/>
                 <w:sz w:val="14"/>
               </w:rPr>
-              <w:t>1.35</w:t>
+              <w:t>1.5</w:t>
             </w:r>
           </w:p>
         </w:tc>
@@ -10398,7 +10413,187 @@
                 <w:color w:val="1A1A1A"/>
                 <w:sz w:val="14"/>
               </w:rPr>
-              <w:t>2.7%</w:t>
+              <w:t>1.5%</w:t>
+            </w:r>
+          </w:p>
+        </w:tc>
+      </w:tr>
+      <w:tr>
+        <w:tc>
+          <w:tcPr>
+            <w:tcW w:type="dxa" w:w="2948"/>
+            <w:shd w:val="clear" w:color="auto" w:fill="F2F4F7"/>
+            <w:tcMar>
+              <w:top w:w="40" w:type="dxa"/>
+              <w:left w:w="90" w:type="dxa"/>
+              <w:bottom w:w="40" w:type="dxa"/>
+              <w:right w:w="90" w:type="dxa"/>
+            </w:tcMar>
+            <w:vAlign w:val="center"/>
+          </w:tcPr>
+          <w:p>
+            <w:pPr>
+              <w:spacing w:before="24" w:after="24" w:lineRule="auto" w:line="264"/>
+            </w:pPr>
+            <w:r/>
+            <w:r>
+              <w:rPr>
+                <w:rFonts w:ascii="Calibri" w:hAnsi="Calibri" w:eastAsia="Microsoft YaHei"/>
+                <w:b w:val="0"/>
+                <w:i w:val="0"/>
+                <w:color w:val="1A1A1A"/>
+                <w:sz w:val="14"/>
+              </w:rPr>
+              <w:t>销售提成（收入 2%）</w:t>
+            </w:r>
+          </w:p>
+        </w:tc>
+        <w:tc>
+          <w:tcPr>
+            <w:tcW w:type="dxa" w:w="964"/>
+            <w:shd w:val="clear" w:color="auto" w:fill="F2F4F7"/>
+            <w:tcMar>
+              <w:top w:w="40" w:type="dxa"/>
+              <w:left w:w="90" w:type="dxa"/>
+              <w:bottom w:w="40" w:type="dxa"/>
+              <w:right w:w="90" w:type="dxa"/>
+            </w:tcMar>
+            <w:vAlign w:val="center"/>
+          </w:tcPr>
+          <w:p>
+            <w:pPr>
+              <w:spacing w:before="24" w:after="24" w:lineRule="auto" w:line="264"/>
+              <w:jc w:val="center"/>
+            </w:pPr>
+            <w:r/>
+            <w:r>
+              <w:rPr>
+                <w:rFonts w:ascii="Calibri" w:hAnsi="Calibri" w:eastAsia="Microsoft YaHei"/>
+                <w:b w:val="0"/>
+                <w:i w:val="0"/>
+                <w:color w:val="1A1A1A"/>
+                <w:sz w:val="14"/>
+              </w:rPr>
+              <w:t>2.0</w:t>
+            </w:r>
+          </w:p>
+        </w:tc>
+        <w:tc>
+          <w:tcPr>
+            <w:tcW w:type="dxa" w:w="794"/>
+            <w:shd w:val="clear" w:color="auto" w:fill="F2F4F7"/>
+            <w:tcMar>
+              <w:top w:w="40" w:type="dxa"/>
+              <w:left w:w="90" w:type="dxa"/>
+              <w:bottom w:w="40" w:type="dxa"/>
+              <w:right w:w="90" w:type="dxa"/>
+            </w:tcMar>
+            <w:vAlign w:val="center"/>
+          </w:tcPr>
+          <w:p>
+            <w:pPr>
+              <w:spacing w:before="24" w:after="24" w:lineRule="auto" w:line="264"/>
+              <w:jc w:val="center"/>
+            </w:pPr>
+            <w:r/>
+            <w:r>
+              <w:rPr>
+                <w:rFonts w:ascii="Calibri" w:hAnsi="Calibri" w:eastAsia="Microsoft YaHei"/>
+                <w:b w:val="0"/>
+                <w:i w:val="0"/>
+                <w:color w:val="1A1A1A"/>
+                <w:sz w:val="14"/>
+              </w:rPr>
+              <w:t>2.0%</w:t>
+            </w:r>
+          </w:p>
+        </w:tc>
+        <w:tc>
+          <w:tcPr>
+            <w:tcW w:type="dxa" w:w="3345"/>
+            <w:shd w:val="clear" w:color="auto" w:fill="F2F4F7"/>
+            <w:tcMar>
+              <w:top w:w="40" w:type="dxa"/>
+              <w:left w:w="90" w:type="dxa"/>
+              <w:bottom w:w="40" w:type="dxa"/>
+              <w:right w:w="90" w:type="dxa"/>
+            </w:tcMar>
+            <w:vAlign w:val="center"/>
+          </w:tcPr>
+          <w:p>
+            <w:pPr>
+              <w:spacing w:before="24" w:after="24" w:lineRule="auto" w:line="264"/>
+            </w:pPr>
+            <w:r/>
+            <w:r>
+              <w:rPr>
+                <w:rFonts w:ascii="Calibri" w:hAnsi="Calibri" w:eastAsia="Microsoft YaHei"/>
+                <w:b w:val="0"/>
+                <w:i w:val="0"/>
+                <w:color w:val="1A1A1A"/>
+                <w:sz w:val="14"/>
+              </w:rPr>
+              <w:t>其他与不可预见</w:t>
+            </w:r>
+          </w:p>
+        </w:tc>
+        <w:tc>
+          <w:tcPr>
+            <w:tcW w:type="dxa" w:w="1020"/>
+            <w:shd w:val="clear" w:color="auto" w:fill="F2F4F7"/>
+            <w:tcMar>
+              <w:top w:w="40" w:type="dxa"/>
+              <w:left w:w="90" w:type="dxa"/>
+              <w:bottom w:w="40" w:type="dxa"/>
+              <w:right w:w="90" w:type="dxa"/>
+            </w:tcMar>
+            <w:vAlign w:val="center"/>
+          </w:tcPr>
+          <w:p>
+            <w:pPr>
+              <w:spacing w:before="24" w:after="24" w:lineRule="auto" w:line="264"/>
+              <w:jc w:val="center"/>
+            </w:pPr>
+            <w:r/>
+            <w:r>
+              <w:rPr>
+                <w:rFonts w:ascii="Calibri" w:hAnsi="Calibri" w:eastAsia="Microsoft YaHei"/>
+                <w:b w:val="0"/>
+                <w:i w:val="0"/>
+                <w:color w:val="1A1A1A"/>
+                <w:sz w:val="14"/>
+              </w:rPr>
+              <w:t>1.2</w:t>
+            </w:r>
+          </w:p>
+        </w:tc>
+        <w:tc>
+          <w:tcPr>
+            <w:tcW w:type="dxa" w:w="1020"/>
+            <w:shd w:val="clear" w:color="auto" w:fill="F2F4F7"/>
+            <w:tcMar>
+              <w:top w:w="40" w:type="dxa"/>
+              <w:left w:w="90" w:type="dxa"/>
+              <w:bottom w:w="40" w:type="dxa"/>
+              <w:right w:w="90" w:type="dxa"/>
+            </w:tcMar>
+            <w:vAlign w:val="center"/>
+          </w:tcPr>
+          <w:p>
+            <w:pPr>
+              <w:spacing w:before="24" w:after="24" w:lineRule="auto" w:line="264"/>
+              <w:jc w:val="center"/>
+            </w:pPr>
+            <w:r/>
+            <w:r>
+              <w:rPr>
+                <w:rFonts w:ascii="Calibri" w:hAnsi="Calibri" w:eastAsia="Microsoft YaHei"/>
+                <w:b w:val="0"/>
+                <w:i w:val="0"/>
+                <w:color w:val="1A1A1A"/>
+                <w:sz w:val="14"/>
+              </w:rPr>
+              <w:t>1.2%</w:t>
             </w:r>
           </w:p>
         </w:tc>
@@ -10487,7 +10682,7 @@
                 <w:color w:val="0B2545"/>
                 <w:sz w:val="23"/>
               </w:rPr>
-              <w:t>投资需求与资金用途（启动资金 100 万美元）</w:t>
+              <w:t>投资需求与资金用途（启动资金 115 万美元）</w:t>
             </w:r>
             <w:r>
               <w:rPr>
@@ -10530,7 +10725,7 @@
           <w:color w:val="1A1A1A"/>
           <w:sz w:val="16"/>
         </w:rPr>
-        <w:t>因 2 亿比索货源以寄售方式无偿供给、售出后结算，本项目不存在采购备货资金需求。启动资金合计 1,769 万比索，取整融资 1,850 万比索（100 万美元）——较原始方案下降 75%。成本控制原则有二：展厅采用模块化陈列与既有结构，装修预算压缩至常规方案的 20%；货架、叉车、配送车辆与全部办公设备一律采购二手（墨西哥工业设备二手市场成熟，同等规格通常为新品的 35–45%，不影响运营效率，唯一代价是账面资产规模较小，而这恰恰符合轻资产定位）。</w:t>
+        <w:t>因 2 亿比索货源以寄售方式无偿供给、售出后结算，本项目不存在采购备货资金需求。启动资金合计 2,055 万比索，取整融资 2,130 万比索（115 万美元）——较原始方案下降 71%。成本控制原则有二：展厅采用模块化陈列与既有结构，装修预算压缩至常规方案的 20%；货架、叉车、配送车辆与全部办公设备一律采购二手（墨西哥工业设备二手市场成熟，同等规格通常为新品的 35–45%，不影响运营效率）。</w:t>
       </w:r>
     </w:p>
     <w:tbl>
@@ -11796,7 +11991,7 @@
                 <w:color w:val="1A1A1A"/>
                 <w:sz w:val="14"/>
               </w:rPr>
-              <w:t>前 3 个月人力成本（15 人分批到岗）</w:t>
+              <w:t>前 3 个月人力成本（18 人分批到岗）</w:t>
             </w:r>
           </w:p>
         </w:tc>
@@ -11826,7 +12021,7 @@
                 <w:color w:val="1A1A1A"/>
                 <w:sz w:val="14"/>
               </w:rPr>
-              <w:t>1,400,000</w:t>
+              <w:t>1,700,000</w:t>
             </w:r>
           </w:p>
         </w:tc>
@@ -11856,7 +12051,7 @@
                 <w:color w:val="1A1A1A"/>
                 <w:sz w:val="14"/>
               </w:rPr>
-              <w:t>75,676</w:t>
+              <w:t>91,892</w:t>
             </w:r>
           </w:p>
         </w:tc>
@@ -11973,7 +12168,7 @@
                 <w:color w:val="1A1A1A"/>
                 <w:sz w:val="14"/>
               </w:rPr>
-              <w:t>2,000,000</w:t>
+              <w:t>2,300,000</w:t>
             </w:r>
           </w:p>
         </w:tc>
@@ -12002,7 +12197,7 @@
                 <w:color w:val="1A1A1A"/>
                 <w:sz w:val="14"/>
               </w:rPr>
-              <w:t>108,108</w:t>
+              <w:t>124,324</w:t>
             </w:r>
           </w:p>
         </w:tc>
@@ -12416,7 +12611,7 @@
                 <w:color w:val="1A1A1A"/>
                 <w:sz w:val="14"/>
               </w:rPr>
-              <w:t>3,000,000</w:t>
+              <w:t>5,000,000</w:t>
             </w:r>
           </w:p>
         </w:tc>
@@ -12446,7 +12641,7 @@
                 <w:color w:val="1A1A1A"/>
                 <w:sz w:val="14"/>
               </w:rPr>
-              <w:t>162,162</w:t>
+              <w:t>270,270</w:t>
             </w:r>
           </w:p>
         </w:tc>
@@ -12475,7 +12670,7 @@
                 <w:color w:val="1A1A1A"/>
                 <w:sz w:val="14"/>
               </w:rPr>
-              <w:t>仅为账期垫付，占收入 6%</w:t>
+              <w:t>仅为账期垫付，占收入 5%</w:t>
             </w:r>
           </w:p>
         </w:tc>
@@ -12563,7 +12758,7 @@
                 <w:color w:val="1A1A1A"/>
                 <w:sz w:val="14"/>
               </w:rPr>
-              <w:t>1,607,800</w:t>
+              <w:t>1,867,800</w:t>
             </w:r>
           </w:p>
         </w:tc>
@@ -12592,7 +12787,7 @@
                 <w:color w:val="1A1A1A"/>
                 <w:sz w:val="14"/>
               </w:rPr>
-              <w:t>86,908</w:t>
+              <w:t>100,962</w:t>
             </w:r>
           </w:p>
         </w:tc>
@@ -12710,7 +12905,7 @@
                 <w:color w:val="0B2545"/>
                 <w:sz w:val="14"/>
               </w:rPr>
-              <w:t>17,685,800 / 18,500,000</w:t>
+              <w:t>20,545,800 / 21,300,000</w:t>
             </w:r>
           </w:p>
         </w:tc>
@@ -12743,7 +12938,7 @@
                 <w:color w:val="0B2545"/>
                 <w:sz w:val="14"/>
               </w:rPr>
-              <w:t>955,989 / 1,000,000</w:t>
+              <w:t>1,110,584 / 1,150,000</w:t>
             </w:r>
           </w:p>
         </w:tc>
@@ -12775,7 +12970,7 @@
                 <w:color w:val="0B2545"/>
                 <w:sz w:val="14"/>
               </w:rPr>
-              <w:t>场地与信息化 24%｜前3个月运营 19%｜押金 16%｜营运资金与备用 26%｜合规 8%</w:t>
+              <w:t>场地与信息化 21%｜前3个月运营 19%｜押金 14%｜营运资金与备用 33%｜合规 7%</w:t>
             </w:r>
           </w:p>
         </w:tc>
@@ -13038,7 +13233,7 @@
                 <w:color w:val="1A1A1A"/>
                 <w:sz w:val="14"/>
               </w:rPr>
-              <w:t>约 1,800,000</w:t>
+              <w:t>约 3,500,000</w:t>
             </w:r>
           </w:p>
         </w:tc>
@@ -13127,7 +13322,7 @@
                 <w:color w:val="1A1A1A"/>
                 <w:sz w:val="14"/>
               </w:rPr>
-              <w:t>SKU 品类扩展、市场推广加码、代理商体系铺开、第三城前置筹备、平台 V2.0</w:t>
+              <w:t>SKU 品类扩展、市场推广加码、代理商体系铺开（60 家）、第三城前置筹备、平台 V2.0</w:t>
             </w:r>
           </w:p>
         </w:tc>
@@ -13157,7 +13352,7 @@
                 <w:color w:val="1A1A1A"/>
                 <w:sz w:val="14"/>
               </w:rPr>
-              <w:t>约 5,500,000</w:t>
+              <w:t>约 9,000,000</w:t>
             </w:r>
           </w:p>
         </w:tc>
@@ -13245,7 +13440,7 @@
                 <w:color w:val="1A1A1A"/>
                 <w:sz w:val="14"/>
               </w:rPr>
-              <w:t>两座新城铺设、自有品牌品类扩展、团队扩编至 52 人</w:t>
+              <w:t>两座新城铺设、自有品牌品类扩展、代理商扩至 180 家、团队扩编至 38 人</w:t>
             </w:r>
           </w:p>
         </w:tc>
@@ -13274,7 +13469,7 @@
                 <w:color w:val="1A1A1A"/>
                 <w:sz w:val="14"/>
               </w:rPr>
-              <w:t>约 12,000,000</w:t>
+              <w:t>约 25,000,000</w:t>
             </w:r>
           </w:p>
         </w:tc>
@@ -14485,7 +14680,7 @@
           <w:color w:val="5A6472"/>
           <w:sz w:val="14"/>
         </w:rPr>
-        <w:t>关键节省与谈判要点：因寄售货源存放于合作方位于墨西哥城的既有仓库，CLG 在墨城无需自建大仓，仅保留 800㎡ 展厅与总部办公——相较自租 5,000㎡ 仓库每年直接节省约 700 万比索。蒙特雷工业地产 2026 年一季度空置率 7.5%、报价 7.00 美元/㎡/月（Colliers），应争取 3–5 年期、3 个月免租期并将年涨幅锁定于美元 CPI 或 3%；展厅须取 flex／工业型空间而非甲级写字楼（甲级报价达 18.88 美元/㎡/月，Solili 2026年6月），选错每年多支出约 19.5 万美元。租金是本方案唯一未被压缩的固定成本——它直接决定展厅规模与成交场所。首年实付 635 万比索（占收入 12.8%），第二年约 9.2%、第三年约 6.3%。</w:t>
+        <w:t>关键节省与谈判要点：因寄售货源存放于合作方位于墨西哥城的既有仓库，CLG 在墨城无需自建大仓，仅保留 800㎡ 展厅与总部办公——相较自租 5,000㎡ 仓库每年直接节省约 700 万比索。蒙特雷工业地产 2026 年一季度空置率 7.5%、报价 7.00 美元/㎡/月（Colliers），应争取 3–5 年期、3 个月免租期并将年涨幅锁定于美元 CPI 或 3%；展厅须取 flex／工业型空间而非甲级写字楼（甲级报价达 18.88 美元/㎡/月，Solili 2026年6月），选错每年多支出约 19.5 万美元。租金是本方案唯一未被压缩的固定成本——它直接决定展厅规模与成交场所。首年实付 635 万比索（仅占收入 6.4%），第二年约 4.6%、第三年约 3.3%——收入上调而场地不变，租金占比直接减半，这是本次利润率跃升最直接的来源。</w:t>
       </w:r>
     </w:p>
     <w:p>
@@ -14869,7 +15064,7 @@
                 <w:color w:val="1A1A1A"/>
                 <w:sz w:val="14"/>
               </w:rPr>
-              <w:t>6.0</w:t>
+              <w:t>12.0</w:t>
             </w:r>
           </w:p>
         </w:tc>
@@ -14898,7 +15093,7 @@
                 <w:color w:val="1A1A1A"/>
                 <w:sz w:val="14"/>
               </w:rPr>
-              <w:t>10.5</w:t>
+              <w:t>21.0</w:t>
             </w:r>
           </w:p>
         </w:tc>
@@ -14927,7 +15122,7 @@
                 <w:color w:val="1A1A1A"/>
                 <w:sz w:val="14"/>
               </w:rPr>
-              <w:t>14.0</w:t>
+              <w:t>28.0</w:t>
             </w:r>
           </w:p>
         </w:tc>
@@ -14956,7 +15151,7 @@
                 <w:color w:val="1A1A1A"/>
                 <w:sz w:val="14"/>
               </w:rPr>
-              <w:t>19.0</w:t>
+              <w:t>38.0</w:t>
             </w:r>
           </w:p>
         </w:tc>
@@ -14985,7 +15180,7 @@
                 <w:color w:val="1A1A1A"/>
                 <w:sz w:val="14"/>
               </w:rPr>
-              <w:t>49.5</w:t>
+              <w:t>99.0</w:t>
             </w:r>
           </w:p>
         </w:tc>
@@ -15016,7 +15211,7 @@
                 <w:color w:val="1A1A1A"/>
                 <w:sz w:val="14"/>
               </w:rPr>
-              <w:t>毛利润（毛利率 50%）</w:t>
+              <w:t>毛利润（毛利率 47%）</w:t>
             </w:r>
           </w:p>
         </w:tc>
@@ -15046,7 +15241,7 @@
                 <w:color w:val="1A1A1A"/>
                 <w:sz w:val="14"/>
               </w:rPr>
-              <w:t>3.0</w:t>
+              <w:t>5.64</w:t>
             </w:r>
           </w:p>
         </w:tc>
@@ -15076,7 +15271,7 @@
                 <w:color w:val="1A1A1A"/>
                 <w:sz w:val="14"/>
               </w:rPr>
-              <w:t>5.25</w:t>
+              <w:t>9.87</w:t>
             </w:r>
           </w:p>
         </w:tc>
@@ -15106,7 +15301,7 @@
                 <w:color w:val="1A1A1A"/>
                 <w:sz w:val="14"/>
               </w:rPr>
-              <w:t>7.0</w:t>
+              <w:t>13.16</w:t>
             </w:r>
           </w:p>
         </w:tc>
@@ -15136,7 +15331,7 @@
                 <w:color w:val="1A1A1A"/>
                 <w:sz w:val="14"/>
               </w:rPr>
-              <w:t>9.5</w:t>
+              <w:t>17.86</w:t>
             </w:r>
           </w:p>
         </w:tc>
@@ -15166,7 +15361,7 @@
                 <w:color w:val="1A1A1A"/>
                 <w:sz w:val="14"/>
               </w:rPr>
-              <w:t>24.75</w:t>
+              <w:t>46.53</w:t>
             </w:r>
           </w:p>
         </w:tc>
@@ -15225,7 +15420,7 @@
                 <w:color w:val="1A1A1A"/>
                 <w:sz w:val="14"/>
               </w:rPr>
-              <w:t>4.5</w:t>
+              <w:t>6.40</w:t>
             </w:r>
           </w:p>
         </w:tc>
@@ -15254,7 +15449,7 @@
                 <w:color w:val="1A1A1A"/>
                 <w:sz w:val="14"/>
               </w:rPr>
-              <w:t>5.0</w:t>
+              <w:t>7.30</w:t>
             </w:r>
           </w:p>
         </w:tc>
@@ -15283,7 +15478,7 @@
                 <w:color w:val="1A1A1A"/>
                 <w:sz w:val="14"/>
               </w:rPr>
-              <w:t>5.4</w:t>
+              <w:t>8.00</w:t>
             </w:r>
           </w:p>
         </w:tc>
@@ -15312,7 +15507,7 @@
                 <w:color w:val="1A1A1A"/>
                 <w:sz w:val="14"/>
               </w:rPr>
-              <w:t>5.7</w:t>
+              <w:t>8.95</w:t>
             </w:r>
           </w:p>
         </w:tc>
@@ -15341,7 +15536,7 @@
                 <w:color w:val="1A1A1A"/>
                 <w:sz w:val="14"/>
               </w:rPr>
-              <w:t>20.6</w:t>
+              <w:t>30.65</w:t>
             </w:r>
           </w:p>
         </w:tc>
@@ -15402,7 +15597,7 @@
                 <w:color w:val="1A1A1A"/>
                 <w:sz w:val="14"/>
               </w:rPr>
-              <w:t>(1.50)</w:t>
+              <w:t>(0.76)</w:t>
             </w:r>
           </w:p>
         </w:tc>
@@ -15432,7 +15627,7 @@
                 <w:color w:val="1A1A1A"/>
                 <w:sz w:val="14"/>
               </w:rPr>
-              <w:t>0.25（2.4%）</w:t>
+              <w:t>2.57（12.2%）</w:t>
             </w:r>
           </w:p>
         </w:tc>
@@ -15462,7 +15657,7 @@
                 <w:color w:val="1A1A1A"/>
                 <w:sz w:val="14"/>
               </w:rPr>
-              <w:t>1.60（11.4%）</w:t>
+              <w:t>5.16（18.4%）</w:t>
             </w:r>
           </w:p>
         </w:tc>
@@ -15492,7 +15687,7 @@
                 <w:color w:val="1A1A1A"/>
                 <w:sz w:val="14"/>
               </w:rPr>
-              <w:t>3.80（20.0%）</w:t>
+              <w:t>8.91（23.4%）</w:t>
             </w:r>
           </w:p>
         </w:tc>
@@ -15522,7 +15717,7 @@
                 <w:color w:val="1A1A1A"/>
                 <w:sz w:val="14"/>
               </w:rPr>
-              <w:t>4.15（8.4%）</w:t>
+              <w:t>15.88（16.0%）</w:t>
             </w:r>
           </w:p>
         </w:tc>
@@ -15581,7 +15776,7 @@
                 <w:color w:val="1A1A1A"/>
                 <w:sz w:val="14"/>
               </w:rPr>
-              <w:t>(1.74)</w:t>
+              <w:t>(1.03)</w:t>
             </w:r>
           </w:p>
         </w:tc>
@@ -15610,7 +15805,7 @@
                 <w:color w:val="1A1A1A"/>
                 <w:sz w:val="14"/>
               </w:rPr>
-              <w:t>(0.01)</w:t>
+              <w:t>1.90</w:t>
             </w:r>
           </w:p>
         </w:tc>
@@ -15639,7 +15834,7 @@
                 <w:color w:val="1A1A1A"/>
                 <w:sz w:val="14"/>
               </w:rPr>
-              <w:t>1.32</w:t>
+              <w:t>3.39</w:t>
             </w:r>
           </w:p>
         </w:tc>
@@ -15668,7 +15863,7 @@
                 <w:color w:val="1A1A1A"/>
                 <w:sz w:val="14"/>
               </w:rPr>
-              <w:t>2.60</w:t>
+              <w:t>6.02</w:t>
             </w:r>
           </w:p>
         </w:tc>
@@ -15697,7 +15892,7 @@
                 <w:color w:val="1A1A1A"/>
                 <w:sz w:val="14"/>
               </w:rPr>
-              <w:t>2.17</w:t>
+              <w:t>10.28</w:t>
             </w:r>
           </w:p>
         </w:tc>
@@ -15911,7 +16106,7 @@
           <w:color w:val="5A6472"/>
           <w:sz w:val="14"/>
         </w:rPr>
-        <w:t>在 15 人编制与全面二手设备的成本结构下，首年即实现 EBITDA 415 万比索（8.4%）与净利润 217 万比索（4.4%）：第一季度小幅亏损仅源于场地建设与团队先行投入，第二季度单季即转正，第四季度 EBITDA 率达 20.0%。</w:t>
+        <w:t>首年即实现 EBITDA 1,588 万比索（16.0%）与净利润 1,028 万比索（10.4%）：第一季度小幅亏损仅源于场地建设与团队先行投入，第二季度单季即转正，第四季度 EBITDA 率达 23.4%。利润率跃升并非来自新增收入本身，而是来自固定成本不变——租金、总部与 IT 团队成本在收入翻倍后占比减半。</w:t>
       </w:r>
     </w:p>
     <w:p>
@@ -16490,7 +16685,7 @@
                 <w:color w:val="1A1A1A"/>
                 <w:sz w:val="14"/>
               </w:rPr>
-              <w:t>30</w:t>
+              <w:t>60</w:t>
             </w:r>
           </w:p>
         </w:tc>
@@ -16519,7 +16714,7 @@
                 <w:color w:val="1A1A1A"/>
                 <w:sz w:val="14"/>
               </w:rPr>
-              <w:t>49.5</w:t>
+              <w:t>99.0</w:t>
             </w:r>
           </w:p>
         </w:tc>
@@ -16548,7 +16743,7 @@
                 <w:color w:val="1A1A1A"/>
                 <w:sz w:val="14"/>
               </w:rPr>
-              <w:t>4.15</w:t>
+              <w:t>15.9</w:t>
             </w:r>
           </w:p>
         </w:tc>
@@ -16577,7 +16772,7 @@
                 <w:color w:val="1A1A1A"/>
                 <w:sz w:val="14"/>
               </w:rPr>
-              <w:t>2.17</w:t>
+              <w:t>10.3</w:t>
             </w:r>
           </w:p>
         </w:tc>
@@ -16728,7 +16923,7 @@
                 <w:color w:val="1A1A1A"/>
                 <w:sz w:val="14"/>
               </w:rPr>
-              <w:t>90</w:t>
+              <w:t>180</w:t>
             </w:r>
           </w:p>
         </w:tc>
@@ -16758,7 +16953,7 @@
                 <w:color w:val="1A1A1A"/>
                 <w:sz w:val="14"/>
               </w:rPr>
-              <w:t>126.0</w:t>
+              <w:t>252.0</w:t>
             </w:r>
           </w:p>
         </w:tc>
@@ -16788,7 +16983,7 @@
                 <w:color w:val="1A1A1A"/>
                 <w:sz w:val="14"/>
               </w:rPr>
-              <w:t>19.2</w:t>
+              <w:t>43.8</w:t>
             </w:r>
           </w:p>
         </w:tc>
@@ -16818,7 +17013,7 @@
                 <w:color w:val="1A1A1A"/>
                 <w:sz w:val="14"/>
               </w:rPr>
-              <w:t>12.2</w:t>
+              <w:t>29.1</w:t>
             </w:r>
           </w:p>
         </w:tc>
@@ -16964,7 +17159,7 @@
                 <w:color w:val="1A1A1A"/>
                 <w:sz w:val="14"/>
               </w:rPr>
-              <w:t>220</w:t>
+              <w:t>440</w:t>
             </w:r>
           </w:p>
         </w:tc>
@@ -16993,7 +17188,7 @@
                 <w:color w:val="1A1A1A"/>
                 <w:sz w:val="14"/>
               </w:rPr>
-              <w:t>255.0</w:t>
+              <w:t>510.0</w:t>
             </w:r>
           </w:p>
         </w:tc>
@@ -17022,7 +17217,7 @@
                 <w:color w:val="1A1A1A"/>
                 <w:sz w:val="14"/>
               </w:rPr>
-              <w:t>47.8</w:t>
+              <w:t>96.9</w:t>
             </w:r>
           </w:p>
         </w:tc>
@@ -17051,7 +17246,7 @@
                 <w:color w:val="1A1A1A"/>
                 <w:sz w:val="14"/>
               </w:rPr>
-              <w:t>31.7</w:t>
+              <w:t>65.3</w:t>
             </w:r>
           </w:p>
         </w:tc>
@@ -17084,7 +17279,7 @@
           <w:color w:val="5A6472"/>
           <w:sz w:val="14"/>
         </w:rPr>
-        <w:t>轻资产纪律：第三年自建 7 城但仅设 4 个仓库、团队仅 48 人，其余由 220 家代理商与越库配送覆盖全国——这正是第三年 EBITDA 利润率得以达到 18.8% 的原因。全部扩张资金自第 4 个月起由经营收入承担，三年内不再进行任何股权融资。</w:t>
+        <w:t>轻资产纪律：第三年自建 7 城但仅设 4 个仓库、团队仅 72 人，其余由 440 家代理商与越库配送覆盖全国 32 州——这正是第三年 EBITDA 利润率达到 19.0% 的原因。全部扩张资金自第 4 个月起由经营收入承担，三年内不再进行任何股权融资。</w:t>
       </w:r>
     </w:p>
     <w:tbl>
@@ -17235,7 +17430,7 @@
           <w:color w:val="1A1A1A"/>
           <w:sz w:val="14"/>
         </w:rPr>
-        <w:t>按本版保守口径，第五年 CLG 目标营业收入约 4,220 万美元（7.8 亿比索）、净利率约 13%（净利润约 548 万美元）、自有品牌占收入 50% 以上——税前利润远超纳斯达克全球市场（Nasdaq Global Market）收益标准所要求的 100 万美元，并可同时满足股东权益 1,500 万美元、公众持股市值 800 万美元、400 名整手股东与股价 4 美元等各项门槛；若届时市值达 7,500 万美元以上，亦可选择市值标准申报。</w:t>
+        <w:t>按本版口径，第五年 CLG 目标营业收入约 8,430 万美元（15.6 亿比索）、净利率约 13%（净利润约 1,096 万美元）、自有品牌占收入 50% 以上——税前利润远超纳斯达克全球市场（Nasdaq Global Market）收益标准所要求的 100 万美元，并可同时满足股东权益 1,500 万美元、公众持股市值 800 万美元、400 名整手股东与股价 4 美元等各项门槛；若届时市值达 7,500 万美元以上，亦可选择市值标准申报。</w:t>
       </w:r>
     </w:p>
     <w:p>
@@ -17281,7 +17476,7 @@
           <w:color w:val="1A1A1A"/>
           <w:sz w:val="14"/>
         </w:rPr>
-        <w:t>可比公司框架：拉美及新兴市场纯分销企业的交易倍数约为 0.4–0.9 倍 EV/Revenue 与 14–20 倍 P/E，而拥有自有渠道的品牌消费品公司为 1.5–3.0 倍 EV/Revenue 与 20–28 倍 P/E；鉴于 CLG 届时自有品牌占比约 50%、毛利率 45% 左右、三年复合增速约 45%，可辩护的定价基准为 1.8 倍 EV/Revenue 或 22 倍 P/E（PEG 显著低于 1.0）。</w:t>
+        <w:t>可比公司框架：拉美及新兴市场纯分销企业的交易倍数约为 0.4–0.9 倍 EV/Revenue 与 14–20 倍 P/E，而拥有自有渠道的品牌消费品公司为 1.5–3.0 倍 EV/Revenue 与 20–28 倍 P/E；鉴于 CLG 届时自有品牌占比约 50%、毛利率 43% 左右、三年复合增速约 45%，可辩护的定价基准为 1.8 倍 EV/Revenue 或 22 倍 P/E（PEG 显著低于 1.0）。</w:t>
       </w:r>
     </w:p>
     <w:p>
@@ -17327,7 +17522,7 @@
           <w:color w:val="1A1A1A"/>
           <w:sz w:val="14"/>
         </w:rPr>
-        <w:t>据此隐含企业价值按收入倍数约 7,600 万美元、按盈利倍数约 1.21 亿美元，即 7,500 万–1.2 亿美元（14–22 亿比索）的可信上市区间，相当于对首年 100 万美元启动资金 75–120 倍的回报；三项不可妥协的前提：自第一年起由四大或 PCAOB 注册所出具 US GAAP／IFRS 审计报告、即刻搭建开曼或特拉华控股公司之于墨西哥 S.A. de C.V. 的离岸架构、自第一天建立符合 SOX 的内控与常设资料室。</w:t>
+        <w:t>据此隐含企业价值按收入倍数约 1.52 亿美元、按盈利倍数约 2.41 亿美元，即 1.5 亿–2.4 亿美元（28–44 亿比索）的可信上市区间，相当于对首年 115 万美元启动资金 130–210 倍的回报；三项不可妥协的前提：自第一年起由四大或 PCAOB 注册所出具 US GAAP／IFRS 审计报告、即刻搭建开曼或特拉华控股公司之于墨西哥 S.A. de C.V. 的离岸架构、自第一天建立符合 SOX 的内控与常设资料室。</w:t>
       </w:r>
     </w:p>
     <w:p>
@@ -17618,7 +17813,7 @@
                 <w:color w:val="1A1A1A"/>
                 <w:sz w:val="13"/>
               </w:rPr>
-              <w:t>首年收入 3,660 万比索</w:t>
+              <w:t>首年收入 7,920 万比索</w:t>
             </w:r>
           </w:p>
         </w:tc>
@@ -17884,7 +18079,7 @@
                 <w:color w:val="1A1A1A"/>
                 <w:sz w:val="13"/>
               </w:rPr>
-              <w:t>首年计提 60 万；第三年敞口约 780 万</w:t>
+              <w:t>首年计提 120 万；第三年敞口约 1,560 万</w:t>
             </w:r>
           </w:p>
         </w:tc>
@@ -17943,7 +18138,7 @@
                 <w:color w:val="1A1A1A"/>
                 <w:sz w:val="13"/>
               </w:rPr>
-              <w:t>关键人与人手风险　15 人编制下总经理一人统管两城并全责 IT，单点依赖显著；任一核心岗位离职即形成缺口；寄售货源价格优势窗口约 18–24 个月</w:t>
+              <w:t>关键人与人手风险　18 人编制下总经理一人统管两城并全责 IT，单点依赖显著；任一核心岗位离职即形成缺口；寄售货源第二年末去化 81%，价格优势窗口约 18–24 个月</w:t>
             </w:r>
           </w:p>
         </w:tc>
@@ -18000,7 +18195,7 @@
                 <w:color w:val="1A1A1A"/>
                 <w:sz w:val="13"/>
               </w:rPr>
-              <w:t>窗口即战略：用 18 个月锁定 220 家带独家条款与最低采购量的代理商，渠道关系在价格优势消失后依然存续；自有品牌为永久护城河，第三年 39% 毛利来自自有知识产权。精简编制的缓释设计：关键流程固化于 ERP 与书面 SOP 而非个人经验，设计、法务、报关、配送均有外部合作方可即时补位；总经理层面以书面接班安排、期权池、关键人寿险与第 12 个月视业绩增设副手缓释，并在尽调前主动披露</w:t>
+              <w:t>窗口即战略：用 18 个月锁定 440 家带独家条款与最低采购量的代理商，渠道关系在价格优势消失后依然存续；自有品牌为永久护城河，第三年 42% 毛利来自自有知识产权。精简编制的缓释设计：关键流程固化于 ERP 与书面 SOP 而非个人经验，设计、法务、报关、配送均有外部合作方可即时补位；总经理层面以书面接班安排、期权池、关键人寿险与第 12 个月视业绩增设副手缓释，并在尽调前主动披露</w:t>
             </w:r>
           </w:p>
         </w:tc>
@@ -18449,7 +18644,7 @@
                 <w:color w:val="1A1A1A"/>
                 <w:sz w:val="14"/>
               </w:rPr>
-              <w:t>180</w:t>
+              <w:t>360</w:t>
             </w:r>
           </w:p>
         </w:tc>
@@ -18478,7 +18673,7 @@
                 <w:color w:val="1A1A1A"/>
                 <w:sz w:val="14"/>
               </w:rPr>
-              <w:t>520</w:t>
+              <w:t>1,040</w:t>
             </w:r>
           </w:p>
         </w:tc>
@@ -18507,7 +18702,7 @@
                 <w:color w:val="1A1A1A"/>
                 <w:sz w:val="14"/>
               </w:rPr>
-              <w:t>1,150</w:t>
+              <w:t>2,300</w:t>
             </w:r>
           </w:p>
         </w:tc>
@@ -18564,7 +18759,7 @@
                 <w:color w:val="1A1A1A"/>
                 <w:sz w:val="14"/>
               </w:rPr>
-              <w:t>11%</w:t>
+              <w:t>23%</w:t>
             </w:r>
           </w:p>
         </w:tc>
@@ -18593,7 +18788,7 @@
                 <w:color w:val="1A1A1A"/>
                 <w:sz w:val="14"/>
               </w:rPr>
-              <w:t>38%</w:t>
+              <w:t>81%</w:t>
             </w:r>
           </w:p>
         </w:tc>
@@ -18622,7 +18817,7 @@
                 <w:color w:val="1A1A1A"/>
                 <w:sz w:val="14"/>
               </w:rPr>
-              <w:t>88%</w:t>
+              <w:t>100%→转常规补货</w:t>
             </w:r>
           </w:p>
         </w:tc>
@@ -18683,7 +18878,7 @@
                 <w:color w:val="1A1A1A"/>
                 <w:sz w:val="14"/>
               </w:rPr>
-              <w:t>30</w:t>
+              <w:t>60</w:t>
             </w:r>
           </w:p>
         </w:tc>
@@ -18713,7 +18908,7 @@
                 <w:color w:val="1A1A1A"/>
                 <w:sz w:val="14"/>
               </w:rPr>
-              <w:t>90</w:t>
+              <w:t>180</w:t>
             </w:r>
           </w:p>
         </w:tc>
@@ -18743,7 +18938,7 @@
                 <w:color w:val="1A1A1A"/>
                 <w:sz w:val="14"/>
               </w:rPr>
-              <w:t>220</w:t>
+              <w:t>440</w:t>
             </w:r>
           </w:p>
         </w:tc>
@@ -19036,7 +19231,7 @@
                 <w:color w:val="1A1A1A"/>
                 <w:sz w:val="14"/>
               </w:rPr>
-              <w:t>15 / 3.30</w:t>
+              <w:t>18 / 5.50</w:t>
             </w:r>
           </w:p>
         </w:tc>
@@ -19065,7 +19260,7 @@
                 <w:color w:val="1A1A1A"/>
                 <w:sz w:val="14"/>
               </w:rPr>
-              <w:t>26 / 4.85</w:t>
+              <w:t>38 / 6.63</w:t>
             </w:r>
           </w:p>
         </w:tc>
@@ -19094,7 +19289,7 @@
                 <w:color w:val="1A1A1A"/>
                 <w:sz w:val="14"/>
               </w:rPr>
-              <w:t>48 / 5.31</w:t>
+              <w:t>72 / 7.08</w:t>
             </w:r>
           </w:p>
         </w:tc>
